--- a/8-资源管理/运行记录类文件/HFSJ-ITSS-0809-运维工具自评估报告.docx
+++ b/8-资源管理/运行记录类文件/HFSJ-ITSS-0809-运维工具自评估报告.docx
@@ -1,11 +1,10 @@
 
 <file path=word/document.xml><?xml version="1.0" encoding="utf-8"?>
-<w:document xmlns:wpc="http://schemas.microsoft.com/office/word/2010/wordprocessingCanvas" xmlns:mc="http://schemas.openxmlformats.org/markup-compatibility/2006" xmlns:o="urn:schemas-microsoft-com:office:office" xmlns:r="http://schemas.openxmlformats.org/officeDocument/2006/relationships" xmlns:m="http://schemas.openxmlformats.org/officeDocument/2006/math" xmlns:v="urn:schemas-microsoft-com:vml" xmlns:wp14="http://schemas.microsoft.com/office/word/2010/wordprocessingDrawing" xmlns:wp="http://schemas.openxmlformats.org/drawingml/2006/wordprocessingDrawing" xmlns:w10="urn:schemas-microsoft-com:office:word" xmlns:w="http://schemas.openxmlformats.org/wordprocessingml/2006/main" xmlns:w14="http://schemas.microsoft.com/office/word/2010/wordml" xmlns:w15="http://schemas.microsoft.com/office/word/2012/wordml" xmlns:wne="http://schemas.microsoft.com/office/word/2006/wordml" xmlns:wpg="http://schemas.microsoft.com/office/word/2010/wordprocessingGroup" xmlns:wpi="http://schemas.microsoft.com/office/word/2010/wordprocessingInk" xmlns:wps="http://schemas.microsoft.com/office/word/2010/wordprocessingShape" mc:Ignorable="w14 w15 wp14">
-  <!-- Generated by Aspose.Words for .NET 13.3.0.1 -->
+<w:document xmlns:wpc="http://schemas.microsoft.com/office/word/2010/wordprocessingCanvas" xmlns:mc="http://schemas.openxmlformats.org/markup-compatibility/2006" xmlns:o="urn:schemas-microsoft-com:office:office" xmlns:r="http://schemas.openxmlformats.org/officeDocument/2006/relationships" xmlns:m="http://schemas.openxmlformats.org/officeDocument/2006/math" xmlns:v="urn:schemas-microsoft-com:vml" xmlns:wp14="http://schemas.microsoft.com/office/word/2010/wordprocessingDrawing" xmlns:wp="http://schemas.openxmlformats.org/drawingml/2006/wordprocessingDrawing" xmlns:w="http://schemas.openxmlformats.org/wordprocessingml/2006/main" xmlns:w14="http://schemas.microsoft.com/office/word/2010/wordml" xmlns:w10="urn:schemas-microsoft-com:office:word" xmlns:w15="http://schemas.microsoft.com/office/word/2012/wordml" xmlns:wpg="http://schemas.microsoft.com/office/word/2010/wordprocessingGroup" xmlns:wpi="http://schemas.microsoft.com/office/word/2010/wordprocessingInk" xmlns:wne="http://schemas.microsoft.com/office/word/2006/wordml" xmlns:wps="http://schemas.microsoft.com/office/word/2010/wordprocessingShape" xmlns:wpsCustomData="http://www.wps.cn/officeDocument/2013/wpsCustomData" mc:Ignorable="w14 w15 wp14">
   <w:body>
     <w:p>
       <w:pPr>
-        <w:pStyle w:val="a0"/>
+        <w:pStyle w:val="27"/>
         <w:keepNext w:val="0"/>
         <w:keepLines w:val="0"/>
         <w:pageBreakBefore w:val="0"/>
@@ -38,7 +37,7 @@
     </w:p>
     <w:p>
       <w:pPr>
-        <w:pStyle w:val="a1"/>
+        <w:pStyle w:val="28"/>
         <w:keepNext w:val="0"/>
         <w:keepLines w:val="0"/>
         <w:pageBreakBefore w:val="0"/>
@@ -69,17 +68,18 @@
     </w:p>
     <w:tbl>
       <w:tblPr>
-        <w:tblStyle w:val="TableGrid"/>
+        <w:tblStyle w:val="23"/>
         <w:tblW w:w="8522" w:type="dxa"/>
         <w:jc w:val="center"/>
         <w:tblBorders>
-          <w:top w:val="nil"/>
-          <w:left w:val="nil"/>
-          <w:bottom w:val="nil"/>
-          <w:right w:val="nil"/>
-          <w:insideH w:val="nil"/>
-          <w:insideV w:val="nil"/>
+          <w:top w:val="none" w:color="auto" w:sz="0" w:space="0"/>
+          <w:left w:val="none" w:color="auto" w:sz="0" w:space="0"/>
+          <w:bottom w:val="none" w:color="auto" w:sz="0" w:space="0"/>
+          <w:right w:val="none" w:color="auto" w:sz="0" w:space="0"/>
+          <w:insideH w:val="none" w:color="auto" w:sz="0" w:space="0"/>
+          <w:insideV w:val="none" w:color="auto" w:sz="0" w:space="0"/>
         </w:tblBorders>
+        <w:tblLayout w:type="autofit"/>
         <w:tblCellMar>
           <w:top w:w="0" w:type="dxa"/>
           <w:left w:w="108" w:type="dxa"/>
@@ -95,15 +95,13 @@
       </w:tblGrid>
       <w:tr>
         <w:tblPrEx>
-          <w:tblW w:w="8522" w:type="dxa"/>
-          <w:jc w:val="center"/>
           <w:tblBorders>
-            <w:top w:val="nil"/>
-            <w:left w:val="nil"/>
-            <w:bottom w:val="nil"/>
-            <w:right w:val="nil"/>
-            <w:insideH w:val="nil"/>
-            <w:insideV w:val="nil"/>
+            <w:top w:val="none" w:color="auto" w:sz="0" w:space="0"/>
+            <w:left w:val="none" w:color="auto" w:sz="0" w:space="0"/>
+            <w:bottom w:val="none" w:color="auto" w:sz="0" w:space="0"/>
+            <w:right w:val="none" w:color="auto" w:sz="0" w:space="0"/>
+            <w:insideH w:val="none" w:color="auto" w:sz="0" w:space="0"/>
+            <w:insideV w:val="none" w:color="auto" w:sz="0" w:space="0"/>
           </w:tblBorders>
           <w:tblCellMar>
             <w:top w:w="0" w:type="dxa"/>
@@ -113,7 +111,7 @@
           </w:tblCellMar>
         </w:tblPrEx>
         <w:trPr>
-          <w:trHeight w:val="0"/>
+          <w:trHeight w:val="0" w:hRule="atLeast"/>
           <w:tblHeader/>
           <w:jc w:val="center"/>
         </w:trPr>
@@ -121,8 +119,8 @@
           <w:tcPr>
             <w:tcW w:w="1824" w:type="dxa"/>
             <w:tcBorders>
-              <w:top w:val="single" w:sz="4" w:space="0" w:color="auto"/>
-              <w:left w:val="single" w:sz="4" w:space="0" w:color="auto"/>
+              <w:top w:val="single" w:color="auto" w:sz="4" w:space="0"/>
+              <w:left w:val="single" w:color="auto" w:sz="4" w:space="0"/>
               <w:bottom w:val="nil"/>
               <w:right w:val="nil"/>
             </w:tcBorders>
@@ -168,8 +166,8 @@
           <w:tcPr>
             <w:tcW w:w="3090" w:type="dxa"/>
             <w:tcBorders>
-              <w:top w:val="single" w:sz="4" w:space="0" w:color="auto"/>
-              <w:left w:val="single" w:sz="4" w:space="0" w:color="auto"/>
+              <w:top w:val="single" w:color="auto" w:sz="4" w:space="0"/>
+              <w:left w:val="single" w:color="auto" w:sz="4" w:space="0"/>
               <w:bottom w:val="nil"/>
               <w:right w:val="nil"/>
             </w:tcBorders>
@@ -214,8 +212,8 @@
           <w:tcPr>
             <w:tcW w:w="1824" w:type="dxa"/>
             <w:tcBorders>
-              <w:top w:val="single" w:sz="4" w:space="0" w:color="auto"/>
-              <w:left w:val="single" w:sz="4" w:space="0" w:color="auto"/>
+              <w:top w:val="single" w:color="auto" w:sz="4" w:space="0"/>
+              <w:left w:val="single" w:color="auto" w:sz="4" w:space="0"/>
               <w:bottom w:val="nil"/>
               <w:right w:val="nil"/>
             </w:tcBorders>
@@ -261,10 +259,10 @@
           <w:tcPr>
             <w:tcW w:w="1784" w:type="dxa"/>
             <w:tcBorders>
-              <w:top w:val="single" w:sz="4" w:space="0" w:color="auto"/>
-              <w:left w:val="single" w:sz="4" w:space="0" w:color="auto"/>
+              <w:top w:val="single" w:color="auto" w:sz="4" w:space="0"/>
+              <w:left w:val="single" w:color="auto" w:sz="4" w:space="0"/>
               <w:bottom w:val="nil"/>
-              <w:right w:val="single" w:sz="4" w:space="0" w:color="auto"/>
+              <w:right w:val="single" w:color="auto" w:sz="4" w:space="0"/>
             </w:tcBorders>
             <w:tcMar>
               <w:top w:w="-1" w:type="dxa"/>
@@ -306,8 +304,14 @@
       </w:tr>
       <w:tr>
         <w:tblPrEx>
-          <w:tblW w:w="8522" w:type="dxa"/>
-          <w:jc w:val="center"/>
+          <w:tblBorders>
+            <w:top w:val="none" w:color="auto" w:sz="0" w:space="0"/>
+            <w:left w:val="none" w:color="auto" w:sz="0" w:space="0"/>
+            <w:bottom w:val="none" w:color="auto" w:sz="0" w:space="0"/>
+            <w:right w:val="none" w:color="auto" w:sz="0" w:space="0"/>
+            <w:insideH w:val="none" w:color="auto" w:sz="0" w:space="0"/>
+            <w:insideV w:val="none" w:color="auto" w:sz="0" w:space="0"/>
+          </w:tblBorders>
           <w:tblCellMar>
             <w:top w:w="0" w:type="dxa"/>
             <w:left w:w="108" w:type="dxa"/>
@@ -316,7 +320,7 @@
           </w:tblCellMar>
         </w:tblPrEx>
         <w:trPr>
-          <w:trHeight w:val="0"/>
+          <w:trHeight w:val="0" w:hRule="atLeast"/>
           <w:tblHeader/>
           <w:jc w:val="center"/>
         </w:trPr>
@@ -324,8 +328,8 @@
           <w:tcPr>
             <w:tcW w:w="1824" w:type="dxa"/>
             <w:tcBorders>
-              <w:top w:val="single" w:sz="4" w:space="0" w:color="auto"/>
-              <w:left w:val="single" w:sz="4" w:space="0" w:color="auto"/>
+              <w:top w:val="single" w:color="auto" w:sz="4" w:space="0"/>
+              <w:left w:val="single" w:color="auto" w:sz="4" w:space="0"/>
               <w:bottom w:val="nil"/>
               <w:right w:val="nil"/>
             </w:tcBorders>
@@ -371,8 +375,8 @@
           <w:tcPr>
             <w:tcW w:w="3090" w:type="dxa"/>
             <w:tcBorders>
-              <w:top w:val="single" w:sz="4" w:space="0" w:color="auto"/>
-              <w:left w:val="single" w:sz="4" w:space="0" w:color="auto"/>
+              <w:top w:val="single" w:color="auto" w:sz="4" w:space="0"/>
+              <w:left w:val="single" w:color="auto" w:sz="4" w:space="0"/>
               <w:bottom w:val="nil"/>
               <w:right w:val="nil"/>
             </w:tcBorders>
@@ -417,8 +421,8 @@
           <w:tcPr>
             <w:tcW w:w="1824" w:type="dxa"/>
             <w:tcBorders>
-              <w:top w:val="single" w:sz="4" w:space="0" w:color="auto"/>
-              <w:left w:val="single" w:sz="4" w:space="0" w:color="auto"/>
+              <w:top w:val="single" w:color="auto" w:sz="4" w:space="0"/>
+              <w:left w:val="single" w:color="auto" w:sz="4" w:space="0"/>
               <w:bottom w:val="nil"/>
               <w:right w:val="nil"/>
             </w:tcBorders>
@@ -464,10 +468,10 @@
           <w:tcPr>
             <w:tcW w:w="1784" w:type="dxa"/>
             <w:tcBorders>
-              <w:top w:val="single" w:sz="4" w:space="0" w:color="auto"/>
-              <w:left w:val="single" w:sz="4" w:space="0" w:color="auto"/>
+              <w:top w:val="single" w:color="auto" w:sz="4" w:space="0"/>
+              <w:left w:val="single" w:color="auto" w:sz="4" w:space="0"/>
               <w:bottom w:val="nil"/>
-              <w:right w:val="single" w:sz="4" w:space="0" w:color="auto"/>
+              <w:right w:val="single" w:color="auto" w:sz="4" w:space="0"/>
             </w:tcBorders>
             <w:tcMar>
               <w:top w:w="-1" w:type="dxa"/>
@@ -509,8 +513,14 @@
       </w:tr>
       <w:tr>
         <w:tblPrEx>
-          <w:tblW w:w="8522" w:type="dxa"/>
-          <w:jc w:val="center"/>
+          <w:tblBorders>
+            <w:top w:val="none" w:color="auto" w:sz="0" w:space="0"/>
+            <w:left w:val="none" w:color="auto" w:sz="0" w:space="0"/>
+            <w:bottom w:val="none" w:color="auto" w:sz="0" w:space="0"/>
+            <w:right w:val="none" w:color="auto" w:sz="0" w:space="0"/>
+            <w:insideH w:val="none" w:color="auto" w:sz="0" w:space="0"/>
+            <w:insideV w:val="none" w:color="auto" w:sz="0" w:space="0"/>
+          </w:tblBorders>
           <w:tblCellMar>
             <w:top w:w="0" w:type="dxa"/>
             <w:left w:w="108" w:type="dxa"/>
@@ -519,7 +529,7 @@
           </w:tblCellMar>
         </w:tblPrEx>
         <w:trPr>
-          <w:trHeight w:val="0"/>
+          <w:trHeight w:val="0" w:hRule="atLeast"/>
           <w:tblHeader/>
           <w:jc w:val="center"/>
         </w:trPr>
@@ -527,8 +537,8 @@
           <w:tcPr>
             <w:tcW w:w="1824" w:type="dxa"/>
             <w:tcBorders>
-              <w:top w:val="single" w:sz="4" w:space="0" w:color="auto"/>
-              <w:left w:val="single" w:sz="4" w:space="0" w:color="auto"/>
+              <w:top w:val="single" w:color="auto" w:sz="4" w:space="0"/>
+              <w:left w:val="single" w:color="auto" w:sz="4" w:space="0"/>
               <w:bottom w:val="nil"/>
               <w:right w:val="nil"/>
             </w:tcBorders>
@@ -574,8 +584,8 @@
           <w:tcPr>
             <w:tcW w:w="3090" w:type="dxa"/>
             <w:tcBorders>
-              <w:top w:val="single" w:sz="4" w:space="0" w:color="auto"/>
-              <w:left w:val="single" w:sz="4" w:space="0" w:color="auto"/>
+              <w:top w:val="single" w:color="auto" w:sz="4" w:space="0"/>
+              <w:left w:val="single" w:color="auto" w:sz="4" w:space="0"/>
               <w:bottom w:val="nil"/>
               <w:right w:val="nil"/>
             </w:tcBorders>
@@ -620,8 +630,8 @@
           <w:tcPr>
             <w:tcW w:w="1824" w:type="dxa"/>
             <w:tcBorders>
-              <w:top w:val="single" w:sz="4" w:space="0" w:color="auto"/>
-              <w:left w:val="single" w:sz="4" w:space="0" w:color="auto"/>
+              <w:top w:val="single" w:color="auto" w:sz="4" w:space="0"/>
+              <w:left w:val="single" w:color="auto" w:sz="4" w:space="0"/>
               <w:bottom w:val="nil"/>
               <w:right w:val="nil"/>
             </w:tcBorders>
@@ -667,10 +677,10 @@
           <w:tcPr>
             <w:tcW w:w="1784" w:type="dxa"/>
             <w:tcBorders>
-              <w:top w:val="single" w:sz="4" w:space="0" w:color="auto"/>
-              <w:left w:val="single" w:sz="4" w:space="0" w:color="auto"/>
+              <w:top w:val="single" w:color="auto" w:sz="4" w:space="0"/>
+              <w:left w:val="single" w:color="auto" w:sz="4" w:space="0"/>
               <w:bottom w:val="nil"/>
-              <w:right w:val="single" w:sz="4" w:space="0" w:color="auto"/>
+              <w:right w:val="single" w:color="auto" w:sz="4" w:space="0"/>
             </w:tcBorders>
             <w:tcMar>
               <w:top w:w="-1" w:type="dxa"/>
@@ -712,8 +722,14 @@
       </w:tr>
       <w:tr>
         <w:tblPrEx>
-          <w:tblW w:w="8522" w:type="dxa"/>
-          <w:jc w:val="center"/>
+          <w:tblBorders>
+            <w:top w:val="none" w:color="auto" w:sz="0" w:space="0"/>
+            <w:left w:val="none" w:color="auto" w:sz="0" w:space="0"/>
+            <w:bottom w:val="none" w:color="auto" w:sz="0" w:space="0"/>
+            <w:right w:val="none" w:color="auto" w:sz="0" w:space="0"/>
+            <w:insideH w:val="none" w:color="auto" w:sz="0" w:space="0"/>
+            <w:insideV w:val="none" w:color="auto" w:sz="0" w:space="0"/>
+          </w:tblBorders>
           <w:tblCellMar>
             <w:top w:w="0" w:type="dxa"/>
             <w:left w:w="108" w:type="dxa"/>
@@ -722,7 +738,7 @@
           </w:tblCellMar>
         </w:tblPrEx>
         <w:trPr>
-          <w:trHeight w:val="0"/>
+          <w:trHeight w:val="0" w:hRule="atLeast"/>
           <w:tblHeader/>
           <w:jc w:val="center"/>
         </w:trPr>
@@ -730,8 +746,8 @@
           <w:tcPr>
             <w:tcW w:w="1824" w:type="dxa"/>
             <w:tcBorders>
-              <w:top w:val="single" w:sz="4" w:space="0" w:color="auto"/>
-              <w:left w:val="single" w:sz="4" w:space="0" w:color="auto"/>
+              <w:top w:val="single" w:color="auto" w:sz="4" w:space="0"/>
+              <w:left w:val="single" w:color="auto" w:sz="4" w:space="0"/>
               <w:bottom w:val="nil"/>
               <w:right w:val="nil"/>
             </w:tcBorders>
@@ -777,8 +793,8 @@
           <w:tcPr>
             <w:tcW w:w="3090" w:type="dxa"/>
             <w:tcBorders>
-              <w:top w:val="single" w:sz="4" w:space="0" w:color="auto"/>
-              <w:left w:val="single" w:sz="4" w:space="0" w:color="auto"/>
+              <w:top w:val="single" w:color="auto" w:sz="4" w:space="0"/>
+              <w:left w:val="single" w:color="auto" w:sz="4" w:space="0"/>
               <w:bottom w:val="nil"/>
               <w:right w:val="nil"/>
             </w:tcBorders>
@@ -823,8 +839,8 @@
           <w:tcPr>
             <w:tcW w:w="1824" w:type="dxa"/>
             <w:tcBorders>
-              <w:top w:val="single" w:sz="4" w:space="0" w:color="auto"/>
-              <w:left w:val="single" w:sz="4" w:space="0" w:color="auto"/>
+              <w:top w:val="single" w:color="auto" w:sz="4" w:space="0"/>
+              <w:left w:val="single" w:color="auto" w:sz="4" w:space="0"/>
               <w:bottom w:val="nil"/>
               <w:right w:val="nil"/>
             </w:tcBorders>
@@ -870,10 +886,10 @@
           <w:tcPr>
             <w:tcW w:w="1784" w:type="dxa"/>
             <w:tcBorders>
-              <w:top w:val="single" w:sz="4" w:space="0" w:color="auto"/>
-              <w:left w:val="single" w:sz="4" w:space="0" w:color="auto"/>
+              <w:top w:val="single" w:color="auto" w:sz="4" w:space="0"/>
+              <w:left w:val="single" w:color="auto" w:sz="4" w:space="0"/>
               <w:bottom w:val="nil"/>
-              <w:right w:val="single" w:sz="4" w:space="0" w:color="auto"/>
+              <w:right w:val="single" w:color="auto" w:sz="4" w:space="0"/>
             </w:tcBorders>
             <w:tcMar>
               <w:top w:w="-1" w:type="dxa"/>
@@ -915,8 +931,14 @@
       </w:tr>
       <w:tr>
         <w:tblPrEx>
-          <w:tblW w:w="8522" w:type="dxa"/>
-          <w:jc w:val="center"/>
+          <w:tblBorders>
+            <w:top w:val="none" w:color="auto" w:sz="0" w:space="0"/>
+            <w:left w:val="none" w:color="auto" w:sz="0" w:space="0"/>
+            <w:bottom w:val="none" w:color="auto" w:sz="0" w:space="0"/>
+            <w:right w:val="none" w:color="auto" w:sz="0" w:space="0"/>
+            <w:insideH w:val="none" w:color="auto" w:sz="0" w:space="0"/>
+            <w:insideV w:val="none" w:color="auto" w:sz="0" w:space="0"/>
+          </w:tblBorders>
           <w:tblCellMar>
             <w:top w:w="0" w:type="dxa"/>
             <w:left w:w="108" w:type="dxa"/>
@@ -925,7 +947,7 @@
           </w:tblCellMar>
         </w:tblPrEx>
         <w:trPr>
-          <w:trHeight w:val="0"/>
+          <w:trHeight w:val="0" w:hRule="atLeast"/>
           <w:tblHeader/>
           <w:jc w:val="center"/>
         </w:trPr>
@@ -933,9 +955,9 @@
           <w:tcPr>
             <w:tcW w:w="1824" w:type="dxa"/>
             <w:tcBorders>
-              <w:top w:val="single" w:sz="4" w:space="0" w:color="auto"/>
-              <w:left w:val="single" w:sz="4" w:space="0" w:color="auto"/>
-              <w:bottom w:val="single" w:sz="4" w:space="0" w:color="auto"/>
+              <w:top w:val="single" w:color="auto" w:sz="4" w:space="0"/>
+              <w:left w:val="single" w:color="auto" w:sz="4" w:space="0"/>
+              <w:bottom w:val="single" w:color="auto" w:sz="4" w:space="0"/>
               <w:right w:val="nil"/>
             </w:tcBorders>
             <w:shd w:val="clear" w:color="auto" w:fill="AEAAAA" w:themeFill="background2" w:themeFillShade="BF"/>
@@ -980,9 +1002,9 @@
           <w:tcPr>
             <w:tcW w:w="3090" w:type="dxa"/>
             <w:tcBorders>
-              <w:top w:val="single" w:sz="4" w:space="0" w:color="auto"/>
-              <w:left w:val="single" w:sz="4" w:space="0" w:color="auto"/>
-              <w:bottom w:val="single" w:sz="4" w:space="0" w:color="auto"/>
+              <w:top w:val="single" w:color="auto" w:sz="4" w:space="0"/>
+              <w:left w:val="single" w:color="auto" w:sz="4" w:space="0"/>
+              <w:bottom w:val="single" w:color="auto" w:sz="4" w:space="0"/>
               <w:right w:val="nil"/>
             </w:tcBorders>
             <w:tcMar>
@@ -1026,9 +1048,9 @@
           <w:tcPr>
             <w:tcW w:w="1824" w:type="dxa"/>
             <w:tcBorders>
-              <w:top w:val="single" w:sz="4" w:space="0" w:color="auto"/>
-              <w:left w:val="single" w:sz="4" w:space="0" w:color="auto"/>
-              <w:bottom w:val="single" w:sz="4" w:space="0" w:color="auto"/>
+              <w:top w:val="single" w:color="auto" w:sz="4" w:space="0"/>
+              <w:left w:val="single" w:color="auto" w:sz="4" w:space="0"/>
+              <w:bottom w:val="single" w:color="auto" w:sz="4" w:space="0"/>
               <w:right w:val="nil"/>
             </w:tcBorders>
             <w:shd w:val="clear" w:color="auto" w:fill="AEAAAA" w:themeFill="background2" w:themeFillShade="BF"/>
@@ -1073,10 +1095,10 @@
           <w:tcPr>
             <w:tcW w:w="1784" w:type="dxa"/>
             <w:tcBorders>
-              <w:top w:val="single" w:sz="4" w:space="0" w:color="auto"/>
-              <w:left w:val="single" w:sz="4" w:space="0" w:color="auto"/>
-              <w:bottom w:val="single" w:sz="4" w:space="0" w:color="auto"/>
-              <w:right w:val="single" w:sz="4" w:space="0" w:color="auto"/>
+              <w:top w:val="single" w:color="auto" w:sz="4" w:space="0"/>
+              <w:left w:val="single" w:color="auto" w:sz="4" w:space="0"/>
+              <w:bottom w:val="single" w:color="auto" w:sz="4" w:space="0"/>
+              <w:right w:val="single" w:color="auto" w:sz="4" w:space="0"/>
             </w:tcBorders>
             <w:tcMar>
               <w:top w:w="-1" w:type="dxa"/>
@@ -1148,7 +1170,7 @@
     </w:p>
     <w:p>
       <w:pPr>
-        <w:pStyle w:val="a2"/>
+        <w:pStyle w:val="32"/>
         <w:keepNext w:val="0"/>
         <w:keepLines w:val="0"/>
         <w:pageBreakBefore w:val="0"/>
@@ -1183,17 +1205,18 @@
     </w:p>
     <w:tbl>
       <w:tblPr>
-        <w:tblStyle w:val="TableGrid"/>
+        <w:tblStyle w:val="23"/>
         <w:tblW w:w="8519" w:type="dxa"/>
         <w:jc w:val="center"/>
         <w:tblBorders>
-          <w:top w:val="nil"/>
-          <w:left w:val="nil"/>
-          <w:bottom w:val="nil"/>
-          <w:right w:val="nil"/>
-          <w:insideH w:val="nil"/>
-          <w:insideV w:val="nil"/>
+          <w:top w:val="none" w:color="auto" w:sz="0" w:space="0"/>
+          <w:left w:val="none" w:color="auto" w:sz="0" w:space="0"/>
+          <w:bottom w:val="none" w:color="auto" w:sz="0" w:space="0"/>
+          <w:right w:val="none" w:color="auto" w:sz="0" w:space="0"/>
+          <w:insideH w:val="none" w:color="auto" w:sz="0" w:space="0"/>
+          <w:insideV w:val="none" w:color="auto" w:sz="0" w:space="0"/>
         </w:tblBorders>
+        <w:tblLayout w:type="autofit"/>
         <w:tblCellMar>
           <w:top w:w="0" w:type="dxa"/>
           <w:left w:w="108" w:type="dxa"/>
@@ -1210,25 +1233,17 @@
       </w:tblGrid>
       <w:tr>
         <w:tblPrEx>
-          <w:tblW w:w="8519" w:type="dxa"/>
-          <w:jc w:val="center"/>
           <w:tblBorders>
-            <w:top w:val="nil"/>
-            <w:left w:val="nil"/>
-            <w:bottom w:val="nil"/>
-            <w:right w:val="nil"/>
-            <w:insideH w:val="nil"/>
-            <w:insideV w:val="nil"/>
+            <w:top w:val="none" w:color="auto" w:sz="0" w:space="0"/>
+            <w:left w:val="none" w:color="auto" w:sz="0" w:space="0"/>
+            <w:bottom w:val="none" w:color="auto" w:sz="0" w:space="0"/>
+            <w:right w:val="none" w:color="auto" w:sz="0" w:space="0"/>
+            <w:insideH w:val="none" w:color="auto" w:sz="0" w:space="0"/>
+            <w:insideV w:val="none" w:color="auto" w:sz="0" w:space="0"/>
           </w:tblBorders>
-          <w:tblCellMar>
-            <w:top w:w="0" w:type="dxa"/>
-            <w:left w:w="108" w:type="dxa"/>
-            <w:bottom w:w="0" w:type="dxa"/>
-            <w:right w:w="108" w:type="dxa"/>
-          </w:tblCellMar>
         </w:tblPrEx>
         <w:trPr>
-          <w:trHeight w:val="0"/>
+          <w:trHeight w:val="0" w:hRule="atLeast"/>
           <w:tblHeader/>
           <w:jc w:val="center"/>
         </w:trPr>
@@ -1236,8 +1251,8 @@
           <w:tcPr>
             <w:tcW w:w="0" w:type="auto"/>
             <w:tcBorders>
-              <w:top w:val="single" w:sz="12" w:space="0" w:color="auto"/>
-              <w:left w:val="single" w:sz="12" w:space="0" w:color="auto"/>
+              <w:top w:val="single" w:color="auto" w:sz="12" w:space="0"/>
+              <w:left w:val="single" w:color="auto" w:sz="12" w:space="0"/>
               <w:bottom w:val="nil"/>
               <w:right w:val="nil"/>
             </w:tcBorders>
@@ -1265,12 +1280,12 @@
               <w:adjustRightInd w:val="0"/>
               <w:snapToGrid w:val="0"/>
               <w:spacing w:line="240" w:lineRule="auto"/>
-              <w:ind w:left="0" w:right="0" w:firstLine="0" w:leftChars="0" w:rightChars="0" w:firstLineChars="0"/>
+              <w:ind w:left="0" w:leftChars="0" w:right="0" w:rightChars="0" w:firstLine="0" w:firstLineChars="0"/>
               <w:jc w:val="center"/>
               <w:textAlignment w:val="baseline"/>
               <w:rPr>
-                <w:rStyle w:val="Strong"/>
-                <w:rFonts w:ascii="微软雅黑" w:eastAsia="微软雅黑" w:hAnsi="微软雅黑" w:cs="微软雅黑" w:hint="default"/>
+                <w:rStyle w:val="25"/>
+                <w:rFonts w:hint="default" w:ascii="微软雅黑" w:hAnsi="微软雅黑" w:eastAsia="微软雅黑" w:cs="微软雅黑"/>
                 <w:b/>
                 <w:bCs/>
                 <w:i w:val="0"/>
@@ -1288,8 +1303,8 @@
             </w:pPr>
             <w:r>
               <w:rPr>
-                <w:rStyle w:val="Strong"/>
-                <w:rFonts w:ascii="微软雅黑" w:eastAsia="微软雅黑" w:hAnsi="微软雅黑" w:cs="微软雅黑" w:hint="eastAsia"/>
+                <w:rStyle w:val="25"/>
+                <w:rFonts w:hint="eastAsia" w:ascii="微软雅黑" w:hAnsi="微软雅黑" w:eastAsia="微软雅黑" w:cs="微软雅黑"/>
                 <w:b/>
                 <w:bCs/>
                 <w:i w:val="0"/>
@@ -1312,8 +1327,8 @@
           <w:tcPr>
             <w:tcW w:w="0" w:type="auto"/>
             <w:tcBorders>
-              <w:top w:val="single" w:sz="12" w:space="0" w:color="auto"/>
-              <w:left w:val="single" w:sz="4" w:space="0" w:color="auto"/>
+              <w:top w:val="single" w:color="auto" w:sz="12" w:space="0"/>
+              <w:left w:val="single" w:color="auto" w:sz="4" w:space="0"/>
               <w:bottom w:val="nil"/>
               <w:right w:val="nil"/>
             </w:tcBorders>
@@ -1341,12 +1356,12 @@
               <w:adjustRightInd w:val="0"/>
               <w:snapToGrid w:val="0"/>
               <w:spacing w:line="240" w:lineRule="auto"/>
-              <w:ind w:left="0" w:right="0" w:firstLine="0" w:leftChars="0" w:rightChars="0" w:firstLineChars="0"/>
+              <w:ind w:left="0" w:leftChars="0" w:right="0" w:rightChars="0" w:firstLine="0" w:firstLineChars="0"/>
               <w:jc w:val="center"/>
               <w:textAlignment w:val="baseline"/>
               <w:rPr>
-                <w:rStyle w:val="Strong"/>
-                <w:rFonts w:ascii="微软雅黑" w:eastAsia="微软雅黑" w:hAnsi="微软雅黑" w:cs="微软雅黑" w:hint="default"/>
+                <w:rStyle w:val="25"/>
+                <w:rFonts w:hint="default" w:ascii="微软雅黑" w:hAnsi="微软雅黑" w:eastAsia="微软雅黑" w:cs="微软雅黑"/>
                 <w:b/>
                 <w:bCs/>
                 <w:i w:val="0"/>
@@ -1364,8 +1379,8 @@
             </w:pPr>
             <w:r>
               <w:rPr>
-                <w:rStyle w:val="Strong"/>
-                <w:rFonts w:ascii="微软雅黑" w:eastAsia="微软雅黑" w:hAnsi="微软雅黑" w:cs="微软雅黑" w:hint="eastAsia"/>
+                <w:rStyle w:val="25"/>
+                <w:rFonts w:hint="eastAsia" w:ascii="微软雅黑" w:hAnsi="微软雅黑" w:eastAsia="微软雅黑" w:cs="微软雅黑"/>
                 <w:b/>
                 <w:bCs/>
                 <w:i w:val="0"/>
@@ -1388,8 +1403,8 @@
           <w:tcPr>
             <w:tcW w:w="0" w:type="auto"/>
             <w:tcBorders>
-              <w:top w:val="single" w:sz="12" w:space="0" w:color="auto"/>
-              <w:left w:val="single" w:sz="4" w:space="0" w:color="auto"/>
+              <w:top w:val="single" w:color="auto" w:sz="12" w:space="0"/>
+              <w:left w:val="single" w:color="auto" w:sz="4" w:space="0"/>
               <w:bottom w:val="nil"/>
               <w:right w:val="nil"/>
             </w:tcBorders>
@@ -1417,12 +1432,12 @@
               <w:adjustRightInd w:val="0"/>
               <w:snapToGrid w:val="0"/>
               <w:spacing w:line="240" w:lineRule="auto"/>
-              <w:ind w:left="0" w:right="0" w:firstLine="0" w:leftChars="0" w:rightChars="0" w:firstLineChars="0"/>
+              <w:ind w:left="0" w:leftChars="0" w:right="0" w:rightChars="0" w:firstLine="0" w:firstLineChars="0"/>
               <w:jc w:val="center"/>
               <w:textAlignment w:val="baseline"/>
               <w:rPr>
-                <w:rStyle w:val="Strong"/>
-                <w:rFonts w:ascii="微软雅黑" w:eastAsia="微软雅黑" w:hAnsi="微软雅黑" w:cs="微软雅黑" w:hint="default"/>
+                <w:rStyle w:val="25"/>
+                <w:rFonts w:hint="default" w:ascii="微软雅黑" w:hAnsi="微软雅黑" w:eastAsia="微软雅黑" w:cs="微软雅黑"/>
                 <w:b/>
                 <w:bCs/>
                 <w:i w:val="0"/>
@@ -1440,8 +1455,8 @@
             </w:pPr>
             <w:r>
               <w:rPr>
-                <w:rStyle w:val="Strong"/>
-                <w:rFonts w:ascii="微软雅黑" w:eastAsia="微软雅黑" w:hAnsi="微软雅黑" w:cs="微软雅黑" w:hint="eastAsia"/>
+                <w:rStyle w:val="25"/>
+                <w:rFonts w:hint="eastAsia" w:ascii="微软雅黑" w:hAnsi="微软雅黑" w:eastAsia="微软雅黑" w:cs="微软雅黑"/>
                 <w:b/>
                 <w:bCs/>
                 <w:i w:val="0"/>
@@ -1464,8 +1479,8 @@
           <w:tcPr>
             <w:tcW w:w="0" w:type="auto"/>
             <w:tcBorders>
-              <w:top w:val="single" w:sz="12" w:space="0" w:color="auto"/>
-              <w:left w:val="single" w:sz="4" w:space="0" w:color="auto"/>
+              <w:top w:val="single" w:color="auto" w:sz="12" w:space="0"/>
+              <w:left w:val="single" w:color="auto" w:sz="4" w:space="0"/>
               <w:bottom w:val="nil"/>
               <w:right w:val="nil"/>
             </w:tcBorders>
@@ -1493,12 +1508,12 @@
               <w:adjustRightInd w:val="0"/>
               <w:snapToGrid w:val="0"/>
               <w:spacing w:line="240" w:lineRule="auto"/>
-              <w:ind w:left="0" w:right="0" w:firstLine="0" w:leftChars="0" w:rightChars="0" w:firstLineChars="0"/>
+              <w:ind w:left="0" w:leftChars="0" w:right="0" w:rightChars="0" w:firstLine="0" w:firstLineChars="0"/>
               <w:jc w:val="center"/>
               <w:textAlignment w:val="baseline"/>
               <w:rPr>
-                <w:rStyle w:val="Strong"/>
-                <w:rFonts w:ascii="微软雅黑" w:eastAsia="微软雅黑" w:hAnsi="微软雅黑" w:cs="微软雅黑" w:hint="default"/>
+                <w:rStyle w:val="25"/>
+                <w:rFonts w:hint="default" w:ascii="微软雅黑" w:hAnsi="微软雅黑" w:eastAsia="微软雅黑" w:cs="微软雅黑"/>
                 <w:b/>
                 <w:bCs/>
                 <w:i w:val="0"/>
@@ -1516,8 +1531,8 @@
             </w:pPr>
             <w:r>
               <w:rPr>
-                <w:rStyle w:val="Strong"/>
-                <w:rFonts w:ascii="微软雅黑" w:eastAsia="微软雅黑" w:hAnsi="微软雅黑" w:cs="微软雅黑" w:hint="eastAsia"/>
+                <w:rStyle w:val="25"/>
+                <w:rFonts w:hint="eastAsia" w:ascii="微软雅黑" w:hAnsi="微软雅黑" w:eastAsia="微软雅黑" w:cs="微软雅黑"/>
                 <w:b/>
                 <w:bCs/>
                 <w:i w:val="0"/>
@@ -1540,10 +1555,10 @@
           <w:tcPr>
             <w:tcW w:w="1205" w:type="dxa"/>
             <w:tcBorders>
-              <w:top w:val="single" w:sz="12" w:space="0" w:color="auto"/>
-              <w:left w:val="single" w:sz="4" w:space="0" w:color="auto"/>
+              <w:top w:val="single" w:color="auto" w:sz="12" w:space="0"/>
+              <w:left w:val="single" w:color="auto" w:sz="4" w:space="0"/>
               <w:bottom w:val="nil"/>
-              <w:right w:val="single" w:sz="12" w:space="0" w:color="auto"/>
+              <w:right w:val="single" w:color="auto" w:sz="12" w:space="0"/>
             </w:tcBorders>
             <w:tcMar>
               <w:top w:w="-1" w:type="dxa"/>
@@ -1569,12 +1584,12 @@
               <w:adjustRightInd w:val="0"/>
               <w:snapToGrid w:val="0"/>
               <w:spacing w:line="240" w:lineRule="auto"/>
-              <w:ind w:left="0" w:right="0" w:firstLine="0" w:leftChars="0" w:rightChars="0" w:firstLineChars="0"/>
+              <w:ind w:left="0" w:leftChars="0" w:right="0" w:rightChars="0" w:firstLine="0" w:firstLineChars="0"/>
               <w:jc w:val="center"/>
               <w:textAlignment w:val="baseline"/>
               <w:rPr>
-                <w:rStyle w:val="Strong"/>
-                <w:rFonts w:ascii="微软雅黑" w:eastAsia="微软雅黑" w:hAnsi="微软雅黑" w:cs="微软雅黑" w:hint="default"/>
+                <w:rStyle w:val="25"/>
+                <w:rFonts w:hint="default" w:ascii="微软雅黑" w:hAnsi="微软雅黑" w:eastAsia="微软雅黑" w:cs="微软雅黑"/>
                 <w:b/>
                 <w:bCs/>
                 <w:i w:val="0"/>
@@ -1592,8 +1607,8 @@
             </w:pPr>
             <w:r>
               <w:rPr>
-                <w:rStyle w:val="Strong"/>
-                <w:rFonts w:ascii="微软雅黑" w:eastAsia="微软雅黑" w:hAnsi="微软雅黑" w:cs="微软雅黑" w:hint="eastAsia"/>
+                <w:rStyle w:val="25"/>
+                <w:rFonts w:hint="eastAsia" w:ascii="微软雅黑" w:hAnsi="微软雅黑" w:eastAsia="微软雅黑" w:cs="微软雅黑"/>
                 <w:b/>
                 <w:bCs/>
                 <w:i w:val="0"/>
@@ -1615,8 +1630,14 @@
       </w:tr>
       <w:tr>
         <w:tblPrEx>
-          <w:tblW w:w="8519" w:type="dxa"/>
-          <w:jc w:val="center"/>
+          <w:tblBorders>
+            <w:top w:val="none" w:color="auto" w:sz="0" w:space="0"/>
+            <w:left w:val="none" w:color="auto" w:sz="0" w:space="0"/>
+            <w:bottom w:val="none" w:color="auto" w:sz="0" w:space="0"/>
+            <w:right w:val="none" w:color="auto" w:sz="0" w:space="0"/>
+            <w:insideH w:val="none" w:color="auto" w:sz="0" w:space="0"/>
+            <w:insideV w:val="none" w:color="auto" w:sz="0" w:space="0"/>
+          </w:tblBorders>
           <w:tblCellMar>
             <w:top w:w="0" w:type="dxa"/>
             <w:left w:w="108" w:type="dxa"/>
@@ -1625,15 +1646,15 @@
           </w:tblCellMar>
         </w:tblPrEx>
         <w:trPr>
-          <w:trHeight w:val="0"/>
+          <w:trHeight w:val="0" w:hRule="atLeast"/>
           <w:jc w:val="center"/>
         </w:trPr>
         <w:tc>
           <w:tcPr>
             <w:tcW w:w="0" w:type="auto"/>
             <w:tcBorders>
-              <w:top w:val="single" w:sz="4" w:space="0" w:color="auto"/>
-              <w:left w:val="single" w:sz="12" w:space="0" w:color="auto"/>
+              <w:top w:val="single" w:color="auto" w:sz="4" w:space="0"/>
+              <w:left w:val="single" w:color="auto" w:sz="12" w:space="0"/>
               <w:bottom w:val="nil"/>
               <w:right w:val="nil"/>
             </w:tcBorders>
@@ -1661,12 +1682,12 @@
               <w:adjustRightInd w:val="0"/>
               <w:snapToGrid w:val="0"/>
               <w:spacing w:line="240" w:lineRule="auto"/>
-              <w:ind w:left="0" w:right="0" w:firstLine="0" w:leftChars="0" w:rightChars="0" w:firstLineChars="0"/>
+              <w:ind w:left="0" w:leftChars="0" w:right="0" w:rightChars="0" w:firstLine="0" w:firstLineChars="0"/>
               <w:jc w:val="center"/>
               <w:textAlignment w:val="baseline"/>
               <w:rPr>
-                <w:rStyle w:val="Strong"/>
-                <w:rFonts w:ascii="微软雅黑" w:eastAsia="微软雅黑" w:hAnsi="微软雅黑" w:cs="微软雅黑" w:hint="default"/>
+                <w:rStyle w:val="25"/>
+                <w:rFonts w:hint="default" w:ascii="微软雅黑" w:hAnsi="微软雅黑" w:eastAsia="微软雅黑" w:cs="微软雅黑"/>
                 <w:b w:val="0"/>
                 <w:bCs/>
                 <w:i w:val="0"/>
@@ -1684,8 +1705,8 @@
             </w:pPr>
             <w:r>
               <w:rPr>
-                <w:rStyle w:val="Strong"/>
-                <w:rFonts w:ascii="微软雅黑" w:eastAsia="微软雅黑" w:hAnsi="微软雅黑" w:cs="微软雅黑" w:hint="eastAsia"/>
+                <w:rStyle w:val="25"/>
+                <w:rFonts w:hint="eastAsia" w:ascii="微软雅黑" w:hAnsi="微软雅黑" w:eastAsia="微软雅黑" w:cs="微软雅黑"/>
                 <w:b w:val="0"/>
                 <w:bCs/>
                 <w:i w:val="0"/>
@@ -1703,8 +1724,8 @@
             </w:r>
             <w:r>
               <w:rPr>
-                <w:rStyle w:val="Strong"/>
-                <w:rFonts w:ascii="微软雅黑" w:eastAsia="微软雅黑" w:hAnsi="微软雅黑" w:cs="微软雅黑" w:hint="eastAsia"/>
+                <w:rStyle w:val="25"/>
+                <w:rFonts w:hint="eastAsia" w:ascii="微软雅黑" w:hAnsi="微软雅黑" w:eastAsia="微软雅黑" w:cs="微软雅黑"/>
                 <w:b w:val="0"/>
                 <w:bCs/>
                 <w:i w:val="0"/>
@@ -1727,8 +1748,8 @@
           <w:tcPr>
             <w:tcW w:w="0" w:type="auto"/>
             <w:tcBorders>
-              <w:top w:val="single" w:sz="4" w:space="0" w:color="auto"/>
-              <w:left w:val="single" w:sz="4" w:space="0" w:color="auto"/>
+              <w:top w:val="single" w:color="auto" w:sz="4" w:space="0"/>
+              <w:left w:val="single" w:color="auto" w:sz="4" w:space="0"/>
               <w:bottom w:val="nil"/>
               <w:right w:val="nil"/>
             </w:tcBorders>
@@ -1756,12 +1777,12 @@
               <w:adjustRightInd w:val="0"/>
               <w:snapToGrid w:val="0"/>
               <w:spacing w:line="240" w:lineRule="auto"/>
-              <w:ind w:left="0" w:right="0" w:firstLine="0" w:leftChars="0" w:rightChars="0" w:firstLineChars="0"/>
+              <w:ind w:left="0" w:leftChars="0" w:right="0" w:rightChars="0" w:firstLine="0" w:firstLineChars="0"/>
               <w:jc w:val="center"/>
               <w:textAlignment w:val="baseline"/>
               <w:rPr>
-                <w:rStyle w:val="Strong"/>
-                <w:rFonts w:ascii="微软雅黑" w:eastAsia="微软雅黑" w:hAnsi="微软雅黑" w:cs="微软雅黑" w:hint="default"/>
+                <w:rStyle w:val="25"/>
+                <w:rFonts w:hint="default" w:ascii="微软雅黑" w:hAnsi="微软雅黑" w:eastAsia="微软雅黑" w:cs="微软雅黑"/>
                 <w:b w:val="0"/>
                 <w:bCs/>
                 <w:i w:val="0"/>
@@ -1779,8 +1800,8 @@
             </w:pPr>
             <w:r>
               <w:rPr>
-                <w:rStyle w:val="Strong"/>
-                <w:rFonts w:ascii="微软雅黑" w:eastAsia="微软雅黑" w:hAnsi="微软雅黑" w:cs="微软雅黑" w:hint="eastAsia"/>
+                <w:rStyle w:val="25"/>
+                <w:rFonts w:hint="eastAsia" w:ascii="微软雅黑" w:hAnsi="微软雅黑" w:eastAsia="微软雅黑" w:cs="微软雅黑"/>
                 <w:b w:val="0"/>
                 <w:bCs/>
                 <w:i w:val="0"/>
@@ -1803,8 +1824,8 @@
           <w:tcPr>
             <w:tcW w:w="0" w:type="auto"/>
             <w:tcBorders>
-              <w:top w:val="single" w:sz="4" w:space="0" w:color="auto"/>
-              <w:left w:val="single" w:sz="4" w:space="0" w:color="auto"/>
+              <w:top w:val="single" w:color="auto" w:sz="4" w:space="0"/>
+              <w:left w:val="single" w:color="auto" w:sz="4" w:space="0"/>
               <w:bottom w:val="nil"/>
               <w:right w:val="nil"/>
             </w:tcBorders>
@@ -1832,12 +1853,12 @@
               <w:adjustRightInd w:val="0"/>
               <w:snapToGrid w:val="0"/>
               <w:spacing w:line="240" w:lineRule="auto"/>
-              <w:ind w:left="0" w:right="0" w:firstLine="0" w:leftChars="0" w:rightChars="0" w:firstLineChars="0"/>
+              <w:ind w:left="0" w:leftChars="0" w:right="0" w:rightChars="0" w:firstLine="0" w:firstLineChars="0"/>
               <w:jc w:val="center"/>
               <w:textAlignment w:val="baseline"/>
               <w:rPr>
-                <w:rStyle w:val="Strong"/>
-                <w:rFonts w:ascii="微软雅黑" w:eastAsia="微软雅黑" w:hAnsi="微软雅黑" w:cs="微软雅黑" w:hint="default"/>
+                <w:rStyle w:val="25"/>
+                <w:rFonts w:hint="default" w:ascii="微软雅黑" w:hAnsi="微软雅黑" w:eastAsia="微软雅黑" w:cs="微软雅黑"/>
                 <w:b w:val="0"/>
                 <w:bCs/>
                 <w:i w:val="0"/>
@@ -1855,8 +1876,8 @@
             </w:pPr>
             <w:r>
               <w:rPr>
-                <w:rStyle w:val="Strong"/>
-                <w:rFonts w:ascii="微软雅黑" w:eastAsia="微软雅黑" w:hAnsi="微软雅黑" w:cs="微软雅黑" w:hint="eastAsia"/>
+                <w:rStyle w:val="25"/>
+                <w:rFonts w:hint="eastAsia" w:ascii="微软雅黑" w:hAnsi="微软雅黑" w:eastAsia="微软雅黑" w:cs="微软雅黑"/>
                 <w:b w:val="0"/>
                 <w:bCs/>
                 <w:i w:val="0"/>
@@ -1879,8 +1900,8 @@
           <w:tcPr>
             <w:tcW w:w="0" w:type="auto"/>
             <w:tcBorders>
-              <w:top w:val="single" w:sz="4" w:space="0" w:color="auto"/>
-              <w:left w:val="single" w:sz="4" w:space="0" w:color="auto"/>
+              <w:top w:val="single" w:color="auto" w:sz="4" w:space="0"/>
+              <w:left w:val="single" w:color="auto" w:sz="4" w:space="0"/>
               <w:bottom w:val="nil"/>
               <w:right w:val="nil"/>
             </w:tcBorders>
@@ -1908,12 +1929,12 @@
               <w:adjustRightInd w:val="0"/>
               <w:snapToGrid w:val="0"/>
               <w:spacing w:line="240" w:lineRule="auto"/>
-              <w:ind w:left="0" w:right="0" w:firstLine="0" w:leftChars="0" w:rightChars="0" w:firstLineChars="0"/>
+              <w:ind w:left="0" w:leftChars="0" w:right="0" w:rightChars="0" w:firstLine="0" w:firstLineChars="0"/>
               <w:jc w:val="center"/>
               <w:textAlignment w:val="baseline"/>
               <w:rPr>
-                <w:rStyle w:val="Strong"/>
-                <w:rFonts w:ascii="微软雅黑" w:eastAsia="微软雅黑" w:hAnsi="微软雅黑" w:cs="微软雅黑" w:hint="default"/>
+                <w:rStyle w:val="25"/>
+                <w:rFonts w:hint="default" w:ascii="微软雅黑" w:hAnsi="微软雅黑" w:eastAsia="微软雅黑" w:cs="微软雅黑"/>
                 <w:b w:val="0"/>
                 <w:bCs/>
                 <w:i w:val="0"/>
@@ -1931,8 +1952,8 @@
             </w:pPr>
             <w:r>
               <w:rPr>
-                <w:rStyle w:val="Strong"/>
-                <w:rFonts w:ascii="微软雅黑" w:eastAsia="微软雅黑" w:hAnsi="微软雅黑" w:cs="微软雅黑" w:hint="eastAsia"/>
+                <w:rStyle w:val="25"/>
+                <w:rFonts w:hint="eastAsia" w:ascii="微软雅黑" w:hAnsi="微软雅黑" w:eastAsia="微软雅黑" w:cs="微软雅黑"/>
                 <w:b w:val="0"/>
                 <w:bCs/>
                 <w:i w:val="0"/>
@@ -1955,10 +1976,10 @@
           <w:tcPr>
             <w:tcW w:w="1205" w:type="dxa"/>
             <w:tcBorders>
-              <w:top w:val="single" w:sz="4" w:space="0" w:color="auto"/>
-              <w:left w:val="single" w:sz="4" w:space="0" w:color="auto"/>
+              <w:top w:val="single" w:color="auto" w:sz="4" w:space="0"/>
+              <w:left w:val="single" w:color="auto" w:sz="4" w:space="0"/>
               <w:bottom w:val="nil"/>
-              <w:right w:val="single" w:sz="12" w:space="0" w:color="auto"/>
+              <w:right w:val="single" w:color="auto" w:sz="12" w:space="0"/>
             </w:tcBorders>
             <w:tcMar>
               <w:top w:w="-1" w:type="dxa"/>
@@ -1984,12 +2005,12 @@
               <w:adjustRightInd w:val="0"/>
               <w:snapToGrid w:val="0"/>
               <w:spacing w:line="240" w:lineRule="auto"/>
-              <w:ind w:left="0" w:right="0" w:firstLine="0" w:leftChars="0" w:rightChars="0" w:firstLineChars="0"/>
+              <w:ind w:left="0" w:leftChars="0" w:right="0" w:rightChars="0" w:firstLine="0" w:firstLineChars="0"/>
               <w:jc w:val="center"/>
               <w:textAlignment w:val="baseline"/>
               <w:rPr>
-                <w:rStyle w:val="Strong"/>
-                <w:rFonts w:ascii="微软雅黑" w:eastAsia="微软雅黑" w:hAnsi="微软雅黑" w:cs="微软雅黑" w:hint="default"/>
+                <w:rStyle w:val="25"/>
+                <w:rFonts w:hint="default" w:ascii="微软雅黑" w:hAnsi="微软雅黑" w:eastAsia="微软雅黑" w:cs="微软雅黑"/>
                 <w:b w:val="0"/>
                 <w:bCs/>
                 <w:i w:val="0"/>
@@ -2010,8 +2031,14 @@
       </w:tr>
       <w:tr>
         <w:tblPrEx>
-          <w:tblW w:w="8519" w:type="dxa"/>
-          <w:jc w:val="center"/>
+          <w:tblBorders>
+            <w:top w:val="none" w:color="auto" w:sz="0" w:space="0"/>
+            <w:left w:val="none" w:color="auto" w:sz="0" w:space="0"/>
+            <w:bottom w:val="none" w:color="auto" w:sz="0" w:space="0"/>
+            <w:right w:val="none" w:color="auto" w:sz="0" w:space="0"/>
+            <w:insideH w:val="none" w:color="auto" w:sz="0" w:space="0"/>
+            <w:insideV w:val="none" w:color="auto" w:sz="0" w:space="0"/>
+          </w:tblBorders>
           <w:tblCellMar>
             <w:top w:w="0" w:type="dxa"/>
             <w:left w:w="108" w:type="dxa"/>
@@ -2020,15 +2047,15 @@
           </w:tblCellMar>
         </w:tblPrEx>
         <w:trPr>
-          <w:trHeight w:val="0"/>
+          <w:trHeight w:val="0" w:hRule="atLeast"/>
           <w:jc w:val="center"/>
         </w:trPr>
         <w:tc>
           <w:tcPr>
             <w:tcW w:w="0" w:type="auto"/>
             <w:tcBorders>
-              <w:top w:val="single" w:sz="4" w:space="0" w:color="auto"/>
-              <w:left w:val="single" w:sz="12" w:space="0" w:color="auto"/>
+              <w:top w:val="single" w:color="auto" w:sz="4" w:space="0"/>
+              <w:left w:val="single" w:color="auto" w:sz="12" w:space="0"/>
               <w:bottom w:val="nil"/>
               <w:right w:val="nil"/>
             </w:tcBorders>
@@ -2056,12 +2083,12 @@
               <w:adjustRightInd w:val="0"/>
               <w:snapToGrid w:val="0"/>
               <w:spacing w:line="240" w:lineRule="auto"/>
-              <w:ind w:left="0" w:right="0" w:firstLine="0" w:leftChars="0" w:rightChars="0" w:firstLineChars="0"/>
+              <w:ind w:left="0" w:leftChars="0" w:right="0" w:rightChars="0" w:firstLine="0" w:firstLineChars="0"/>
               <w:jc w:val="center"/>
               <w:textAlignment w:val="baseline"/>
               <w:rPr>
-                <w:rStyle w:val="Strong"/>
-                <w:rFonts w:ascii="微软雅黑" w:eastAsia="微软雅黑" w:hAnsi="微软雅黑" w:cs="微软雅黑" w:hint="default"/>
+                <w:rStyle w:val="25"/>
+                <w:rFonts w:hint="default" w:ascii="微软雅黑" w:hAnsi="微软雅黑" w:eastAsia="微软雅黑" w:cs="微软雅黑"/>
                 <w:b w:val="0"/>
                 <w:bCs/>
                 <w:i w:val="0"/>
@@ -2083,8 +2110,8 @@
           <w:tcPr>
             <w:tcW w:w="0" w:type="auto"/>
             <w:tcBorders>
-              <w:top w:val="single" w:sz="4" w:space="0" w:color="auto"/>
-              <w:left w:val="single" w:sz="4" w:space="0" w:color="auto"/>
+              <w:top w:val="single" w:color="auto" w:sz="4" w:space="0"/>
+              <w:left w:val="single" w:color="auto" w:sz="4" w:space="0"/>
               <w:bottom w:val="nil"/>
               <w:right w:val="nil"/>
             </w:tcBorders>
@@ -2112,12 +2139,12 @@
               <w:adjustRightInd w:val="0"/>
               <w:snapToGrid w:val="0"/>
               <w:spacing w:line="240" w:lineRule="auto"/>
-              <w:ind w:left="0" w:right="0" w:firstLine="0" w:leftChars="0" w:rightChars="0" w:firstLineChars="0"/>
+              <w:ind w:left="0" w:leftChars="0" w:right="0" w:rightChars="0" w:firstLine="0" w:firstLineChars="0"/>
               <w:jc w:val="center"/>
               <w:textAlignment w:val="baseline"/>
               <w:rPr>
-                <w:rStyle w:val="Strong"/>
-                <w:rFonts w:ascii="微软雅黑" w:eastAsia="微软雅黑" w:hAnsi="微软雅黑" w:cs="微软雅黑" w:hint="default"/>
+                <w:rStyle w:val="25"/>
+                <w:rFonts w:hint="default" w:ascii="微软雅黑" w:hAnsi="微软雅黑" w:eastAsia="微软雅黑" w:cs="微软雅黑"/>
                 <w:b w:val="0"/>
                 <w:bCs/>
                 <w:i w:val="0"/>
@@ -2139,8 +2166,8 @@
           <w:tcPr>
             <w:tcW w:w="0" w:type="auto"/>
             <w:tcBorders>
-              <w:top w:val="single" w:sz="4" w:space="0" w:color="auto"/>
-              <w:left w:val="single" w:sz="4" w:space="0" w:color="auto"/>
+              <w:top w:val="single" w:color="auto" w:sz="4" w:space="0"/>
+              <w:left w:val="single" w:color="auto" w:sz="4" w:space="0"/>
               <w:bottom w:val="nil"/>
               <w:right w:val="nil"/>
             </w:tcBorders>
@@ -2168,12 +2195,12 @@
               <w:adjustRightInd w:val="0"/>
               <w:snapToGrid w:val="0"/>
               <w:spacing w:line="240" w:lineRule="auto"/>
-              <w:ind w:left="0" w:right="0" w:firstLine="0" w:leftChars="0" w:rightChars="0" w:firstLineChars="0"/>
+              <w:ind w:left="0" w:leftChars="0" w:right="0" w:rightChars="0" w:firstLine="0" w:firstLineChars="0"/>
               <w:jc w:val="center"/>
               <w:textAlignment w:val="baseline"/>
               <w:rPr>
-                <w:rStyle w:val="Strong"/>
-                <w:rFonts w:ascii="微软雅黑" w:eastAsia="微软雅黑" w:hAnsi="微软雅黑" w:cs="微软雅黑" w:hint="default"/>
+                <w:rStyle w:val="25"/>
+                <w:rFonts w:hint="default" w:ascii="微软雅黑" w:hAnsi="微软雅黑" w:eastAsia="微软雅黑" w:cs="微软雅黑"/>
                 <w:b w:val="0"/>
                 <w:bCs/>
                 <w:i w:val="0"/>
@@ -2195,8 +2222,8 @@
           <w:tcPr>
             <w:tcW w:w="0" w:type="auto"/>
             <w:tcBorders>
-              <w:top w:val="single" w:sz="4" w:space="0" w:color="auto"/>
-              <w:left w:val="single" w:sz="4" w:space="0" w:color="auto"/>
+              <w:top w:val="single" w:color="auto" w:sz="4" w:space="0"/>
+              <w:left w:val="single" w:color="auto" w:sz="4" w:space="0"/>
               <w:bottom w:val="nil"/>
               <w:right w:val="nil"/>
             </w:tcBorders>
@@ -2224,12 +2251,12 @@
               <w:adjustRightInd w:val="0"/>
               <w:snapToGrid w:val="0"/>
               <w:spacing w:line="240" w:lineRule="auto"/>
-              <w:ind w:left="0" w:right="0" w:firstLine="0" w:leftChars="0" w:rightChars="0" w:firstLineChars="0"/>
+              <w:ind w:left="0" w:leftChars="0" w:right="0" w:rightChars="0" w:firstLine="0" w:firstLineChars="0"/>
               <w:jc w:val="center"/>
               <w:textAlignment w:val="baseline"/>
               <w:rPr>
-                <w:rStyle w:val="Strong"/>
-                <w:rFonts w:ascii="微软雅黑" w:eastAsia="微软雅黑" w:hAnsi="微软雅黑" w:cs="微软雅黑" w:hint="default"/>
+                <w:rStyle w:val="25"/>
+                <w:rFonts w:hint="default" w:ascii="微软雅黑" w:hAnsi="微软雅黑" w:eastAsia="微软雅黑" w:cs="微软雅黑"/>
                 <w:b w:val="0"/>
                 <w:bCs/>
                 <w:i w:val="0"/>
@@ -2251,10 +2278,10 @@
           <w:tcPr>
             <w:tcW w:w="1205" w:type="dxa"/>
             <w:tcBorders>
-              <w:top w:val="single" w:sz="4" w:space="0" w:color="auto"/>
-              <w:left w:val="single" w:sz="4" w:space="0" w:color="auto"/>
+              <w:top w:val="single" w:color="auto" w:sz="4" w:space="0"/>
+              <w:left w:val="single" w:color="auto" w:sz="4" w:space="0"/>
               <w:bottom w:val="nil"/>
-              <w:right w:val="single" w:sz="12" w:space="0" w:color="auto"/>
+              <w:right w:val="single" w:color="auto" w:sz="12" w:space="0"/>
             </w:tcBorders>
             <w:tcMar>
               <w:top w:w="-1" w:type="dxa"/>
@@ -2280,12 +2307,12 @@
               <w:adjustRightInd w:val="0"/>
               <w:snapToGrid w:val="0"/>
               <w:spacing w:line="240" w:lineRule="auto"/>
-              <w:ind w:left="0" w:right="0" w:firstLine="0" w:leftChars="0" w:rightChars="0" w:firstLineChars="0"/>
+              <w:ind w:left="0" w:leftChars="0" w:right="0" w:rightChars="0" w:firstLine="0" w:firstLineChars="0"/>
               <w:jc w:val="center"/>
               <w:textAlignment w:val="baseline"/>
               <w:rPr>
-                <w:rStyle w:val="Strong"/>
-                <w:rFonts w:ascii="微软雅黑" w:eastAsia="微软雅黑" w:hAnsi="微软雅黑" w:cs="微软雅黑" w:hint="default"/>
+                <w:rStyle w:val="25"/>
+                <w:rFonts w:hint="default" w:ascii="微软雅黑" w:hAnsi="微软雅黑" w:eastAsia="微软雅黑" w:cs="微软雅黑"/>
                 <w:b w:val="0"/>
                 <w:bCs/>
                 <w:i w:val="0"/>
@@ -2306,8 +2333,14 @@
       </w:tr>
       <w:tr>
         <w:tblPrEx>
-          <w:tblW w:w="8519" w:type="dxa"/>
-          <w:jc w:val="center"/>
+          <w:tblBorders>
+            <w:top w:val="none" w:color="auto" w:sz="0" w:space="0"/>
+            <w:left w:val="none" w:color="auto" w:sz="0" w:space="0"/>
+            <w:bottom w:val="none" w:color="auto" w:sz="0" w:space="0"/>
+            <w:right w:val="none" w:color="auto" w:sz="0" w:space="0"/>
+            <w:insideH w:val="none" w:color="auto" w:sz="0" w:space="0"/>
+            <w:insideV w:val="none" w:color="auto" w:sz="0" w:space="0"/>
+          </w:tblBorders>
           <w:tblCellMar>
             <w:top w:w="0" w:type="dxa"/>
             <w:left w:w="108" w:type="dxa"/>
@@ -2316,15 +2349,15 @@
           </w:tblCellMar>
         </w:tblPrEx>
         <w:trPr>
-          <w:trHeight w:val="0"/>
+          <w:trHeight w:val="0" w:hRule="atLeast"/>
           <w:jc w:val="center"/>
         </w:trPr>
         <w:tc>
           <w:tcPr>
             <w:tcW w:w="0" w:type="auto"/>
             <w:tcBorders>
-              <w:top w:val="single" w:sz="4" w:space="0" w:color="auto"/>
-              <w:left w:val="single" w:sz="12" w:space="0" w:color="auto"/>
+              <w:top w:val="single" w:color="auto" w:sz="4" w:space="0"/>
+              <w:left w:val="single" w:color="auto" w:sz="12" w:space="0"/>
               <w:bottom w:val="nil"/>
               <w:right w:val="nil"/>
             </w:tcBorders>
@@ -2352,12 +2385,12 @@
               <w:adjustRightInd w:val="0"/>
               <w:snapToGrid w:val="0"/>
               <w:spacing w:line="240" w:lineRule="auto"/>
-              <w:ind w:left="0" w:right="0" w:firstLine="0" w:leftChars="0" w:rightChars="0" w:firstLineChars="0"/>
+              <w:ind w:left="0" w:leftChars="0" w:right="0" w:rightChars="0" w:firstLine="0" w:firstLineChars="0"/>
               <w:jc w:val="center"/>
               <w:textAlignment w:val="baseline"/>
               <w:rPr>
-                <w:rStyle w:val="Strong"/>
-                <w:rFonts w:ascii="微软雅黑" w:eastAsia="微软雅黑" w:hAnsi="微软雅黑" w:cs="微软雅黑" w:hint="default"/>
+                <w:rStyle w:val="25"/>
+                <w:rFonts w:hint="default" w:ascii="微软雅黑" w:hAnsi="微软雅黑" w:eastAsia="微软雅黑" w:cs="微软雅黑"/>
                 <w:b w:val="0"/>
                 <w:bCs/>
                 <w:i w:val="0"/>
@@ -2379,8 +2412,8 @@
           <w:tcPr>
             <w:tcW w:w="0" w:type="auto"/>
             <w:tcBorders>
-              <w:top w:val="single" w:sz="4" w:space="0" w:color="auto"/>
-              <w:left w:val="single" w:sz="4" w:space="0" w:color="auto"/>
+              <w:top w:val="single" w:color="auto" w:sz="4" w:space="0"/>
+              <w:left w:val="single" w:color="auto" w:sz="4" w:space="0"/>
               <w:bottom w:val="nil"/>
               <w:right w:val="nil"/>
             </w:tcBorders>
@@ -2408,12 +2441,12 @@
               <w:adjustRightInd w:val="0"/>
               <w:snapToGrid w:val="0"/>
               <w:spacing w:line="240" w:lineRule="auto"/>
-              <w:ind w:left="0" w:right="0" w:firstLine="0" w:leftChars="0" w:rightChars="0" w:firstLineChars="0"/>
+              <w:ind w:left="0" w:leftChars="0" w:right="0" w:rightChars="0" w:firstLine="0" w:firstLineChars="0"/>
               <w:jc w:val="center"/>
               <w:textAlignment w:val="baseline"/>
               <w:rPr>
-                <w:rStyle w:val="Strong"/>
-                <w:rFonts w:ascii="微软雅黑" w:eastAsia="微软雅黑" w:hAnsi="微软雅黑" w:cs="微软雅黑" w:hint="default"/>
+                <w:rStyle w:val="25"/>
+                <w:rFonts w:hint="default" w:ascii="微软雅黑" w:hAnsi="微软雅黑" w:eastAsia="微软雅黑" w:cs="微软雅黑"/>
                 <w:b w:val="0"/>
                 <w:bCs/>
                 <w:i w:val="0"/>
@@ -2435,8 +2468,8 @@
           <w:tcPr>
             <w:tcW w:w="0" w:type="auto"/>
             <w:tcBorders>
-              <w:top w:val="single" w:sz="4" w:space="0" w:color="auto"/>
-              <w:left w:val="single" w:sz="4" w:space="0" w:color="auto"/>
+              <w:top w:val="single" w:color="auto" w:sz="4" w:space="0"/>
+              <w:left w:val="single" w:color="auto" w:sz="4" w:space="0"/>
               <w:bottom w:val="nil"/>
               <w:right w:val="nil"/>
             </w:tcBorders>
@@ -2464,12 +2497,12 @@
               <w:adjustRightInd w:val="0"/>
               <w:snapToGrid w:val="0"/>
               <w:spacing w:line="240" w:lineRule="auto"/>
-              <w:ind w:left="0" w:right="0" w:firstLine="0" w:leftChars="0" w:rightChars="0" w:firstLineChars="0"/>
+              <w:ind w:left="0" w:leftChars="0" w:right="0" w:rightChars="0" w:firstLine="0" w:firstLineChars="0"/>
               <w:jc w:val="center"/>
               <w:textAlignment w:val="baseline"/>
               <w:rPr>
-                <w:rStyle w:val="Strong"/>
-                <w:rFonts w:ascii="微软雅黑" w:eastAsia="微软雅黑" w:hAnsi="微软雅黑" w:cs="微软雅黑" w:hint="default"/>
+                <w:rStyle w:val="25"/>
+                <w:rFonts w:hint="default" w:ascii="微软雅黑" w:hAnsi="微软雅黑" w:eastAsia="微软雅黑" w:cs="微软雅黑"/>
                 <w:b w:val="0"/>
                 <w:bCs/>
                 <w:i w:val="0"/>
@@ -2491,8 +2524,8 @@
           <w:tcPr>
             <w:tcW w:w="0" w:type="auto"/>
             <w:tcBorders>
-              <w:top w:val="single" w:sz="4" w:space="0" w:color="auto"/>
-              <w:left w:val="single" w:sz="4" w:space="0" w:color="auto"/>
+              <w:top w:val="single" w:color="auto" w:sz="4" w:space="0"/>
+              <w:left w:val="single" w:color="auto" w:sz="4" w:space="0"/>
               <w:bottom w:val="nil"/>
               <w:right w:val="nil"/>
             </w:tcBorders>
@@ -2520,12 +2553,12 @@
               <w:adjustRightInd w:val="0"/>
               <w:snapToGrid w:val="0"/>
               <w:spacing w:line="240" w:lineRule="auto"/>
-              <w:ind w:left="0" w:right="0" w:firstLine="0" w:leftChars="0" w:rightChars="0" w:firstLineChars="0"/>
+              <w:ind w:left="0" w:leftChars="0" w:right="0" w:rightChars="0" w:firstLine="0" w:firstLineChars="0"/>
               <w:jc w:val="center"/>
               <w:textAlignment w:val="baseline"/>
               <w:rPr>
-                <w:rStyle w:val="Strong"/>
-                <w:rFonts w:ascii="微软雅黑" w:eastAsia="微软雅黑" w:hAnsi="微软雅黑" w:cs="微软雅黑" w:hint="default"/>
+                <w:rStyle w:val="25"/>
+                <w:rFonts w:hint="default" w:ascii="微软雅黑" w:hAnsi="微软雅黑" w:eastAsia="微软雅黑" w:cs="微软雅黑"/>
                 <w:b w:val="0"/>
                 <w:bCs/>
                 <w:i w:val="0"/>
@@ -2547,10 +2580,10 @@
           <w:tcPr>
             <w:tcW w:w="1205" w:type="dxa"/>
             <w:tcBorders>
-              <w:top w:val="single" w:sz="4" w:space="0" w:color="auto"/>
-              <w:left w:val="single" w:sz="4" w:space="0" w:color="auto"/>
+              <w:top w:val="single" w:color="auto" w:sz="4" w:space="0"/>
+              <w:left w:val="single" w:color="auto" w:sz="4" w:space="0"/>
               <w:bottom w:val="nil"/>
-              <w:right w:val="single" w:sz="12" w:space="0" w:color="auto"/>
+              <w:right w:val="single" w:color="auto" w:sz="12" w:space="0"/>
             </w:tcBorders>
             <w:tcMar>
               <w:top w:w="-1" w:type="dxa"/>
@@ -2576,12 +2609,12 @@
               <w:adjustRightInd w:val="0"/>
               <w:snapToGrid w:val="0"/>
               <w:spacing w:line="240" w:lineRule="auto"/>
-              <w:ind w:left="0" w:right="0" w:firstLine="0" w:leftChars="0" w:rightChars="0" w:firstLineChars="0"/>
+              <w:ind w:left="0" w:leftChars="0" w:right="0" w:rightChars="0" w:firstLine="0" w:firstLineChars="0"/>
               <w:jc w:val="center"/>
               <w:textAlignment w:val="baseline"/>
               <w:rPr>
-                <w:rStyle w:val="Strong"/>
-                <w:rFonts w:ascii="微软雅黑" w:eastAsia="微软雅黑" w:hAnsi="微软雅黑" w:cs="微软雅黑" w:hint="default"/>
+                <w:rStyle w:val="25"/>
+                <w:rFonts w:hint="default" w:ascii="微软雅黑" w:hAnsi="微软雅黑" w:eastAsia="微软雅黑" w:cs="微软雅黑"/>
                 <w:b w:val="0"/>
                 <w:bCs/>
                 <w:i w:val="0"/>
@@ -2602,8 +2635,14 @@
       </w:tr>
       <w:tr>
         <w:tblPrEx>
-          <w:tblW w:w="8519" w:type="dxa"/>
-          <w:jc w:val="center"/>
+          <w:tblBorders>
+            <w:top w:val="none" w:color="auto" w:sz="0" w:space="0"/>
+            <w:left w:val="none" w:color="auto" w:sz="0" w:space="0"/>
+            <w:bottom w:val="none" w:color="auto" w:sz="0" w:space="0"/>
+            <w:right w:val="none" w:color="auto" w:sz="0" w:space="0"/>
+            <w:insideH w:val="none" w:color="auto" w:sz="0" w:space="0"/>
+            <w:insideV w:val="none" w:color="auto" w:sz="0" w:space="0"/>
+          </w:tblBorders>
           <w:tblCellMar>
             <w:top w:w="0" w:type="dxa"/>
             <w:left w:w="108" w:type="dxa"/>
@@ -2612,16 +2651,16 @@
           </w:tblCellMar>
         </w:tblPrEx>
         <w:trPr>
-          <w:trHeight w:val="0"/>
+          <w:trHeight w:val="0" w:hRule="atLeast"/>
           <w:jc w:val="center"/>
         </w:trPr>
         <w:tc>
           <w:tcPr>
             <w:tcW w:w="1621" w:type="dxa"/>
             <w:tcBorders>
-              <w:top w:val="single" w:sz="4" w:space="0" w:color="auto"/>
-              <w:left w:val="single" w:sz="12" w:space="0" w:color="auto"/>
-              <w:bottom w:val="single" w:sz="12" w:space="0" w:color="auto"/>
+              <w:top w:val="single" w:color="auto" w:sz="4" w:space="0"/>
+              <w:left w:val="single" w:color="auto" w:sz="12" w:space="0"/>
+              <w:bottom w:val="single" w:color="auto" w:sz="12" w:space="0"/>
               <w:right w:val="nil"/>
             </w:tcBorders>
             <w:tcMar>
@@ -2648,12 +2687,12 @@
               <w:adjustRightInd w:val="0"/>
               <w:snapToGrid w:val="0"/>
               <w:spacing w:line="240" w:lineRule="auto"/>
-              <w:ind w:left="0" w:right="0" w:firstLine="0" w:leftChars="0" w:rightChars="0" w:firstLineChars="0"/>
+              <w:ind w:left="0" w:leftChars="0" w:right="0" w:rightChars="0" w:firstLine="0" w:firstLineChars="0"/>
               <w:jc w:val="center"/>
               <w:textAlignment w:val="baseline"/>
               <w:rPr>
-                <w:rStyle w:val="Strong"/>
-                <w:rFonts w:ascii="微软雅黑" w:eastAsia="微软雅黑" w:hAnsi="微软雅黑" w:cs="微软雅黑" w:hint="default"/>
+                <w:rStyle w:val="25"/>
+                <w:rFonts w:hint="default" w:ascii="微软雅黑" w:hAnsi="微软雅黑" w:eastAsia="微软雅黑" w:cs="微软雅黑"/>
                 <w:b w:val="0"/>
                 <w:bCs/>
                 <w:i w:val="0"/>
@@ -2675,9 +2714,9 @@
           <w:tcPr>
             <w:tcW w:w="2036" w:type="dxa"/>
             <w:tcBorders>
-              <w:top w:val="single" w:sz="4" w:space="0" w:color="auto"/>
-              <w:left w:val="single" w:sz="4" w:space="0" w:color="auto"/>
-              <w:bottom w:val="single" w:sz="12" w:space="0" w:color="auto"/>
+              <w:top w:val="single" w:color="auto" w:sz="4" w:space="0"/>
+              <w:left w:val="single" w:color="auto" w:sz="4" w:space="0"/>
+              <w:bottom w:val="single" w:color="auto" w:sz="12" w:space="0"/>
               <w:right w:val="nil"/>
             </w:tcBorders>
             <w:tcMar>
@@ -2704,12 +2743,12 @@
               <w:adjustRightInd w:val="0"/>
               <w:snapToGrid w:val="0"/>
               <w:spacing w:line="240" w:lineRule="auto"/>
-              <w:ind w:left="0" w:right="0" w:firstLine="0" w:leftChars="0" w:rightChars="0" w:firstLineChars="0"/>
+              <w:ind w:left="0" w:leftChars="0" w:right="0" w:rightChars="0" w:firstLine="0" w:firstLineChars="0"/>
               <w:jc w:val="center"/>
               <w:textAlignment w:val="baseline"/>
               <w:rPr>
-                <w:rStyle w:val="Strong"/>
-                <w:rFonts w:ascii="微软雅黑" w:eastAsia="微软雅黑" w:hAnsi="微软雅黑" w:cs="微软雅黑" w:hint="default"/>
+                <w:rStyle w:val="25"/>
+                <w:rFonts w:hint="default" w:ascii="微软雅黑" w:hAnsi="微软雅黑" w:eastAsia="微软雅黑" w:cs="微软雅黑"/>
                 <w:b w:val="0"/>
                 <w:bCs/>
                 <w:i w:val="0"/>
@@ -2731,9 +2770,9 @@
           <w:tcPr>
             <w:tcW w:w="1621" w:type="dxa"/>
             <w:tcBorders>
-              <w:top w:val="single" w:sz="4" w:space="0" w:color="auto"/>
-              <w:left w:val="single" w:sz="4" w:space="0" w:color="auto"/>
-              <w:bottom w:val="single" w:sz="12" w:space="0" w:color="auto"/>
+              <w:top w:val="single" w:color="auto" w:sz="4" w:space="0"/>
+              <w:left w:val="single" w:color="auto" w:sz="4" w:space="0"/>
+              <w:bottom w:val="single" w:color="auto" w:sz="12" w:space="0"/>
               <w:right w:val="nil"/>
             </w:tcBorders>
             <w:tcMar>
@@ -2760,12 +2799,12 @@
               <w:adjustRightInd w:val="0"/>
               <w:snapToGrid w:val="0"/>
               <w:spacing w:line="240" w:lineRule="auto"/>
-              <w:ind w:left="0" w:right="0" w:firstLine="0" w:leftChars="0" w:rightChars="0" w:firstLineChars="0"/>
+              <w:ind w:left="0" w:leftChars="0" w:right="0" w:rightChars="0" w:firstLine="0" w:firstLineChars="0"/>
               <w:jc w:val="center"/>
               <w:textAlignment w:val="baseline"/>
               <w:rPr>
-                <w:rStyle w:val="Strong"/>
-                <w:rFonts w:ascii="微软雅黑" w:eastAsia="微软雅黑" w:hAnsi="微软雅黑" w:cs="微软雅黑" w:hint="default"/>
+                <w:rStyle w:val="25"/>
+                <w:rFonts w:hint="default" w:ascii="微软雅黑" w:hAnsi="微软雅黑" w:eastAsia="微软雅黑" w:cs="微软雅黑"/>
                 <w:b w:val="0"/>
                 <w:bCs/>
                 <w:i w:val="0"/>
@@ -2787,9 +2826,9 @@
           <w:tcPr>
             <w:tcW w:w="2036" w:type="dxa"/>
             <w:tcBorders>
-              <w:top w:val="single" w:sz="4" w:space="0" w:color="auto"/>
-              <w:left w:val="single" w:sz="4" w:space="0" w:color="auto"/>
-              <w:bottom w:val="single" w:sz="12" w:space="0" w:color="auto"/>
+              <w:top w:val="single" w:color="auto" w:sz="4" w:space="0"/>
+              <w:left w:val="single" w:color="auto" w:sz="4" w:space="0"/>
+              <w:bottom w:val="single" w:color="auto" w:sz="12" w:space="0"/>
               <w:right w:val="nil"/>
             </w:tcBorders>
             <w:tcMar>
@@ -2816,12 +2855,12 @@
               <w:adjustRightInd w:val="0"/>
               <w:snapToGrid w:val="0"/>
               <w:spacing w:line="240" w:lineRule="auto"/>
-              <w:ind w:left="0" w:right="0" w:firstLine="0" w:leftChars="0" w:rightChars="0" w:firstLineChars="0"/>
+              <w:ind w:left="0" w:leftChars="0" w:right="0" w:rightChars="0" w:firstLine="0" w:firstLineChars="0"/>
               <w:jc w:val="center"/>
               <w:textAlignment w:val="baseline"/>
               <w:rPr>
-                <w:rStyle w:val="Strong"/>
-                <w:rFonts w:ascii="微软雅黑" w:eastAsia="微软雅黑" w:hAnsi="微软雅黑" w:cs="微软雅黑" w:hint="default"/>
+                <w:rStyle w:val="25"/>
+                <w:rFonts w:hint="default" w:ascii="微软雅黑" w:hAnsi="微软雅黑" w:eastAsia="微软雅黑" w:cs="微软雅黑"/>
                 <w:b w:val="0"/>
                 <w:bCs/>
                 <w:i w:val="0"/>
@@ -2843,10 +2882,10 @@
           <w:tcPr>
             <w:tcW w:w="1205" w:type="dxa"/>
             <w:tcBorders>
-              <w:top w:val="single" w:sz="4" w:space="0" w:color="auto"/>
-              <w:left w:val="single" w:sz="4" w:space="0" w:color="auto"/>
-              <w:bottom w:val="single" w:sz="12" w:space="0" w:color="auto"/>
-              <w:right w:val="single" w:sz="12" w:space="0" w:color="auto"/>
+              <w:top w:val="single" w:color="auto" w:sz="4" w:space="0"/>
+              <w:left w:val="single" w:color="auto" w:sz="4" w:space="0"/>
+              <w:bottom w:val="single" w:color="auto" w:sz="12" w:space="0"/>
+              <w:right w:val="single" w:color="auto" w:sz="12" w:space="0"/>
             </w:tcBorders>
             <w:tcMar>
               <w:top w:w="-1" w:type="dxa"/>
@@ -2872,12 +2911,12 @@
               <w:adjustRightInd w:val="0"/>
               <w:snapToGrid w:val="0"/>
               <w:spacing w:line="240" w:lineRule="auto"/>
-              <w:ind w:left="0" w:right="0" w:firstLine="0" w:leftChars="0" w:rightChars="0" w:firstLineChars="0"/>
+              <w:ind w:left="0" w:leftChars="0" w:right="0" w:rightChars="0" w:firstLine="0" w:firstLineChars="0"/>
               <w:jc w:val="center"/>
               <w:textAlignment w:val="baseline"/>
               <w:rPr>
-                <w:rStyle w:val="Strong"/>
-                <w:rFonts w:ascii="微软雅黑" w:eastAsia="微软雅黑" w:hAnsi="微软雅黑" w:cs="微软雅黑" w:hint="default"/>
+                <w:rStyle w:val="25"/>
+                <w:rFonts w:hint="default" w:ascii="微软雅黑" w:hAnsi="微软雅黑" w:eastAsia="微软雅黑" w:cs="微软雅黑"/>
                 <w:b w:val="0"/>
                 <w:bCs/>
                 <w:i w:val="0"/>
@@ -2914,8 +2953,8 @@
         <w:snapToGrid w:val="0"/>
         <w:textAlignment w:val="baseline"/>
         <w:rPr>
-          <w:rStyle w:val="Strong"/>
-          <w:rFonts w:ascii="微软雅黑" w:eastAsia="微软雅黑" w:hAnsi="微软雅黑" w:cs="微软雅黑" w:hint="default"/>
+          <w:rStyle w:val="25"/>
+          <w:rFonts w:hint="default" w:ascii="微软雅黑" w:hAnsi="微软雅黑" w:eastAsia="微软雅黑" w:cs="微软雅黑"/>
           <w:b w:val="0"/>
           <w:bCs/>
           <w:i w:val="0"/>
@@ -2932,23 +2971,23 @@
         <w:sectPr>
           <w:pgSz w:w="11906" w:h="16838"/>
           <w:pgMar w:top="1440" w:right="1800" w:bottom="1440" w:left="1800" w:header="851" w:footer="992" w:gutter="0"/>
-          <w:cols w:num="1" w:space="425"/>
+          <w:cols w:space="425" w:num="1"/>
           <w:docGrid w:type="lines" w:linePitch="312" w:charSpace="0"/>
         </w:sectPr>
       </w:pPr>
     </w:p>
     <w:tbl>
       <w:tblPr>
-        <w:tblStyle w:val="TableNormal0"/>
+        <w:tblStyle w:val="29"/>
         <w:tblW w:w="14524" w:type="dxa"/>
         <w:tblInd w:w="2" w:type="dxa"/>
         <w:tblBorders>
-          <w:top w:val="single" w:sz="2" w:space="0" w:color="000000"/>
-          <w:left w:val="single" w:sz="2" w:space="0" w:color="000000"/>
-          <w:bottom w:val="single" w:sz="2" w:space="0" w:color="000000"/>
-          <w:right w:val="single" w:sz="2" w:space="0" w:color="000000"/>
-          <w:insideH w:val="single" w:sz="2" w:space="0" w:color="000000"/>
-          <w:insideV w:val="single" w:sz="2" w:space="0" w:color="000000"/>
+          <w:top w:val="single" w:color="000000" w:sz="2" w:space="0"/>
+          <w:left w:val="single" w:color="000000" w:sz="2" w:space="0"/>
+          <w:bottom w:val="single" w:color="000000" w:sz="2" w:space="0"/>
+          <w:right w:val="single" w:color="000000" w:sz="2" w:space="0"/>
+          <w:insideH w:val="single" w:color="000000" w:sz="2" w:space="0"/>
+          <w:insideV w:val="single" w:color="000000" w:sz="2" w:space="0"/>
         </w:tblBorders>
         <w:tblLayout w:type="fixed"/>
         <w:tblCellMar>
@@ -2969,17 +3008,14 @@
       </w:tblGrid>
       <w:tr>
         <w:tblPrEx>
-          <w:tblW w:w="14524" w:type="dxa"/>
-          <w:tblInd w:w="2" w:type="dxa"/>
           <w:tblBorders>
-            <w:top w:val="single" w:sz="2" w:space="0" w:color="000000"/>
-            <w:left w:val="single" w:sz="2" w:space="0" w:color="000000"/>
-            <w:bottom w:val="single" w:sz="2" w:space="0" w:color="000000"/>
-            <w:right w:val="single" w:sz="2" w:space="0" w:color="000000"/>
-            <w:insideH w:val="single" w:sz="2" w:space="0" w:color="000000"/>
-            <w:insideV w:val="single" w:sz="2" w:space="0" w:color="000000"/>
+            <w:top w:val="single" w:color="000000" w:sz="2" w:space="0"/>
+            <w:left w:val="single" w:color="000000" w:sz="2" w:space="0"/>
+            <w:bottom w:val="single" w:color="000000" w:sz="2" w:space="0"/>
+            <w:right w:val="single" w:color="000000" w:sz="2" w:space="0"/>
+            <w:insideH w:val="single" w:color="000000" w:sz="2" w:space="0"/>
+            <w:insideV w:val="single" w:color="000000" w:sz="2" w:space="0"/>
           </w:tblBorders>
-          <w:tblLayout w:type="fixed"/>
           <w:tblCellMar>
             <w:top w:w="0" w:type="dxa"/>
             <w:left w:w="0" w:type="dxa"/>
@@ -2988,7 +3024,7 @@
           </w:tblCellMar>
         </w:tblPrEx>
         <w:trPr>
-          <w:trHeight w:val="951"/>
+          <w:trHeight w:val="951" w:hRule="atLeast"/>
         </w:trPr>
         <w:tc>
           <w:tcPr>
@@ -3000,14 +3036,14 @@
               <w:spacing w:before="215" w:line="289" w:lineRule="auto"/>
               <w:ind w:left="538" w:right="110" w:hanging="422"/>
               <w:rPr>
-                <w:rFonts w:ascii="宋体" w:eastAsia="宋体" w:hAnsi="宋体" w:cs="宋体"/>
+                <w:rFonts w:ascii="宋体" w:hAnsi="宋体" w:eastAsia="宋体" w:cs="宋体"/>
                 <w:sz w:val="20"/>
                 <w:szCs w:val="20"/>
               </w:rPr>
             </w:pPr>
             <w:r>
               <w:rPr>
-                <w:rFonts w:ascii="宋体" w:eastAsia="宋体" w:hAnsi="宋体" w:cs="宋体"/>
+                <w:rFonts w:ascii="宋体" w:hAnsi="宋体" w:eastAsia="宋体" w:cs="宋体"/>
                 <w:b/>
                 <w:bCs/>
                 <w:spacing w:val="6"/>
@@ -3018,7 +3054,7 @@
             </w:r>
             <w:r>
               <w:rPr>
-                <w:rFonts w:ascii="宋体" w:eastAsia="宋体" w:hAnsi="宋体" w:cs="宋体"/>
+                <w:rFonts w:ascii="宋体" w:hAnsi="宋体" w:eastAsia="宋体" w:cs="宋体"/>
                 <w:b/>
                 <w:bCs/>
                 <w:spacing w:val="-2"/>
@@ -3036,7 +3072,7 @@
           </w:tcPr>
           <w:p>
             <w:pPr>
-              <w:pStyle w:val="TableText"/>
+              <w:pStyle w:val="30"/>
               <w:spacing w:line="303" w:lineRule="auto"/>
             </w:pPr>
           </w:p>
@@ -3045,14 +3081,14 @@
               <w:spacing w:before="65" w:line="229" w:lineRule="auto"/>
               <w:ind w:left="238"/>
               <w:rPr>
-                <w:rFonts w:ascii="宋体" w:eastAsia="宋体" w:hAnsi="宋体" w:cs="宋体"/>
+                <w:rFonts w:ascii="宋体" w:hAnsi="宋体" w:eastAsia="宋体" w:cs="宋体"/>
                 <w:sz w:val="20"/>
                 <w:szCs w:val="20"/>
               </w:rPr>
             </w:pPr>
             <w:r>
               <w:rPr>
-                <w:rFonts w:ascii="宋体" w:eastAsia="宋体" w:hAnsi="宋体" w:cs="宋体"/>
+                <w:rFonts w:ascii="宋体" w:hAnsi="宋体" w:eastAsia="宋体" w:cs="宋体"/>
                 <w:b/>
                 <w:bCs/>
                 <w:spacing w:val="5"/>
@@ -3073,14 +3109,14 @@
               <w:spacing w:before="214" w:line="229" w:lineRule="auto"/>
               <w:ind w:left="528"/>
               <w:rPr>
-                <w:rFonts w:ascii="宋体" w:eastAsia="宋体" w:hAnsi="宋体" w:cs="宋体"/>
+                <w:rFonts w:ascii="宋体" w:hAnsi="宋体" w:eastAsia="宋体" w:cs="宋体"/>
                 <w:sz w:val="20"/>
                 <w:szCs w:val="20"/>
               </w:rPr>
             </w:pPr>
             <w:r>
               <w:rPr>
-                <w:rFonts w:ascii="宋体" w:eastAsia="宋体" w:hAnsi="宋体" w:cs="宋体"/>
+                <w:rFonts w:ascii="宋体" w:hAnsi="宋体" w:eastAsia="宋体" w:cs="宋体"/>
                 <w:b/>
                 <w:bCs/>
                 <w:spacing w:val="6"/>
@@ -3095,14 +3131,14 @@
               <w:spacing w:before="63" w:line="228" w:lineRule="auto"/>
               <w:ind w:left="121"/>
               <w:rPr>
-                <w:rFonts w:ascii="宋体" w:eastAsia="宋体" w:hAnsi="宋体" w:cs="宋体"/>
+                <w:rFonts w:ascii="宋体" w:hAnsi="宋体" w:eastAsia="宋体" w:cs="宋体"/>
                 <w:sz w:val="20"/>
                 <w:szCs w:val="20"/>
               </w:rPr>
             </w:pPr>
             <w:r>
               <w:rPr>
-                <w:rFonts w:ascii="宋体" w:eastAsia="宋体" w:hAnsi="宋体" w:cs="宋体"/>
+                <w:rFonts w:ascii="宋体" w:hAnsi="宋体" w:eastAsia="宋体" w:cs="宋体"/>
                 <w:b/>
                 <w:bCs/>
                 <w:spacing w:val="4"/>
@@ -3122,7 +3158,7 @@
             <w:pPr>
               <w:spacing w:before="214" w:line="228" w:lineRule="auto"/>
               <w:rPr>
-                <w:rFonts w:ascii="宋体" w:eastAsia="宋体" w:hAnsi="宋体" w:cs="宋体"/>
+                <w:rFonts w:ascii="宋体" w:hAnsi="宋体" w:eastAsia="宋体" w:cs="宋体"/>
                 <w:b/>
                 <w:bCs/>
                 <w:spacing w:val="6"/>
@@ -3132,7 +3168,7 @@
             </w:pPr>
             <w:r>
               <w:rPr>
-                <w:rFonts w:ascii="宋体" w:eastAsia="宋体" w:hAnsi="宋体" w:cs="宋体"/>
+                <w:rFonts w:ascii="宋体" w:hAnsi="宋体" w:eastAsia="宋体" w:cs="宋体"/>
                 <w:b/>
                 <w:bCs/>
                 <w:spacing w:val="6"/>
@@ -3146,14 +3182,14 @@
             <w:pPr>
               <w:spacing w:before="214" w:line="228" w:lineRule="auto"/>
               <w:rPr>
-                <w:rFonts w:ascii="宋体" w:eastAsia="宋体" w:hAnsi="宋体" w:cs="宋体"/>
+                <w:rFonts w:ascii="宋体" w:hAnsi="宋体" w:eastAsia="宋体" w:cs="宋体"/>
                 <w:sz w:val="20"/>
                 <w:szCs w:val="20"/>
               </w:rPr>
             </w:pPr>
             <w:r>
               <w:rPr>
-                <w:rFonts w:ascii="宋体" w:eastAsia="宋体" w:hAnsi="宋体" w:cs="宋体"/>
+                <w:rFonts w:ascii="宋体" w:hAnsi="宋体" w:eastAsia="宋体" w:cs="宋体"/>
                 <w:b/>
                 <w:bCs/>
                 <w:spacing w:val="6"/>
@@ -3173,14 +3209,14 @@
             <w:pPr>
               <w:spacing w:before="58" w:line="228" w:lineRule="auto"/>
               <w:rPr>
-                <w:rFonts w:ascii="宋体" w:eastAsia="宋体" w:hAnsi="宋体" w:cs="宋体"/>
+                <w:rFonts w:ascii="宋体" w:hAnsi="宋体" w:eastAsia="宋体" w:cs="宋体"/>
                 <w:sz w:val="20"/>
                 <w:szCs w:val="20"/>
               </w:rPr>
             </w:pPr>
             <w:r>
               <w:rPr>
-                <w:rFonts w:ascii="宋体" w:eastAsia="宋体" w:hAnsi="宋体" w:cs="宋体"/>
+                <w:rFonts w:ascii="宋体" w:hAnsi="宋体" w:eastAsia="宋体" w:cs="宋体"/>
                 <w:b/>
                 <w:bCs/>
                 <w:spacing w:val="5"/>
@@ -3195,14 +3231,14 @@
               <w:spacing w:before="66" w:line="263" w:lineRule="auto"/>
               <w:ind w:right="18"/>
               <w:rPr>
-                <w:rFonts w:ascii="宋体" w:eastAsia="宋体" w:hAnsi="宋体" w:cs="宋体"/>
+                <w:rFonts w:ascii="宋体" w:hAnsi="宋体" w:eastAsia="宋体" w:cs="宋体"/>
                 <w:sz w:val="20"/>
                 <w:szCs w:val="20"/>
               </w:rPr>
             </w:pPr>
             <w:r>
               <w:rPr>
-                <w:rFonts w:ascii="宋体" w:eastAsia="宋体" w:hAnsi="宋体" w:cs="宋体"/>
+                <w:rFonts w:ascii="宋体" w:hAnsi="宋体" w:eastAsia="宋体" w:cs="宋体"/>
                 <w:b/>
                 <w:bCs/>
                 <w:spacing w:val="-1"/>
@@ -3213,7 +3249,7 @@
             </w:r>
             <w:r>
               <w:rPr>
-                <w:rFonts w:ascii="宋体" w:eastAsia="宋体" w:hAnsi="宋体" w:cs="宋体"/>
+                <w:rFonts w:ascii="宋体" w:hAnsi="宋体" w:eastAsia="宋体" w:cs="宋体"/>
                 <w:spacing w:val="-44"/>
                 <w:sz w:val="20"/>
                 <w:szCs w:val="20"/>
@@ -3222,7 +3258,7 @@
             </w:r>
             <w:r>
               <w:rPr>
-                <w:rFonts w:ascii="宋体" w:eastAsia="宋体" w:hAnsi="宋体" w:cs="宋体"/>
+                <w:rFonts w:ascii="宋体" w:hAnsi="宋体" w:eastAsia="宋体" w:cs="宋体"/>
                 <w:b/>
                 <w:bCs/>
                 <w:spacing w:val="-1"/>
@@ -3233,7 +3269,7 @@
             </w:r>
             <w:r>
               <w:rPr>
-                <w:rFonts w:ascii="宋体" w:eastAsia="宋体" w:hAnsi="宋体" w:cs="宋体"/>
+                <w:rFonts w:ascii="宋体" w:hAnsi="宋体" w:eastAsia="宋体" w:cs="宋体"/>
                 <w:b/>
                 <w:bCs/>
                 <w:spacing w:val="3"/>
@@ -3251,7 +3287,7 @@
           </w:tcPr>
           <w:p>
             <w:pPr>
-              <w:pStyle w:val="TableText"/>
+              <w:pStyle w:val="30"/>
               <w:spacing w:line="303" w:lineRule="auto"/>
             </w:pPr>
           </w:p>
@@ -3260,14 +3296,14 @@
               <w:spacing w:before="65" w:line="226" w:lineRule="auto"/>
               <w:ind w:left="761"/>
               <w:rPr>
-                <w:rFonts w:ascii="宋体" w:eastAsia="宋体" w:hAnsi="宋体" w:cs="宋体"/>
+                <w:rFonts w:ascii="宋体" w:hAnsi="宋体" w:eastAsia="宋体" w:cs="宋体"/>
                 <w:sz w:val="20"/>
                 <w:szCs w:val="20"/>
               </w:rPr>
             </w:pPr>
             <w:r>
               <w:rPr>
-                <w:rFonts w:ascii="宋体" w:eastAsia="宋体" w:hAnsi="宋体" w:cs="宋体"/>
+                <w:rFonts w:ascii="宋体" w:hAnsi="宋体" w:eastAsia="宋体" w:cs="宋体"/>
                 <w:b/>
                 <w:bCs/>
                 <w:spacing w:val="7"/>
@@ -3288,14 +3324,14 @@
               <w:spacing w:before="215" w:line="290" w:lineRule="auto"/>
               <w:ind w:left="476" w:right="302" w:hanging="169"/>
               <w:rPr>
-                <w:rFonts w:ascii="宋体" w:eastAsia="宋体" w:hAnsi="宋体" w:cs="宋体"/>
+                <w:rFonts w:ascii="宋体" w:hAnsi="宋体" w:eastAsia="宋体" w:cs="宋体"/>
                 <w:sz w:val="20"/>
                 <w:szCs w:val="20"/>
               </w:rPr>
             </w:pPr>
             <w:r>
               <w:rPr>
-                <w:rFonts w:ascii="宋体" w:eastAsia="宋体" w:hAnsi="宋体" w:cs="宋体"/>
+                <w:rFonts w:ascii="宋体" w:hAnsi="宋体" w:eastAsia="宋体" w:cs="宋体"/>
                 <w:b/>
                 <w:bCs/>
                 <w:spacing w:val="4"/>
@@ -3306,7 +3342,7 @@
             </w:r>
             <w:r>
               <w:rPr>
-                <w:rFonts w:ascii="宋体" w:eastAsia="宋体" w:hAnsi="宋体" w:cs="宋体"/>
+                <w:rFonts w:ascii="宋体" w:hAnsi="宋体" w:eastAsia="宋体" w:cs="宋体"/>
                 <w:b/>
                 <w:bCs/>
                 <w:spacing w:val="-1"/>
@@ -3320,9 +3356,14 @@
       </w:tr>
       <w:tr>
         <w:tblPrEx>
-          <w:tblW w:w="14524" w:type="dxa"/>
-          <w:tblInd w:w="2" w:type="dxa"/>
-          <w:tblLayout w:type="fixed"/>
+          <w:tblBorders>
+            <w:top w:val="single" w:color="000000" w:sz="2" w:space="0"/>
+            <w:left w:val="single" w:color="000000" w:sz="2" w:space="0"/>
+            <w:bottom w:val="single" w:color="000000" w:sz="2" w:space="0"/>
+            <w:right w:val="single" w:color="000000" w:sz="2" w:space="0"/>
+            <w:insideH w:val="single" w:color="000000" w:sz="2" w:space="0"/>
+            <w:insideV w:val="single" w:color="000000" w:sz="2" w:space="0"/>
+          </w:tblBorders>
           <w:tblCellMar>
             <w:top w:w="0" w:type="dxa"/>
             <w:left w:w="0" w:type="dxa"/>
@@ -3331,7 +3372,7 @@
           </w:tblCellMar>
         </w:tblPrEx>
         <w:trPr>
-          <w:trHeight w:val="2646"/>
+          <w:trHeight w:val="2646" w:hRule="atLeast"/>
         </w:trPr>
         <w:tc>
           <w:tcPr>
@@ -3344,14 +3385,14 @@
               <w:ind w:right="154"/>
               <w:jc w:val="center"/>
               <w:rPr>
-                <w:rFonts w:ascii="宋体" w:eastAsia="宋体" w:hAnsi="宋体" w:cs="宋体"/>
-                <w:sz w:val="24"/>
-                <w:szCs w:val="24"/>
-              </w:rPr>
-            </w:pPr>
-            <w:r>
-              <w:rPr>
-                <w:rFonts w:ascii="宋体" w:eastAsia="宋体" w:hAnsi="宋体" w:cs="宋体"/>
+                <w:rFonts w:ascii="宋体" w:hAnsi="宋体" w:eastAsia="宋体" w:cs="宋体"/>
+                <w:sz w:val="24"/>
+                <w:szCs w:val="24"/>
+              </w:rPr>
+            </w:pPr>
+            <w:r>
+              <w:rPr>
+                <w:rFonts w:ascii="宋体" w:hAnsi="宋体" w:eastAsia="宋体" w:cs="宋体"/>
                 <w:b/>
                 <w:bCs/>
                 <w:spacing w:val="-5"/>
@@ -3362,7 +3403,7 @@
             </w:r>
             <w:r>
               <w:rPr>
-                <w:rFonts w:ascii="宋体" w:eastAsia="宋体" w:hAnsi="宋体" w:cs="宋体"/>
+                <w:rFonts w:ascii="宋体" w:hAnsi="宋体" w:eastAsia="宋体" w:cs="宋体"/>
                 <w:b/>
                 <w:bCs/>
                 <w:spacing w:val="-9"/>
@@ -3383,7 +3424,7 @@
               <w:spacing w:line="219" w:lineRule="auto"/>
               <w:jc w:val="center"/>
               <w:rPr>
-                <w:rFonts w:ascii="宋体" w:eastAsia="宋体" w:hAnsi="宋体" w:cs="宋体" w:hint="default"/>
+                <w:rFonts w:hint="default" w:ascii="宋体" w:hAnsi="宋体" w:eastAsia="宋体" w:cs="宋体"/>
                 <w:sz w:val="24"/>
                 <w:szCs w:val="24"/>
                 <w:lang w:val="en-US" w:eastAsia="zh-CN"/>
@@ -3404,11 +3445,11 @@
           </w:tcPr>
           <w:p>
             <w:pPr>
-              <w:pStyle w:val="a2"/>
+              <w:pStyle w:val="32"/>
               <w:bidi w:val="0"/>
-              <w:ind w:left="0" w:firstLine="0" w:leftChars="0" w:firstLineChars="0"/>
-              <w:rPr>
-                <w:rFonts w:ascii="宋体" w:eastAsia="宋体" w:hAnsi="宋体" w:cs="宋体"/>
+              <w:ind w:left="0" w:leftChars="0" w:firstLine="0" w:firstLineChars="0"/>
+              <w:rPr>
+                <w:rFonts w:ascii="宋体" w:hAnsi="宋体" w:eastAsia="宋体" w:cs="宋体"/>
                 <w:sz w:val="24"/>
                 <w:szCs w:val="24"/>
               </w:rPr>
@@ -3455,7 +3496,7 @@
           </w:tcPr>
           <w:p>
             <w:pPr>
-              <w:pStyle w:val="a4"/>
+              <w:pStyle w:val="42"/>
               <w:bidi w:val="0"/>
               <w:rPr>
                 <w:rFonts w:hint="eastAsia"/>
@@ -3467,20 +3508,7 @@
                 <w:rFonts w:hint="eastAsia"/>
                 <w:lang w:val="en-US" w:eastAsia="zh-CN"/>
               </w:rPr>
-              <w:t>企业门店ERP统一管理系统</w:t>
-            </w:r>
-          </w:p>
-          <w:p>
-            <w:pPr>
-              <w:pStyle w:val="a4"/>
-              <w:bidi w:val="0"/>
-              <w:rPr>
-                <w:rFonts w:hint="eastAsia"/>
-                <w:lang w:val="en-US" w:eastAsia="zh-CN"/>
-              </w:rPr>
-            </w:pPr>
-            <w:r>
-              <w:t>大化投发服务项目</w:t>
+              <w:t>2025年国电电力湖南新能源系统运维项目</w:t>
             </w:r>
           </w:p>
         </w:tc>
@@ -3494,15 +3522,15 @@
               <w:spacing w:before="78" w:line="220" w:lineRule="auto"/>
               <w:jc w:val="center"/>
               <w:rPr>
-                <w:rFonts w:ascii="宋体" w:eastAsia="宋体" w:hAnsi="宋体" w:cs="宋体" w:hint="default"/>
-                <w:sz w:val="24"/>
-                <w:szCs w:val="24"/>
-                <w:lang w:val="en-US" w:eastAsia="zh-CN"/>
-              </w:rPr>
-            </w:pPr>
-            <w:r>
-              <w:rPr>
-                <w:rFonts w:ascii="宋体" w:hAnsi="宋体" w:cs="宋体" w:hint="eastAsia"/>
+                <w:rFonts w:hint="default" w:ascii="宋体" w:hAnsi="宋体" w:eastAsia="宋体" w:cs="宋体"/>
+                <w:sz w:val="24"/>
+                <w:szCs w:val="24"/>
+                <w:lang w:val="en-US" w:eastAsia="zh-CN"/>
+              </w:rPr>
+            </w:pPr>
+            <w:r>
+              <w:rPr>
+                <w:rFonts w:hint="eastAsia" w:ascii="宋体" w:hAnsi="宋体" w:cs="宋体"/>
                 <w:sz w:val="24"/>
                 <w:szCs w:val="24"/>
                 <w:lang w:val="en-US" w:eastAsia="zh-CN"/>
@@ -3517,7 +3545,7 @@
           </w:tcPr>
           <w:p>
             <w:pPr>
-              <w:pStyle w:val="a4"/>
+              <w:pStyle w:val="42"/>
               <w:bidi w:val="0"/>
               <w:rPr>
                 <w:rFonts w:hint="default"/>
@@ -3539,15 +3567,15 @@
               <w:spacing w:before="26" w:line="239" w:lineRule="auto"/>
               <w:jc w:val="center"/>
               <w:rPr>
-                <w:rFonts w:ascii="宋体" w:eastAsia="宋体" w:hAnsi="宋体" w:cs="宋体" w:hint="default"/>
-                <w:sz w:val="24"/>
-                <w:szCs w:val="24"/>
-                <w:lang w:val="en-US" w:eastAsia="zh-CN"/>
-              </w:rPr>
-            </w:pPr>
-            <w:r>
-              <w:rPr>
-                <w:rFonts w:ascii="宋体" w:hAnsi="宋体" w:cs="宋体" w:hint="eastAsia"/>
+                <w:rFonts w:hint="default" w:ascii="宋体" w:hAnsi="宋体" w:eastAsia="宋体" w:cs="宋体"/>
+                <w:sz w:val="24"/>
+                <w:szCs w:val="24"/>
+                <w:lang w:val="en-US" w:eastAsia="zh-CN"/>
+              </w:rPr>
+            </w:pPr>
+            <w:r>
+              <w:rPr>
+                <w:rFonts w:hint="eastAsia" w:ascii="宋体" w:hAnsi="宋体" w:cs="宋体"/>
                 <w:spacing w:val="-2"/>
                 <w:sz w:val="24"/>
                 <w:szCs w:val="24"/>
@@ -3557,7 +3585,7 @@
             </w:r>
             <w:r>
               <w:rPr>
-                <w:rFonts w:ascii="宋体" w:eastAsia="宋体" w:hAnsi="宋体" w:cs="宋体"/>
+                <w:rFonts w:ascii="宋体" w:hAnsi="宋体" w:eastAsia="宋体" w:cs="宋体"/>
                 <w:spacing w:val="-2"/>
                 <w:sz w:val="24"/>
                 <w:szCs w:val="24"/>
@@ -3566,7 +3594,7 @@
             </w:r>
             <w:r>
               <w:rPr>
-                <w:rFonts w:ascii="宋体" w:hAnsi="宋体" w:cs="宋体" w:hint="eastAsia"/>
+                <w:rFonts w:hint="eastAsia" w:ascii="宋体" w:hAnsi="宋体" w:cs="宋体"/>
                 <w:spacing w:val="-2"/>
                 <w:sz w:val="24"/>
                 <w:szCs w:val="24"/>
@@ -3576,7 +3604,7 @@
             </w:r>
             <w:r>
               <w:rPr>
-                <w:rFonts w:ascii="宋体" w:eastAsia="宋体" w:hAnsi="宋体" w:cs="宋体"/>
+                <w:rFonts w:ascii="宋体" w:hAnsi="宋体" w:eastAsia="宋体" w:cs="宋体"/>
                 <w:spacing w:val="-2"/>
                 <w:sz w:val="24"/>
                 <w:szCs w:val="24"/>
@@ -3585,7 +3613,7 @@
             </w:r>
             <w:r>
               <w:rPr>
-                <w:rFonts w:ascii="宋体" w:hAnsi="宋体" w:cs="宋体" w:hint="eastAsia"/>
+                <w:rFonts w:hint="eastAsia" w:ascii="宋体" w:hAnsi="宋体" w:cs="宋体"/>
                 <w:spacing w:val="-2"/>
                 <w:sz w:val="24"/>
                 <w:szCs w:val="24"/>
@@ -3598,9 +3626,14 @@
       </w:tr>
       <w:tr>
         <w:tblPrEx>
-          <w:tblW w:w="14524" w:type="dxa"/>
-          <w:tblInd w:w="2" w:type="dxa"/>
-          <w:tblLayout w:type="fixed"/>
+          <w:tblBorders>
+            <w:top w:val="single" w:color="000000" w:sz="2" w:space="0"/>
+            <w:left w:val="single" w:color="000000" w:sz="2" w:space="0"/>
+            <w:bottom w:val="single" w:color="000000" w:sz="2" w:space="0"/>
+            <w:right w:val="single" w:color="000000" w:sz="2" w:space="0"/>
+            <w:insideH w:val="single" w:color="000000" w:sz="2" w:space="0"/>
+            <w:insideV w:val="single" w:color="000000" w:sz="2" w:space="0"/>
+          </w:tblBorders>
           <w:tblCellMar>
             <w:top w:w="0" w:type="dxa"/>
             <w:left w:w="0" w:type="dxa"/>
@@ -3609,7 +3642,7 @@
           </w:tblCellMar>
         </w:tblPrEx>
         <w:trPr>
-          <w:trHeight w:val="3397"/>
+          <w:trHeight w:val="3397" w:hRule="atLeast"/>
         </w:trPr>
         <w:tc>
           <w:tcPr>
@@ -3621,14 +3654,14 @@
               <w:spacing w:before="78" w:line="220" w:lineRule="auto"/>
               <w:jc w:val="center"/>
               <w:rPr>
-                <w:rFonts w:ascii="宋体" w:eastAsia="宋体" w:hAnsi="宋体" w:cs="宋体"/>
-                <w:sz w:val="24"/>
-                <w:szCs w:val="24"/>
-              </w:rPr>
-            </w:pPr>
-            <w:r>
-              <w:rPr>
-                <w:rFonts w:ascii="宋体" w:eastAsia="宋体" w:hAnsi="宋体" w:cs="宋体"/>
+                <w:rFonts w:ascii="宋体" w:hAnsi="宋体" w:eastAsia="宋体" w:cs="宋体"/>
+                <w:sz w:val="24"/>
+                <w:szCs w:val="24"/>
+              </w:rPr>
+            </w:pPr>
+            <w:r>
+              <w:rPr>
+                <w:rFonts w:ascii="宋体" w:hAnsi="宋体" w:eastAsia="宋体" w:cs="宋体"/>
                 <w:b/>
                 <w:bCs/>
                 <w:spacing w:val="-5"/>
@@ -3646,11 +3679,11 @@
           </w:tcPr>
           <w:p>
             <w:pPr>
-              <w:pStyle w:val="TableText"/>
+              <w:pStyle w:val="30"/>
               <w:spacing w:line="262" w:lineRule="auto"/>
               <w:jc w:val="center"/>
               <w:rPr>
-                <w:rFonts w:ascii="宋体" w:eastAsia="宋体" w:hAnsi="宋体" w:cs="宋体" w:hint="default"/>
+                <w:rFonts w:hint="default" w:ascii="宋体" w:hAnsi="宋体" w:eastAsia="宋体" w:cs="宋体"/>
                 <w:sz w:val="24"/>
                 <w:szCs w:val="24"/>
                 <w:lang w:val="en-US" w:eastAsia="zh-CN"/>
@@ -3661,7 +3694,16 @@
                 <w:rFonts w:hint="eastAsia"/>
                 <w:lang w:val="en-US" w:eastAsia="zh-CN"/>
               </w:rPr>
-              <w:t>图云科技运维监控</w:t>
+              <w:t>华风数据</w:t>
+            </w:r>
+            <w:bookmarkStart w:id="1" w:name="_GoBack"/>
+            <w:bookmarkEnd w:id="1"/>
+            <w:r>
+              <w:rPr>
+                <w:rFonts w:hint="eastAsia"/>
+                <w:lang w:val="en-US" w:eastAsia="zh-CN"/>
+              </w:rPr>
+              <w:t>运维监控</w:t>
             </w:r>
           </w:p>
         </w:tc>
@@ -3671,18 +3713,17 @@
           </w:tcPr>
           <w:p>
             <w:pPr>
-              <w:pStyle w:val="a2"/>
-              <w:ind w:left="0" w:firstLine="0" w:leftChars="0" w:firstLineChars="0"/>
-              <w:rPr>
-                <w:rFonts w:ascii="宋体" w:eastAsia="宋体" w:hAnsi="宋体" w:cs="宋体"/>
-                <w:sz w:val="24"/>
-                <w:szCs w:val="24"/>
-              </w:rPr>
-            </w:pPr>
-            <w:bookmarkStart w:id="1" w:name="_GoBack"/>
-            <w:r>
-              <w:rPr>
-                <w:rFonts w:ascii="Segoe UI" w:eastAsia="Segoe UI" w:hAnsi="Segoe UI" w:cs="Segoe UI"/>
+              <w:pStyle w:val="32"/>
+              <w:ind w:left="0" w:leftChars="0" w:firstLine="0" w:firstLineChars="0"/>
+              <w:rPr>
+                <w:rFonts w:ascii="宋体" w:hAnsi="宋体" w:eastAsia="宋体" w:cs="宋体"/>
+                <w:sz w:val="24"/>
+                <w:szCs w:val="24"/>
+              </w:rPr>
+            </w:pPr>
+            <w:r>
+              <w:rPr>
+                <w:rFonts w:ascii="Segoe UI" w:hAnsi="Segoe UI" w:eastAsia="Segoe UI" w:cs="Segoe UI"/>
                 <w:i w:val="0"/>
                 <w:iCs w:val="0"/>
                 <w:caps w:val="0"/>
@@ -3696,7 +3737,7 @@
             </w:r>
             <w:r>
               <w:rPr>
-                <w:rFonts w:ascii="Segoe UI" w:eastAsia="宋体" w:hAnsi="Segoe UI" w:cs="Segoe UI" w:hint="eastAsia"/>
+                <w:rFonts w:hint="eastAsia" w:ascii="Segoe UI" w:hAnsi="Segoe UI" w:eastAsia="宋体" w:cs="Segoe UI"/>
                 <w:i w:val="0"/>
                 <w:iCs w:val="0"/>
                 <w:caps w:val="0"/>
@@ -3711,7 +3752,7 @@
             </w:r>
             <w:r>
               <w:rPr>
-                <w:rFonts w:ascii="Segoe UI" w:eastAsia="Segoe UI" w:hAnsi="Segoe UI" w:cs="Segoe UI"/>
+                <w:rFonts w:ascii="Segoe UI" w:hAnsi="Segoe UI" w:eastAsia="Segoe UI" w:cs="Segoe UI"/>
                 <w:i w:val="0"/>
                 <w:iCs w:val="0"/>
                 <w:caps w:val="0"/>
@@ -3723,7 +3764,6 @@
               </w:rPr>
               <w:t>实时掌握IT资源的运行状态，快速定位故障，保障业务连续稳定运行。平台采用模块化设计，覆盖主机、云资源、应用性能、数据库等核心监控场景，支持从基础设施到业务应用的立体化监控。</w:t>
             </w:r>
-            <w:bookmarkEnd w:id="1"/>
           </w:p>
         </w:tc>
         <w:tc>
@@ -3733,11 +3773,10 @@
           </w:tcPr>
           <w:p>
             <w:pPr>
-              <w:pStyle w:val="a4"/>
+              <w:pStyle w:val="42"/>
               <w:bidi w:val="0"/>
               <w:rPr>
                 <w:rFonts w:hint="eastAsia"/>
-                <w:lang w:val="en-US" w:eastAsia="zh-CN"/>
               </w:rPr>
             </w:pPr>
             <w:r>
@@ -3745,19 +3784,7 @@
                 <w:rFonts w:hint="eastAsia"/>
                 <w:lang w:val="en-US" w:eastAsia="zh-CN"/>
               </w:rPr>
-              <w:t>企业门店ERP统一管理系统</w:t>
-            </w:r>
-          </w:p>
-          <w:p>
-            <w:pPr>
-              <w:pStyle w:val="a4"/>
-              <w:bidi w:val="0"/>
-              <w:rPr>
-                <w:rFonts w:hint="eastAsia"/>
-              </w:rPr>
-            </w:pPr>
-            <w:r>
-              <w:t>大化投发服务项目</w:t>
+              <w:t>2025年国电电力湖南新能源系统运维项目</w:t>
             </w:r>
           </w:p>
         </w:tc>
@@ -3771,15 +3798,15 @@
               <w:spacing w:before="78" w:line="221" w:lineRule="auto"/>
               <w:jc w:val="center"/>
               <w:rPr>
-                <w:rFonts w:ascii="宋体" w:eastAsia="宋体" w:hAnsi="宋体" w:cs="宋体" w:hint="default"/>
-                <w:sz w:val="24"/>
-                <w:szCs w:val="24"/>
-                <w:lang w:val="en-US" w:eastAsia="zh-CN"/>
-              </w:rPr>
-            </w:pPr>
-            <w:r>
-              <w:rPr>
-                <w:rFonts w:ascii="宋体" w:hAnsi="宋体" w:cs="宋体" w:hint="eastAsia"/>
+                <w:rFonts w:hint="default" w:ascii="宋体" w:hAnsi="宋体" w:eastAsia="宋体" w:cs="宋体"/>
+                <w:sz w:val="24"/>
+                <w:szCs w:val="24"/>
+                <w:lang w:val="en-US" w:eastAsia="zh-CN"/>
+              </w:rPr>
+            </w:pPr>
+            <w:r>
+              <w:rPr>
+                <w:rFonts w:hint="eastAsia" w:ascii="宋体" w:hAnsi="宋体" w:cs="宋体"/>
                 <w:sz w:val="24"/>
                 <w:szCs w:val="24"/>
                 <w:lang w:val="en-US" w:eastAsia="zh-CN"/>
@@ -3794,7 +3821,7 @@
           </w:tcPr>
           <w:p>
             <w:pPr>
-              <w:pStyle w:val="a4"/>
+              <w:pStyle w:val="42"/>
               <w:bidi w:val="0"/>
               <w:rPr>
                 <w:rFonts w:hint="eastAsia"/>
@@ -3816,15 +3843,15 @@
               <w:spacing w:before="26" w:line="239" w:lineRule="auto"/>
               <w:jc w:val="center"/>
               <w:rPr>
-                <w:rFonts w:ascii="宋体" w:eastAsia="宋体" w:hAnsi="宋体" w:cs="宋体" w:hint="default"/>
-                <w:sz w:val="24"/>
-                <w:szCs w:val="24"/>
-                <w:lang w:val="en-US" w:eastAsia="zh-CN"/>
-              </w:rPr>
-            </w:pPr>
-            <w:r>
-              <w:rPr>
-                <w:rFonts w:ascii="宋体" w:hAnsi="宋体" w:cs="宋体" w:hint="eastAsia"/>
+                <w:rFonts w:hint="default" w:ascii="宋体" w:hAnsi="宋体" w:eastAsia="宋体" w:cs="宋体"/>
+                <w:sz w:val="24"/>
+                <w:szCs w:val="24"/>
+                <w:lang w:val="en-US" w:eastAsia="zh-CN"/>
+              </w:rPr>
+            </w:pPr>
+            <w:r>
+              <w:rPr>
+                <w:rFonts w:hint="eastAsia" w:ascii="宋体" w:hAnsi="宋体" w:cs="宋体"/>
                 <w:spacing w:val="-2"/>
                 <w:sz w:val="24"/>
                 <w:szCs w:val="24"/>
@@ -3834,7 +3861,7 @@
             </w:r>
             <w:r>
               <w:rPr>
-                <w:rFonts w:ascii="宋体" w:eastAsia="宋体" w:hAnsi="宋体" w:cs="宋体"/>
+                <w:rFonts w:ascii="宋体" w:hAnsi="宋体" w:eastAsia="宋体" w:cs="宋体"/>
                 <w:spacing w:val="-2"/>
                 <w:sz w:val="24"/>
                 <w:szCs w:val="24"/>
@@ -3843,7 +3870,7 @@
             </w:r>
             <w:r>
               <w:rPr>
-                <w:rFonts w:ascii="宋体" w:hAnsi="宋体" w:cs="宋体" w:hint="eastAsia"/>
+                <w:rFonts w:hint="eastAsia" w:ascii="宋体" w:hAnsi="宋体" w:cs="宋体"/>
                 <w:spacing w:val="-2"/>
                 <w:sz w:val="24"/>
                 <w:szCs w:val="24"/>
@@ -3853,7 +3880,7 @@
             </w:r>
             <w:r>
               <w:rPr>
-                <w:rFonts w:ascii="宋体" w:eastAsia="宋体" w:hAnsi="宋体" w:cs="宋体"/>
+                <w:rFonts w:ascii="宋体" w:hAnsi="宋体" w:eastAsia="宋体" w:cs="宋体"/>
                 <w:spacing w:val="-2"/>
                 <w:sz w:val="24"/>
                 <w:szCs w:val="24"/>
@@ -3862,7 +3889,7 @@
             </w:r>
             <w:r>
               <w:rPr>
-                <w:rFonts w:ascii="宋体" w:hAnsi="宋体" w:cs="宋体" w:hint="eastAsia"/>
+                <w:rFonts w:hint="eastAsia" w:ascii="宋体" w:hAnsi="宋体" w:cs="宋体"/>
                 <w:spacing w:val="-2"/>
                 <w:sz w:val="24"/>
                 <w:szCs w:val="24"/>
@@ -3891,8 +3918,8 @@
         <w:snapToGrid w:val="0"/>
         <w:textAlignment w:val="baseline"/>
         <w:rPr>
-          <w:rStyle w:val="Strong"/>
-          <w:rFonts w:ascii="微软雅黑" w:eastAsia="微软雅黑" w:hAnsi="微软雅黑" w:cs="微软雅黑" w:hint="default"/>
+          <w:rStyle w:val="25"/>
+          <w:rFonts w:hint="default" w:ascii="微软雅黑" w:hAnsi="微软雅黑" w:eastAsia="微软雅黑" w:cs="微软雅黑"/>
           <w:b w:val="0"/>
           <w:bCs/>
           <w:i w:val="0"/>
@@ -3911,23 +3938,73 @@
     <w:sectPr>
       <w:pgSz w:w="16838" w:h="11906" w:orient="landscape"/>
       <w:pgMar w:top="1800" w:right="1440" w:bottom="1800" w:left="1440" w:header="851" w:footer="992" w:gutter="0"/>
-      <w:cols w:num="1" w:space="425"/>
+      <w:cols w:space="425" w:num="1"/>
       <w:docGrid w:type="lines" w:linePitch="312" w:charSpace="0"/>
     </w:sectPr>
   </w:body>
 </w:document>
 </file>
 
+<file path=word/endnotes.xml><?xml version="1.0" encoding="utf-8"?>
+<w:endnotes xmlns:wpc="http://schemas.microsoft.com/office/word/2010/wordprocessingCanvas" xmlns:mc="http://schemas.openxmlformats.org/markup-compatibility/2006" xmlns:o="urn:schemas-microsoft-com:office:office" xmlns:r="http://schemas.openxmlformats.org/officeDocument/2006/relationships" xmlns:m="http://schemas.openxmlformats.org/officeDocument/2006/math" xmlns:v="urn:schemas-microsoft-com:vml" xmlns:wp14="http://schemas.microsoft.com/office/word/2010/wordprocessingDrawing" xmlns:wp="http://schemas.openxmlformats.org/drawingml/2006/wordprocessingDrawing" xmlns:w="http://schemas.openxmlformats.org/wordprocessingml/2006/main" xmlns:w14="http://schemas.microsoft.com/office/word/2010/wordml" xmlns:w15="http://schemas.microsoft.com/office/word/2012/wordml" xmlns:w10="urn:schemas-microsoft-com:office:word" xmlns:wpg="http://schemas.microsoft.com/office/word/2010/wordprocessingGroup" xmlns:wpi="http://schemas.microsoft.com/office/word/2010/wordprocessingInk" xmlns:wne="http://schemas.microsoft.com/office/word/2006/wordml" xmlns:wps="http://schemas.microsoft.com/office/word/2010/wordprocessingShape" xmlns:wpsCustomData="http://www.wps.cn/officeDocument/2013/wpsCustomData" mc:Ignorable="w14 w15 wp14">
+  <w:endnote w:type="separator" w:id="0">
+    <w:p>
+      <w:pPr>
+        <w:spacing w:line="240" w:lineRule="auto"/>
+      </w:pPr>
+      <w:r>
+        <w:separator/>
+      </w:r>
+    </w:p>
+  </w:endnote>
+  <w:endnote w:type="continuationSeparator" w:id="1">
+    <w:p>
+      <w:pPr>
+        <w:spacing w:line="240" w:lineRule="auto"/>
+      </w:pPr>
+      <w:r>
+        <w:continuationSeparator/>
+      </w:r>
+    </w:p>
+  </w:endnote>
+</w:endnotes>
+</file>
+
+<file path=word/footnotes.xml><?xml version="1.0" encoding="utf-8"?>
+<w:footnotes xmlns:wpc="http://schemas.microsoft.com/office/word/2010/wordprocessingCanvas" xmlns:mc="http://schemas.openxmlformats.org/markup-compatibility/2006" xmlns:o="urn:schemas-microsoft-com:office:office" xmlns:r="http://schemas.openxmlformats.org/officeDocument/2006/relationships" xmlns:m="http://schemas.openxmlformats.org/officeDocument/2006/math" xmlns:v="urn:schemas-microsoft-com:vml" xmlns:wp14="http://schemas.microsoft.com/office/word/2010/wordprocessingDrawing" xmlns:wp="http://schemas.openxmlformats.org/drawingml/2006/wordprocessingDrawing" xmlns:w="http://schemas.openxmlformats.org/wordprocessingml/2006/main" xmlns:w14="http://schemas.microsoft.com/office/word/2010/wordml" xmlns:w15="http://schemas.microsoft.com/office/word/2012/wordml" xmlns:w10="urn:schemas-microsoft-com:office:word" xmlns:wpg="http://schemas.microsoft.com/office/word/2010/wordprocessingGroup" xmlns:wpi="http://schemas.microsoft.com/office/word/2010/wordprocessingInk" xmlns:wne="http://schemas.microsoft.com/office/word/2006/wordml" xmlns:wps="http://schemas.microsoft.com/office/word/2010/wordprocessingShape" xmlns:wpsCustomData="http://www.wps.cn/officeDocument/2013/wpsCustomData" mc:Ignorable="w14 w15 wp14">
+  <w:footnote w:type="separator" w:id="0">
+    <w:p>
+      <w:pPr>
+        <w:spacing w:line="360" w:lineRule="auto"/>
+      </w:pPr>
+      <w:r>
+        <w:separator/>
+      </w:r>
+    </w:p>
+  </w:footnote>
+  <w:footnote w:type="continuationSeparator" w:id="1">
+    <w:p>
+      <w:pPr>
+        <w:spacing w:line="360" w:lineRule="auto"/>
+      </w:pPr>
+      <w:r>
+        <w:continuationSeparator/>
+      </w:r>
+    </w:p>
+  </w:footnote>
+</w:footnotes>
+</file>
+
 <file path=word/numbering.xml><?xml version="1.0" encoding="utf-8"?>
-<w:numbering xmlns:wpc="http://schemas.microsoft.com/office/word/2010/wordprocessingCanvas" xmlns:mc="http://schemas.openxmlformats.org/markup-compatibility/2006" xmlns:o="urn:schemas-microsoft-com:office:office" xmlns:r="http://schemas.openxmlformats.org/officeDocument/2006/relationships" xmlns:m="http://schemas.openxmlformats.org/officeDocument/2006/math" xmlns:v="urn:schemas-microsoft-com:vml" xmlns:wp14="http://schemas.microsoft.com/office/word/2010/wordprocessingDrawing" xmlns:wp="http://schemas.openxmlformats.org/drawingml/2006/wordprocessingDrawing" xmlns:w10="urn:schemas-microsoft-com:office:word" xmlns:w="http://schemas.openxmlformats.org/wordprocessingml/2006/main" xmlns:w14="http://schemas.microsoft.com/office/word/2010/wordml" xmlns:w15="http://schemas.microsoft.com/office/word/2012/wordml" xmlns:wne="http://schemas.microsoft.com/office/word/2006/wordml" xmlns:wpg="http://schemas.microsoft.com/office/word/2010/wordprocessingGroup" xmlns:wpi="http://schemas.microsoft.com/office/word/2010/wordprocessingInk" xmlns:wps="http://schemas.microsoft.com/office/word/2010/wordprocessingShape" mc:Ignorable="w14 w15 wp14">
+<w:numbering xmlns:wpc="http://schemas.microsoft.com/office/word/2010/wordprocessingCanvas" xmlns:mc="http://schemas.openxmlformats.org/markup-compatibility/2006" xmlns:o="urn:schemas-microsoft-com:office:office" xmlns:r="http://schemas.openxmlformats.org/officeDocument/2006/relationships" xmlns:m="http://schemas.openxmlformats.org/officeDocument/2006/math" xmlns:v="urn:schemas-microsoft-com:vml" xmlns:wp14="http://schemas.microsoft.com/office/word/2010/wordprocessingDrawing" xmlns:wp="http://schemas.openxmlformats.org/drawingml/2006/wordprocessingDrawing" xmlns:w10="urn:schemas-microsoft-com:office:word" xmlns:w="http://schemas.openxmlformats.org/wordprocessingml/2006/main" xmlns:w14="http://schemas.microsoft.com/office/word/2010/wordml" xmlns:wpg="http://schemas.microsoft.com/office/word/2010/wordprocessingGroup" xmlns:wpi="http://schemas.microsoft.com/office/word/2010/wordprocessingInk" xmlns:wne="http://schemas.microsoft.com/office/word/2006/wordml" xmlns:wps="http://schemas.microsoft.com/office/word/2010/wordprocessingShape" xmlns:wpsCustomData="http://www.wps.cn/officeDocument/2013/wpsCustomData" mc:Ignorable="w14 wp14">
   <w:abstractNum w:abstractNumId="0">
     <w:nsid w:val="8E964DCE"/>
     <w:multiLevelType w:val="multilevel"/>
     <w:tmpl w:val="8E964DCE"/>
-    <w:lvl w:ilvl="0">
+    <w:lvl w:ilvl="0" w:tentative="0">
       <w:start w:val="1"/>
       <w:numFmt w:val="decimal"/>
-      <w:pStyle w:val="Heading1"/>
+      <w:pStyle w:val="2"/>
       <w:lvlText w:val="%1."/>
       <w:lvlJc w:val="left"/>
       <w:pPr>
@@ -3937,10 +4014,10 @@
         <w:rFonts w:hint="default"/>
       </w:rPr>
     </w:lvl>
-    <w:lvl w:ilvl="1">
+    <w:lvl w:ilvl="1" w:tentative="0">
       <w:start w:val="1"/>
       <w:numFmt w:val="decimal"/>
-      <w:pStyle w:val="Heading2"/>
+      <w:pStyle w:val="3"/>
       <w:lvlText w:val="%1.%2."/>
       <w:lvlJc w:val="left"/>
       <w:pPr>
@@ -3950,10 +4027,10 @@
         <w:rFonts w:hint="default"/>
       </w:rPr>
     </w:lvl>
-    <w:lvl w:ilvl="2">
+    <w:lvl w:ilvl="2" w:tentative="0">
       <w:start w:val="1"/>
       <w:numFmt w:val="decimal"/>
-      <w:pStyle w:val="Heading3"/>
+      <w:pStyle w:val="4"/>
       <w:lvlText w:val="%1.%2.%3."/>
       <w:lvlJc w:val="left"/>
       <w:pPr>
@@ -3963,10 +4040,10 @@
         <w:rFonts w:hint="default"/>
       </w:rPr>
     </w:lvl>
-    <w:lvl w:ilvl="3">
+    <w:lvl w:ilvl="3" w:tentative="0">
       <w:start w:val="1"/>
       <w:numFmt w:val="decimal"/>
-      <w:pStyle w:val="Heading4"/>
+      <w:pStyle w:val="5"/>
       <w:lvlText w:val="%1.%2.%3.%4."/>
       <w:lvlJc w:val="left"/>
       <w:pPr>
@@ -3976,10 +4053,10 @@
         <w:rFonts w:hint="default"/>
       </w:rPr>
     </w:lvl>
-    <w:lvl w:ilvl="4">
+    <w:lvl w:ilvl="4" w:tentative="0">
       <w:start w:val="1"/>
       <w:numFmt w:val="decimal"/>
-      <w:pStyle w:val="Heading5"/>
+      <w:pStyle w:val="6"/>
       <w:lvlText w:val="%1.%2.%3.%4.%5."/>
       <w:lvlJc w:val="left"/>
       <w:pPr>
@@ -3989,10 +4066,10 @@
         <w:rFonts w:hint="default"/>
       </w:rPr>
     </w:lvl>
-    <w:lvl w:ilvl="5">
+    <w:lvl w:ilvl="5" w:tentative="0">
       <w:start w:val="1"/>
       <w:numFmt w:val="decimal"/>
-      <w:pStyle w:val="Heading6"/>
+      <w:pStyle w:val="7"/>
       <w:lvlText w:val="%1.%2.%3.%4.%5.%6."/>
       <w:lvlJc w:val="left"/>
       <w:pPr>
@@ -4002,10 +4079,10 @@
         <w:rFonts w:hint="default"/>
       </w:rPr>
     </w:lvl>
-    <w:lvl w:ilvl="6">
+    <w:lvl w:ilvl="6" w:tentative="0">
       <w:start w:val="1"/>
       <w:numFmt w:val="decimal"/>
-      <w:pStyle w:val="Heading7"/>
+      <w:pStyle w:val="8"/>
       <w:lvlText w:val="%1.%2.%3.%4.%5.%6.%7."/>
       <w:lvlJc w:val="left"/>
       <w:pPr>
@@ -4015,10 +4092,10 @@
         <w:rFonts w:hint="default"/>
       </w:rPr>
     </w:lvl>
-    <w:lvl w:ilvl="7">
+    <w:lvl w:ilvl="7" w:tentative="0">
       <w:start w:val="1"/>
       <w:numFmt w:val="decimal"/>
-      <w:pStyle w:val="Heading8"/>
+      <w:pStyle w:val="9"/>
       <w:lvlText w:val="%1.%2.%3.%4.%5.%6.%7.%8."/>
       <w:lvlJc w:val="left"/>
       <w:pPr>
@@ -4028,10 +4105,10 @@
         <w:rFonts w:hint="default"/>
       </w:rPr>
     </w:lvl>
-    <w:lvl w:ilvl="8">
+    <w:lvl w:ilvl="8" w:tentative="0">
       <w:start w:val="1"/>
       <w:numFmt w:val="decimal"/>
-      <w:pStyle w:val="Heading9"/>
+      <w:pStyle w:val="10"/>
       <w:lvlText w:val="%1.%2.%3.%4.%5.%6.%7.%8.%9."/>
       <w:lvlJc w:val="left"/>
       <w:pPr>
@@ -4049,267 +4126,269 @@
 </file>
 
 <file path=word/styles.xml><?xml version="1.0" encoding="utf-8"?>
-<w:styles xmlns:mc="http://schemas.openxmlformats.org/markup-compatibility/2006" xmlns:r="http://schemas.openxmlformats.org/officeDocument/2006/relationships" xmlns:w="http://schemas.openxmlformats.org/wordprocessingml/2006/main" xmlns:w14="http://schemas.microsoft.com/office/word/2010/wordml" xmlns:w15="http://schemas.microsoft.com/office/word/2012/wordml" mc:Ignorable="w14 w15">
+<w:styles xmlns:mc="http://schemas.openxmlformats.org/markup-compatibility/2006" xmlns:o="urn:schemas-microsoft-com:office:office" xmlns:r="http://schemas.openxmlformats.org/officeDocument/2006/relationships" xmlns:m="http://schemas.openxmlformats.org/officeDocument/2006/math" xmlns:v="urn:schemas-microsoft-com:vml" xmlns:w="http://schemas.openxmlformats.org/wordprocessingml/2006/main" xmlns:w14="http://schemas.microsoft.com/office/word/2010/wordml" xmlns:w10="urn:schemas-microsoft-com:office:word" xmlns:sl="http://schemas.openxmlformats.org/schemaLibrary/2006/main" xmlns:wpsCustomData="http://www.wps.cn/officeDocument/2013/wpsCustomData" mc:Ignorable="w14">
   <w:docDefaults>
     <w:rPrDefault>
       <w:rPr>
-        <w:rFonts w:ascii="Times New Roman" w:eastAsia="宋体" w:hAnsi="Times New Roman" w:cs="Times New Roman"/>
+        <w:rFonts w:ascii="Times New Roman" w:hAnsi="Times New Roman" w:eastAsia="宋体" w:cs="Times New Roman"/>
       </w:rPr>
     </w:rPrDefault>
     <w:pPrDefault/>
   </w:docDefaults>
-  <w:latentStyles w:defLockedState="0" w:defUIPriority="99" w:defSemiHidden="1" w:defUnhideWhenUsed="1" w:defQFormat="0" w:count="260">
-    <w:lsdException w:name="Normal" w:semiHidden="0" w:uiPriority="0" w:unhideWhenUsed="0" w:qFormat="1"/>
-    <w:lsdException w:name="heading 1" w:semiHidden="0" w:uiPriority="0" w:unhideWhenUsed="0" w:qFormat="1"/>
-    <w:lsdException w:name="heading 2" w:semiHidden="0" w:uiPriority="0" w:qFormat="1"/>
-    <w:lsdException w:name="heading 3" w:uiPriority="0" w:qFormat="1"/>
-    <w:lsdException w:name="heading 4" w:semiHidden="0" w:uiPriority="0" w:qFormat="1"/>
-    <w:lsdException w:name="heading 5" w:uiPriority="0" w:qFormat="1"/>
-    <w:lsdException w:name="heading 6" w:uiPriority="0" w:qFormat="1"/>
-    <w:lsdException w:name="heading 7" w:uiPriority="0" w:qFormat="1"/>
-    <w:lsdException w:name="heading 8" w:uiPriority="0" w:qFormat="1"/>
-    <w:lsdException w:name="heading 9" w:uiPriority="0" w:qFormat="1"/>
-    <w:lsdException w:name="index 1" w:semiHidden="0" w:uiPriority="0" w:unhideWhenUsed="0"/>
-    <w:lsdException w:name="index 2" w:semiHidden="0" w:uiPriority="0" w:unhideWhenUsed="0"/>
-    <w:lsdException w:name="index 3" w:semiHidden="0" w:uiPriority="0" w:unhideWhenUsed="0"/>
-    <w:lsdException w:name="index 4" w:semiHidden="0" w:uiPriority="0" w:unhideWhenUsed="0"/>
-    <w:lsdException w:name="index 5" w:semiHidden="0" w:uiPriority="0" w:unhideWhenUsed="0"/>
-    <w:lsdException w:name="index 6" w:semiHidden="0" w:uiPriority="0" w:unhideWhenUsed="0"/>
-    <w:lsdException w:name="index 7" w:semiHidden="0" w:uiPriority="0" w:unhideWhenUsed="0"/>
-    <w:lsdException w:name="index 8" w:semiHidden="0" w:uiPriority="0" w:unhideWhenUsed="0"/>
-    <w:lsdException w:name="index 9" w:semiHidden="0" w:uiPriority="0" w:unhideWhenUsed="0"/>
-    <w:lsdException w:name="toc 1" w:semiHidden="0" w:uiPriority="0" w:unhideWhenUsed="0" w:qFormat="1"/>
-    <w:lsdException w:name="toc 2" w:semiHidden="0" w:uiPriority="0" w:unhideWhenUsed="0" w:qFormat="1"/>
-    <w:lsdException w:name="toc 3" w:semiHidden="0" w:uiPriority="0" w:unhideWhenUsed="0" w:qFormat="1"/>
-    <w:lsdException w:name="toc 4" w:semiHidden="0" w:uiPriority="0" w:unhideWhenUsed="0"/>
-    <w:lsdException w:name="toc 5" w:semiHidden="0" w:uiPriority="0" w:unhideWhenUsed="0"/>
-    <w:lsdException w:name="toc 6" w:semiHidden="0" w:uiPriority="0" w:unhideWhenUsed="0"/>
-    <w:lsdException w:name="toc 7" w:semiHidden="0" w:uiPriority="0" w:unhideWhenUsed="0"/>
-    <w:lsdException w:name="toc 8" w:semiHidden="0" w:uiPriority="0" w:unhideWhenUsed="0"/>
-    <w:lsdException w:name="toc 9" w:semiHidden="0" w:uiPriority="0" w:unhideWhenUsed="0"/>
-    <w:lsdException w:name="Normal Indent" w:semiHidden="0" w:uiPriority="0" w:unhideWhenUsed="0"/>
-    <w:lsdException w:name="footnote text" w:semiHidden="0" w:uiPriority="0" w:unhideWhenUsed="0"/>
-    <w:lsdException w:name="annotation text" w:semiHidden="0" w:uiPriority="0" w:unhideWhenUsed="0" w:qFormat="1"/>
-    <w:lsdException w:name="header" w:semiHidden="0" w:uiPriority="0" w:unhideWhenUsed="0" w:qFormat="1"/>
-    <w:lsdException w:name="footer" w:semiHidden="0" w:uiPriority="0" w:unhideWhenUsed="0" w:qFormat="1"/>
-    <w:lsdException w:name="index heading" w:semiHidden="0" w:uiPriority="0" w:unhideWhenUsed="0"/>
-    <w:lsdException w:name="caption" w:uiPriority="0" w:qFormat="1"/>
-    <w:lsdException w:name="table of figures" w:semiHidden="0" w:uiPriority="0" w:unhideWhenUsed="0" w:qFormat="1"/>
-    <w:lsdException w:name="envelope address" w:semiHidden="0" w:uiPriority="0" w:unhideWhenUsed="0"/>
-    <w:lsdException w:name="envelope return" w:semiHidden="0" w:uiPriority="0" w:unhideWhenUsed="0"/>
-    <w:lsdException w:name="footnote reference" w:semiHidden="0" w:uiPriority="0" w:unhideWhenUsed="0"/>
-    <w:lsdException w:name="annotation reference" w:semiHidden="0" w:uiPriority="0" w:unhideWhenUsed="0"/>
-    <w:lsdException w:name="line number" w:semiHidden="0" w:uiPriority="0" w:unhideWhenUsed="0"/>
-    <w:lsdException w:name="page number" w:semiHidden="0" w:uiPriority="0" w:unhideWhenUsed="0"/>
-    <w:lsdException w:name="endnote reference" w:semiHidden="0" w:uiPriority="0" w:unhideWhenUsed="0"/>
-    <w:lsdException w:name="endnote text" w:semiHidden="0" w:uiPriority="0" w:unhideWhenUsed="0"/>
-    <w:lsdException w:name="table of authorities" w:semiHidden="0" w:uiPriority="0" w:unhideWhenUsed="0"/>
-    <w:lsdException w:name="macro" w:semiHidden="0" w:uiPriority="0" w:unhideWhenUsed="0"/>
-    <w:lsdException w:name="toa heading" w:semiHidden="0" w:uiPriority="0" w:unhideWhenUsed="0"/>
-    <w:lsdException w:name="List" w:semiHidden="0" w:uiPriority="0" w:unhideWhenUsed="0"/>
-    <w:lsdException w:name="List Bullet" w:semiHidden="0" w:uiPriority="0" w:unhideWhenUsed="0"/>
-    <w:lsdException w:name="List Number" w:semiHidden="0" w:uiPriority="0" w:unhideWhenUsed="0"/>
-    <w:lsdException w:name="List 2" w:semiHidden="0" w:uiPriority="0" w:unhideWhenUsed="0"/>
-    <w:lsdException w:name="List 3" w:semiHidden="0" w:uiPriority="0" w:unhideWhenUsed="0"/>
-    <w:lsdException w:name="List 4" w:semiHidden="0" w:uiPriority="0" w:unhideWhenUsed="0"/>
-    <w:lsdException w:name="List 5" w:semiHidden="0" w:uiPriority="0" w:unhideWhenUsed="0"/>
-    <w:lsdException w:name="List Bullet 2" w:semiHidden="0" w:uiPriority="0" w:unhideWhenUsed="0"/>
-    <w:lsdException w:name="List Bullet 3" w:semiHidden="0" w:uiPriority="0" w:unhideWhenUsed="0"/>
-    <w:lsdException w:name="List Bullet 4" w:semiHidden="0" w:uiPriority="0" w:unhideWhenUsed="0"/>
-    <w:lsdException w:name="List Bullet 5" w:semiHidden="0" w:uiPriority="0" w:unhideWhenUsed="0"/>
-    <w:lsdException w:name="List Number 2" w:semiHidden="0" w:uiPriority="0" w:unhideWhenUsed="0"/>
-    <w:lsdException w:name="List Number 3" w:semiHidden="0" w:uiPriority="0" w:unhideWhenUsed="0"/>
-    <w:lsdException w:name="List Number 4" w:semiHidden="0" w:uiPriority="0" w:unhideWhenUsed="0"/>
-    <w:lsdException w:name="List Number 5" w:semiHidden="0" w:uiPriority="0" w:unhideWhenUsed="0"/>
-    <w:lsdException w:name="Title" w:semiHidden="0" w:uiPriority="0" w:unhideWhenUsed="0" w:qFormat="1"/>
-    <w:lsdException w:name="Closing" w:semiHidden="0" w:uiPriority="0" w:unhideWhenUsed="0"/>
-    <w:lsdException w:name="Signature" w:semiHidden="0" w:uiPriority="0" w:unhideWhenUsed="0"/>
-    <w:lsdException w:name="Default Paragraph Font" w:uiPriority="0" w:unhideWhenUsed="0" w:qFormat="1"/>
-    <w:lsdException w:name="Body Text" w:uiPriority="0" w:unhideWhenUsed="0" w:qFormat="1"/>
-    <w:lsdException w:name="Body Text Indent" w:semiHidden="0" w:uiPriority="0" w:unhideWhenUsed="0"/>
-    <w:lsdException w:name="List Continue" w:semiHidden="0" w:uiPriority="0" w:unhideWhenUsed="0"/>
-    <w:lsdException w:name="List Continue 2" w:semiHidden="0" w:uiPriority="0" w:unhideWhenUsed="0"/>
-    <w:lsdException w:name="List Continue 3" w:semiHidden="0" w:uiPriority="0" w:unhideWhenUsed="0"/>
-    <w:lsdException w:name="List Continue 4" w:semiHidden="0" w:uiPriority="0" w:unhideWhenUsed="0"/>
-    <w:lsdException w:name="List Continue 5" w:semiHidden="0" w:uiPriority="0" w:unhideWhenUsed="0"/>
-    <w:lsdException w:name="Message Header" w:semiHidden="0" w:uiPriority="0" w:unhideWhenUsed="0"/>
-    <w:lsdException w:name="Subtitle" w:semiHidden="0" w:uiPriority="0" w:unhideWhenUsed="0" w:qFormat="1"/>
-    <w:lsdException w:name="Salutation" w:semiHidden="0" w:uiPriority="0" w:unhideWhenUsed="0"/>
-    <w:lsdException w:name="Date" w:semiHidden="0" w:uiPriority="0" w:unhideWhenUsed="0"/>
-    <w:lsdException w:name="Body Text First Indent" w:semiHidden="0" w:uiPriority="0" w:unhideWhenUsed="0"/>
-    <w:lsdException w:name="Body Text First Indent 2" w:semiHidden="0" w:uiPriority="0" w:unhideWhenUsed="0"/>
-    <w:lsdException w:name="Body Text 2" w:semiHidden="0" w:uiPriority="0" w:unhideWhenUsed="0"/>
-    <w:lsdException w:name="Body Text 3" w:semiHidden="0" w:uiPriority="0" w:unhideWhenUsed="0"/>
-    <w:lsdException w:name="Body Text Indent 2" w:semiHidden="0" w:uiPriority="0" w:unhideWhenUsed="0"/>
-    <w:lsdException w:name="Body Text Indent 3" w:semiHidden="0" w:uiPriority="0" w:unhideWhenUsed="0"/>
-    <w:lsdException w:name="Block Text" w:semiHidden="0" w:uiPriority="0" w:unhideWhenUsed="0"/>
-    <w:lsdException w:name="Hyperlink" w:semiHidden="0" w:uiPriority="0" w:unhideWhenUsed="0"/>
-    <w:lsdException w:name="FollowedHyperlink" w:semiHidden="0" w:uiPriority="0" w:unhideWhenUsed="0"/>
-    <w:lsdException w:name="Strong" w:semiHidden="0" w:uiPriority="0" w:unhideWhenUsed="0" w:qFormat="1"/>
-    <w:lsdException w:name="Emphasis" w:semiHidden="0" w:uiPriority="0" w:unhideWhenUsed="0" w:qFormat="1"/>
-    <w:lsdException w:name="Document Map" w:semiHidden="0" w:uiPriority="0" w:unhideWhenUsed="0"/>
-    <w:lsdException w:name="Plain Text" w:semiHidden="0" w:uiPriority="0" w:unhideWhenUsed="0"/>
-    <w:lsdException w:name="E-mail Signature" w:semiHidden="0" w:uiPriority="0" w:unhideWhenUsed="0"/>
-    <w:lsdException w:name="Normal (Web)" w:semiHidden="0" w:uiPriority="0" w:unhideWhenUsed="0" w:qFormat="1"/>
-    <w:lsdException w:name="HTML Acronym" w:semiHidden="0" w:uiPriority="0" w:unhideWhenUsed="0"/>
-    <w:lsdException w:name="HTML Address" w:semiHidden="0" w:uiPriority="0" w:unhideWhenUsed="0"/>
-    <w:lsdException w:name="HTML Cite" w:semiHidden="0" w:uiPriority="0" w:unhideWhenUsed="0"/>
-    <w:lsdException w:name="HTML Code" w:semiHidden="0" w:uiPriority="0" w:unhideWhenUsed="0"/>
-    <w:lsdException w:name="HTML Definition" w:semiHidden="0" w:uiPriority="0" w:unhideWhenUsed="0"/>
-    <w:lsdException w:name="HTML Keyboard" w:semiHidden="0" w:uiPriority="0" w:unhideWhenUsed="0"/>
-    <w:lsdException w:name="HTML Preformatted" w:semiHidden="0" w:uiPriority="0" w:unhideWhenUsed="0" w:qFormat="1"/>
-    <w:lsdException w:name="HTML Sample" w:semiHidden="0" w:uiPriority="0" w:unhideWhenUsed="0"/>
-    <w:lsdException w:name="HTML Typewriter" w:semiHidden="0" w:uiPriority="0" w:unhideWhenUsed="0"/>
-    <w:lsdException w:name="HTML Variable" w:semiHidden="0" w:uiPriority="0" w:unhideWhenUsed="0"/>
-    <w:lsdException w:name="Normal Table" w:uiPriority="0" w:unhideWhenUsed="0" w:qFormat="1"/>
-    <w:lsdException w:name="annotation subject" w:semiHidden="0" w:uiPriority="0" w:unhideWhenUsed="0"/>
-    <w:lsdException w:name="Table Simple 1" w:semiHidden="0" w:uiPriority="0" w:unhideWhenUsed="0"/>
-    <w:lsdException w:name="Table Simple 2" w:semiHidden="0" w:uiPriority="0" w:unhideWhenUsed="0"/>
-    <w:lsdException w:name="Table Simple 3" w:semiHidden="0" w:uiPriority="0" w:unhideWhenUsed="0"/>
-    <w:lsdException w:name="Table Classic 1" w:semiHidden="0" w:uiPriority="0" w:unhideWhenUsed="0"/>
-    <w:lsdException w:name="Table Classic 2" w:semiHidden="0" w:uiPriority="0" w:unhideWhenUsed="0"/>
-    <w:lsdException w:name="Table Classic 3" w:semiHidden="0" w:uiPriority="0" w:unhideWhenUsed="0"/>
-    <w:lsdException w:name="Table Classic 4" w:semiHidden="0" w:uiPriority="0" w:unhideWhenUsed="0"/>
-    <w:lsdException w:name="Table Colorful 1" w:semiHidden="0" w:uiPriority="0" w:unhideWhenUsed="0"/>
-    <w:lsdException w:name="Table Colorful 2" w:semiHidden="0" w:uiPriority="0" w:unhideWhenUsed="0"/>
-    <w:lsdException w:name="Table Colorful 3" w:semiHidden="0" w:uiPriority="0" w:unhideWhenUsed="0"/>
-    <w:lsdException w:name="Table Columns 1" w:semiHidden="0" w:uiPriority="0" w:unhideWhenUsed="0"/>
-    <w:lsdException w:name="Table Columns 2" w:semiHidden="0" w:uiPriority="0" w:unhideWhenUsed="0"/>
-    <w:lsdException w:name="Table Columns 3" w:semiHidden="0" w:uiPriority="0" w:unhideWhenUsed="0"/>
-    <w:lsdException w:name="Table Columns 4" w:semiHidden="0" w:uiPriority="0" w:unhideWhenUsed="0"/>
-    <w:lsdException w:name="Table Columns 5" w:semiHidden="0" w:uiPriority="0" w:unhideWhenUsed="0"/>
-    <w:lsdException w:name="Table Grid 1" w:semiHidden="0" w:uiPriority="0" w:unhideWhenUsed="0"/>
-    <w:lsdException w:name="Table Grid 2" w:semiHidden="0" w:uiPriority="0" w:unhideWhenUsed="0"/>
-    <w:lsdException w:name="Table Grid 3" w:semiHidden="0" w:uiPriority="0" w:unhideWhenUsed="0"/>
-    <w:lsdException w:name="Table Grid 4" w:semiHidden="0" w:uiPriority="0" w:unhideWhenUsed="0"/>
-    <w:lsdException w:name="Table Grid 5" w:semiHidden="0" w:uiPriority="0" w:unhideWhenUsed="0"/>
-    <w:lsdException w:name="Table Grid 6" w:semiHidden="0" w:uiPriority="0" w:unhideWhenUsed="0"/>
-    <w:lsdException w:name="Table Grid 7" w:semiHidden="0" w:uiPriority="0" w:unhideWhenUsed="0"/>
-    <w:lsdException w:name="Table Grid 8" w:semiHidden="0" w:uiPriority="0" w:unhideWhenUsed="0"/>
-    <w:lsdException w:name="Table List 1" w:semiHidden="0" w:uiPriority="0" w:unhideWhenUsed="0"/>
-    <w:lsdException w:name="Table List 2" w:semiHidden="0" w:uiPriority="0" w:unhideWhenUsed="0"/>
-    <w:lsdException w:name="Table List 3" w:semiHidden="0" w:uiPriority="0" w:unhideWhenUsed="0"/>
-    <w:lsdException w:name="Table List 4" w:semiHidden="0" w:uiPriority="0" w:unhideWhenUsed="0"/>
-    <w:lsdException w:name="Table List 5" w:semiHidden="0" w:uiPriority="0" w:unhideWhenUsed="0"/>
-    <w:lsdException w:name="Table List 6" w:semiHidden="0" w:uiPriority="0" w:unhideWhenUsed="0"/>
-    <w:lsdException w:name="Table List 7" w:semiHidden="0" w:uiPriority="0" w:unhideWhenUsed="0"/>
-    <w:lsdException w:name="Table List 8" w:semiHidden="0" w:uiPriority="0" w:unhideWhenUsed="0"/>
-    <w:lsdException w:name="Table 3D effects 1" w:semiHidden="0" w:uiPriority="0" w:unhideWhenUsed="0"/>
-    <w:lsdException w:name="Table 3D effects 2" w:semiHidden="0" w:uiPriority="0" w:unhideWhenUsed="0"/>
-    <w:lsdException w:name="Table 3D effects 3" w:semiHidden="0" w:uiPriority="0" w:unhideWhenUsed="0"/>
-    <w:lsdException w:name="Table Contemporary" w:semiHidden="0" w:uiPriority="0" w:unhideWhenUsed="0"/>
-    <w:lsdException w:name="Table Elegant" w:semiHidden="0" w:uiPriority="0" w:unhideWhenUsed="0"/>
-    <w:lsdException w:name="Table Professional" w:semiHidden="0" w:uiPriority="0" w:unhideWhenUsed="0"/>
-    <w:lsdException w:name="Table Subtle 1" w:semiHidden="0" w:uiPriority="0" w:unhideWhenUsed="0"/>
-    <w:lsdException w:name="Table Subtle 2" w:semiHidden="0" w:uiPriority="0" w:unhideWhenUsed="0"/>
-    <w:lsdException w:name="Table Web 1" w:semiHidden="0" w:uiPriority="0" w:unhideWhenUsed="0"/>
-    <w:lsdException w:name="Table Web 2" w:semiHidden="0" w:uiPriority="0" w:unhideWhenUsed="0"/>
-    <w:lsdException w:name="Table Web 3" w:semiHidden="0" w:uiPriority="0" w:unhideWhenUsed="0"/>
-    <w:lsdException w:name="Balloon Text" w:semiHidden="0" w:uiPriority="0" w:unhideWhenUsed="0"/>
-    <w:lsdException w:name="Table Grid" w:semiHidden="0" w:uiPriority="0" w:unhideWhenUsed="0" w:qFormat="1"/>
-    <w:lsdException w:name="Table Theme" w:semiHidden="0" w:uiPriority="0" w:unhideWhenUsed="0"/>
-    <w:lsdException w:name="Light Shading" w:semiHidden="0" w:uiPriority="60" w:unhideWhenUsed="0"/>
-    <w:lsdException w:name="Light List" w:semiHidden="0" w:uiPriority="61" w:unhideWhenUsed="0"/>
-    <w:lsdException w:name="Light Grid" w:semiHidden="0" w:uiPriority="62" w:unhideWhenUsed="0"/>
-    <w:lsdException w:name="Medium Shading 1" w:semiHidden="0" w:uiPriority="63" w:unhideWhenUsed="0"/>
-    <w:lsdException w:name="Medium Shading 2" w:semiHidden="0" w:uiPriority="64" w:unhideWhenUsed="0"/>
-    <w:lsdException w:name="Medium List 1" w:semiHidden="0" w:uiPriority="65" w:unhideWhenUsed="0"/>
-    <w:lsdException w:name="Medium List 2" w:semiHidden="0" w:uiPriority="66" w:unhideWhenUsed="0"/>
-    <w:lsdException w:name="Medium Grid 1" w:semiHidden="0" w:uiPriority="67" w:unhideWhenUsed="0"/>
-    <w:lsdException w:name="Medium Grid 2" w:semiHidden="0" w:uiPriority="68" w:unhideWhenUsed="0"/>
-    <w:lsdException w:name="Medium Grid 3" w:semiHidden="0" w:uiPriority="69" w:unhideWhenUsed="0"/>
-    <w:lsdException w:name="Dark List" w:semiHidden="0" w:uiPriority="70" w:unhideWhenUsed="0"/>
-    <w:lsdException w:name="Colorful Shading" w:semiHidden="0" w:uiPriority="71" w:unhideWhenUsed="0"/>
-    <w:lsdException w:name="Colorful List" w:semiHidden="0" w:uiPriority="72" w:unhideWhenUsed="0"/>
-    <w:lsdException w:name="Colorful Grid" w:semiHidden="0" w:uiPriority="73" w:unhideWhenUsed="0"/>
-    <w:lsdException w:name="Light Shading Accent 1" w:semiHidden="0" w:uiPriority="60" w:unhideWhenUsed="0"/>
-    <w:lsdException w:name="Light List Accent 1" w:semiHidden="0" w:uiPriority="61" w:unhideWhenUsed="0"/>
-    <w:lsdException w:name="Light Grid Accent 1" w:semiHidden="0" w:uiPriority="62" w:unhideWhenUsed="0"/>
-    <w:lsdException w:name="Medium Shading 1 Accent 1" w:semiHidden="0" w:uiPriority="63" w:unhideWhenUsed="0"/>
-    <w:lsdException w:name="Medium Shading 2 Accent 1" w:semiHidden="0" w:uiPriority="64" w:unhideWhenUsed="0"/>
-    <w:lsdException w:name="Medium List 1 Accent 1" w:semiHidden="0" w:uiPriority="65" w:unhideWhenUsed="0"/>
-    <w:lsdException w:name="Medium List 2 Accent 1" w:semiHidden="0" w:uiPriority="66" w:unhideWhenUsed="0"/>
-    <w:lsdException w:name="Medium Grid 1 Accent 1" w:semiHidden="0" w:uiPriority="67" w:unhideWhenUsed="0"/>
-    <w:lsdException w:name="Medium Grid 2 Accent 1" w:semiHidden="0" w:uiPriority="68" w:unhideWhenUsed="0"/>
-    <w:lsdException w:name="Medium Grid 3 Accent 1" w:semiHidden="0" w:uiPriority="69" w:unhideWhenUsed="0"/>
-    <w:lsdException w:name="Dark List Accent 1" w:semiHidden="0" w:uiPriority="70" w:unhideWhenUsed="0"/>
-    <w:lsdException w:name="Colorful Shading Accent 1" w:semiHidden="0" w:uiPriority="71" w:unhideWhenUsed="0"/>
-    <w:lsdException w:name="Colorful List Accent 1" w:semiHidden="0" w:uiPriority="72" w:unhideWhenUsed="0"/>
-    <w:lsdException w:name="Colorful Grid Accent 1" w:semiHidden="0" w:uiPriority="73" w:unhideWhenUsed="0"/>
-    <w:lsdException w:name="Light Shading Accent 2" w:semiHidden="0" w:uiPriority="60" w:unhideWhenUsed="0"/>
-    <w:lsdException w:name="Light List Accent 2" w:semiHidden="0" w:uiPriority="61" w:unhideWhenUsed="0"/>
-    <w:lsdException w:name="Light Grid Accent 2" w:semiHidden="0" w:uiPriority="62" w:unhideWhenUsed="0"/>
-    <w:lsdException w:name="Medium Shading 1 Accent 2" w:semiHidden="0" w:uiPriority="63" w:unhideWhenUsed="0"/>
-    <w:lsdException w:name="Medium Shading 2 Accent 2" w:semiHidden="0" w:uiPriority="64" w:unhideWhenUsed="0"/>
-    <w:lsdException w:name="Medium List 1 Accent 2" w:semiHidden="0" w:uiPriority="65" w:unhideWhenUsed="0"/>
-    <w:lsdException w:name="Medium List 2 Accent 2" w:semiHidden="0" w:uiPriority="66" w:unhideWhenUsed="0"/>
-    <w:lsdException w:name="Medium Grid 1 Accent 2" w:semiHidden="0" w:uiPriority="67" w:unhideWhenUsed="0"/>
-    <w:lsdException w:name="Medium Grid 2 Accent 2" w:semiHidden="0" w:uiPriority="68" w:unhideWhenUsed="0"/>
-    <w:lsdException w:name="Medium Grid 3 Accent 2" w:semiHidden="0" w:uiPriority="69" w:unhideWhenUsed="0"/>
-    <w:lsdException w:name="Dark List Accent 2" w:semiHidden="0" w:uiPriority="70" w:unhideWhenUsed="0"/>
-    <w:lsdException w:name="Colorful Shading Accent 2" w:semiHidden="0" w:uiPriority="71" w:unhideWhenUsed="0"/>
-    <w:lsdException w:name="Colorful List Accent 2" w:semiHidden="0" w:uiPriority="72" w:unhideWhenUsed="0"/>
-    <w:lsdException w:name="Colorful Grid Accent 2" w:semiHidden="0" w:uiPriority="73" w:unhideWhenUsed="0"/>
-    <w:lsdException w:name="Light Shading Accent 3" w:semiHidden="0" w:uiPriority="60" w:unhideWhenUsed="0"/>
-    <w:lsdException w:name="Light List Accent 3" w:semiHidden="0" w:uiPriority="61" w:unhideWhenUsed="0"/>
-    <w:lsdException w:name="Light Grid Accent 3" w:semiHidden="0" w:uiPriority="62" w:unhideWhenUsed="0"/>
-    <w:lsdException w:name="Medium Shading 1 Accent 3" w:semiHidden="0" w:uiPriority="63" w:unhideWhenUsed="0"/>
-    <w:lsdException w:name="Medium Shading 2 Accent 3" w:semiHidden="0" w:uiPriority="64" w:unhideWhenUsed="0"/>
-    <w:lsdException w:name="Medium List 1 Accent 3" w:semiHidden="0" w:uiPriority="65" w:unhideWhenUsed="0"/>
-    <w:lsdException w:name="Medium List 2 Accent 3" w:semiHidden="0" w:uiPriority="66" w:unhideWhenUsed="0"/>
-    <w:lsdException w:name="Medium Grid 1 Accent 3" w:semiHidden="0" w:uiPriority="67" w:unhideWhenUsed="0"/>
-    <w:lsdException w:name="Medium Grid 2 Accent 3" w:semiHidden="0" w:uiPriority="68" w:unhideWhenUsed="0"/>
-    <w:lsdException w:name="Medium Grid 3 Accent 3" w:semiHidden="0" w:uiPriority="69" w:unhideWhenUsed="0"/>
-    <w:lsdException w:name="Dark List Accent 3" w:semiHidden="0" w:uiPriority="70" w:unhideWhenUsed="0"/>
-    <w:lsdException w:name="Colorful Shading Accent 3" w:semiHidden="0" w:uiPriority="71" w:unhideWhenUsed="0"/>
-    <w:lsdException w:name="Colorful List Accent 3" w:semiHidden="0" w:uiPriority="72" w:unhideWhenUsed="0"/>
-    <w:lsdException w:name="Colorful Grid Accent 3" w:semiHidden="0" w:uiPriority="73" w:unhideWhenUsed="0"/>
-    <w:lsdException w:name="Light Shading Accent 4" w:semiHidden="0" w:uiPriority="60" w:unhideWhenUsed="0"/>
-    <w:lsdException w:name="Light List Accent 4" w:semiHidden="0" w:uiPriority="61" w:unhideWhenUsed="0"/>
-    <w:lsdException w:name="Light Grid Accent 4" w:semiHidden="0" w:uiPriority="62" w:unhideWhenUsed="0"/>
-    <w:lsdException w:name="Medium Shading 1 Accent 4" w:semiHidden="0" w:uiPriority="63" w:unhideWhenUsed="0"/>
-    <w:lsdException w:name="Medium Shading 2 Accent 4" w:semiHidden="0" w:uiPriority="64" w:unhideWhenUsed="0"/>
-    <w:lsdException w:name="Medium List 1 Accent 4" w:semiHidden="0" w:uiPriority="65" w:unhideWhenUsed="0"/>
-    <w:lsdException w:name="Medium List 2 Accent 4" w:semiHidden="0" w:uiPriority="66" w:unhideWhenUsed="0"/>
-    <w:lsdException w:name="Medium Grid 1 Accent 4" w:semiHidden="0" w:uiPriority="67" w:unhideWhenUsed="0"/>
-    <w:lsdException w:name="Medium Grid 2 Accent 4" w:semiHidden="0" w:uiPriority="68" w:unhideWhenUsed="0"/>
-    <w:lsdException w:name="Medium Grid 3 Accent 4" w:semiHidden="0" w:uiPriority="69" w:unhideWhenUsed="0"/>
-    <w:lsdException w:name="Dark List Accent 4" w:semiHidden="0" w:uiPriority="70" w:unhideWhenUsed="0"/>
-    <w:lsdException w:name="Colorful Shading Accent 4" w:semiHidden="0" w:uiPriority="71" w:unhideWhenUsed="0"/>
-    <w:lsdException w:name="Colorful List Accent 4" w:semiHidden="0" w:uiPriority="72" w:unhideWhenUsed="0"/>
-    <w:lsdException w:name="Colorful Grid Accent 4" w:semiHidden="0" w:uiPriority="73" w:unhideWhenUsed="0"/>
-    <w:lsdException w:name="Light Shading Accent 5" w:semiHidden="0" w:uiPriority="60" w:unhideWhenUsed="0"/>
-    <w:lsdException w:name="Light List Accent 5" w:semiHidden="0" w:uiPriority="61" w:unhideWhenUsed="0"/>
-    <w:lsdException w:name="Light Grid Accent 5" w:semiHidden="0" w:uiPriority="62" w:unhideWhenUsed="0"/>
-    <w:lsdException w:name="Medium Shading 1 Accent 5" w:semiHidden="0" w:uiPriority="63" w:unhideWhenUsed="0"/>
-    <w:lsdException w:name="Medium Shading 2 Accent 5" w:semiHidden="0" w:uiPriority="64" w:unhideWhenUsed="0"/>
-    <w:lsdException w:name="Medium List 1 Accent 5" w:semiHidden="0" w:uiPriority="65" w:unhideWhenUsed="0"/>
-    <w:lsdException w:name="Medium List 2 Accent 5" w:semiHidden="0" w:uiPriority="66" w:unhideWhenUsed="0"/>
-    <w:lsdException w:name="Medium Grid 1 Accent 5" w:semiHidden="0" w:uiPriority="67" w:unhideWhenUsed="0"/>
-    <w:lsdException w:name="Medium Grid 2 Accent 5" w:semiHidden="0" w:uiPriority="68" w:unhideWhenUsed="0"/>
-    <w:lsdException w:name="Medium Grid 3 Accent 5" w:semiHidden="0" w:uiPriority="69" w:unhideWhenUsed="0"/>
-    <w:lsdException w:name="Dark List Accent 5" w:semiHidden="0" w:uiPriority="70" w:unhideWhenUsed="0"/>
-    <w:lsdException w:name="Colorful Shading Accent 5" w:semiHidden="0" w:uiPriority="71" w:unhideWhenUsed="0"/>
-    <w:lsdException w:name="Colorful List Accent 5" w:semiHidden="0" w:uiPriority="72" w:unhideWhenUsed="0"/>
-    <w:lsdException w:name="Colorful Grid Accent 5" w:semiHidden="0" w:uiPriority="73" w:unhideWhenUsed="0"/>
-    <w:lsdException w:name="Light Shading Accent 6" w:semiHidden="0" w:uiPriority="60" w:unhideWhenUsed="0"/>
-    <w:lsdException w:name="Light List Accent 6" w:semiHidden="0" w:uiPriority="61" w:unhideWhenUsed="0"/>
-    <w:lsdException w:name="Light Grid Accent 6" w:semiHidden="0" w:uiPriority="62" w:unhideWhenUsed="0"/>
-    <w:lsdException w:name="Medium Shading 1 Accent 6" w:semiHidden="0" w:uiPriority="63" w:unhideWhenUsed="0"/>
-    <w:lsdException w:name="Medium Shading 2 Accent 6" w:semiHidden="0" w:uiPriority="64" w:unhideWhenUsed="0"/>
-    <w:lsdException w:name="Medium List 1 Accent 6" w:semiHidden="0" w:uiPriority="65" w:unhideWhenUsed="0"/>
-    <w:lsdException w:name="Medium List 2 Accent 6" w:semiHidden="0" w:uiPriority="66" w:unhideWhenUsed="0"/>
-    <w:lsdException w:name="Medium Grid 1 Accent 6" w:semiHidden="0" w:uiPriority="67" w:unhideWhenUsed="0"/>
-    <w:lsdException w:name="Medium Grid 2 Accent 6" w:semiHidden="0" w:uiPriority="68" w:unhideWhenUsed="0"/>
-    <w:lsdException w:name="Medium Grid 3 Accent 6" w:semiHidden="0" w:uiPriority="69" w:unhideWhenUsed="0"/>
-    <w:lsdException w:name="Dark List Accent 6" w:semiHidden="0" w:uiPriority="70" w:unhideWhenUsed="0"/>
-    <w:lsdException w:name="Colorful Shading Accent 6" w:semiHidden="0" w:uiPriority="71" w:unhideWhenUsed="0"/>
-    <w:lsdException w:name="Colorful List Accent 6" w:semiHidden="0" w:uiPriority="72" w:unhideWhenUsed="0"/>
-    <w:lsdException w:name="Colorful Grid Accent 6" w:semiHidden="0" w:uiPriority="73" w:unhideWhenUsed="0"/>
+  <w:latentStyles w:count="260" w:defQFormat="0" w:defUnhideWhenUsed="1" w:defSemiHidden="1" w:defUIPriority="99" w:defLockedState="0">
+    <w:lsdException w:qFormat="1" w:unhideWhenUsed="0" w:uiPriority="0" w:semiHidden="0" w:name="Normal"/>
+    <w:lsdException w:qFormat="1" w:unhideWhenUsed="0" w:uiPriority="0" w:semiHidden="0" w:name="heading 1"/>
+    <w:lsdException w:qFormat="1" w:uiPriority="0" w:semiHidden="0" w:name="heading 2"/>
+    <w:lsdException w:qFormat="1" w:uiPriority="0" w:name="heading 3"/>
+    <w:lsdException w:qFormat="1" w:uiPriority="0" w:semiHidden="0" w:name="heading 4"/>
+    <w:lsdException w:qFormat="1" w:uiPriority="0" w:name="heading 5"/>
+    <w:lsdException w:qFormat="1" w:uiPriority="0" w:name="heading 6"/>
+    <w:lsdException w:qFormat="1" w:uiPriority="0" w:name="heading 7"/>
+    <w:lsdException w:qFormat="1" w:uiPriority="0" w:name="heading 8"/>
+    <w:lsdException w:qFormat="1" w:uiPriority="0" w:name="heading 9"/>
+    <w:lsdException w:unhideWhenUsed="0" w:uiPriority="0" w:semiHidden="0" w:name="index 1"/>
+    <w:lsdException w:unhideWhenUsed="0" w:uiPriority="0" w:semiHidden="0" w:name="index 2"/>
+    <w:lsdException w:unhideWhenUsed="0" w:uiPriority="0" w:semiHidden="0" w:name="index 3"/>
+    <w:lsdException w:unhideWhenUsed="0" w:uiPriority="0" w:semiHidden="0" w:name="index 4"/>
+    <w:lsdException w:unhideWhenUsed="0" w:uiPriority="0" w:semiHidden="0" w:name="index 5"/>
+    <w:lsdException w:unhideWhenUsed="0" w:uiPriority="0" w:semiHidden="0" w:name="index 6"/>
+    <w:lsdException w:unhideWhenUsed="0" w:uiPriority="0" w:semiHidden="0" w:name="index 7"/>
+    <w:lsdException w:unhideWhenUsed="0" w:uiPriority="0" w:semiHidden="0" w:name="index 8"/>
+    <w:lsdException w:unhideWhenUsed="0" w:uiPriority="0" w:semiHidden="0" w:name="index 9"/>
+    <w:lsdException w:qFormat="1" w:unhideWhenUsed="0" w:uiPriority="0" w:semiHidden="0" w:name="toc 1"/>
+    <w:lsdException w:qFormat="1" w:unhideWhenUsed="0" w:uiPriority="0" w:semiHidden="0" w:name="toc 2"/>
+    <w:lsdException w:qFormat="1" w:unhideWhenUsed="0" w:uiPriority="0" w:semiHidden="0" w:name="toc 3"/>
+    <w:lsdException w:unhideWhenUsed="0" w:uiPriority="0" w:semiHidden="0" w:name="toc 4"/>
+    <w:lsdException w:unhideWhenUsed="0" w:uiPriority="0" w:semiHidden="0" w:name="toc 5"/>
+    <w:lsdException w:unhideWhenUsed="0" w:uiPriority="0" w:semiHidden="0" w:name="toc 6"/>
+    <w:lsdException w:unhideWhenUsed="0" w:uiPriority="0" w:semiHidden="0" w:name="toc 7"/>
+    <w:lsdException w:unhideWhenUsed="0" w:uiPriority="0" w:semiHidden="0" w:name="toc 8"/>
+    <w:lsdException w:unhideWhenUsed="0" w:uiPriority="0" w:semiHidden="0" w:name="toc 9"/>
+    <w:lsdException w:unhideWhenUsed="0" w:uiPriority="0" w:semiHidden="0" w:name="Normal Indent"/>
+    <w:lsdException w:unhideWhenUsed="0" w:uiPriority="0" w:semiHidden="0" w:name="footnote text"/>
+    <w:lsdException w:qFormat="1" w:unhideWhenUsed="0" w:uiPriority="0" w:semiHidden="0" w:name="annotation text"/>
+    <w:lsdException w:qFormat="1" w:unhideWhenUsed="0" w:uiPriority="0" w:semiHidden="0" w:name="header"/>
+    <w:lsdException w:qFormat="1" w:unhideWhenUsed="0" w:uiPriority="0" w:semiHidden="0" w:name="footer"/>
+    <w:lsdException w:unhideWhenUsed="0" w:uiPriority="0" w:semiHidden="0" w:name="index heading"/>
+    <w:lsdException w:qFormat="1" w:uiPriority="0" w:name="caption"/>
+    <w:lsdException w:qFormat="1" w:unhideWhenUsed="0" w:uiPriority="0" w:semiHidden="0" w:name="table of figures"/>
+    <w:lsdException w:unhideWhenUsed="0" w:uiPriority="0" w:semiHidden="0" w:name="envelope address"/>
+    <w:lsdException w:unhideWhenUsed="0" w:uiPriority="0" w:semiHidden="0" w:name="envelope return"/>
+    <w:lsdException w:unhideWhenUsed="0" w:uiPriority="0" w:semiHidden="0" w:name="footnote reference"/>
+    <w:lsdException w:unhideWhenUsed="0" w:uiPriority="0" w:semiHidden="0" w:name="annotation reference"/>
+    <w:lsdException w:unhideWhenUsed="0" w:uiPriority="0" w:semiHidden="0" w:name="line number"/>
+    <w:lsdException w:unhideWhenUsed="0" w:uiPriority="0" w:semiHidden="0" w:name="page number"/>
+    <w:lsdException w:unhideWhenUsed="0" w:uiPriority="0" w:semiHidden="0" w:name="endnote reference"/>
+    <w:lsdException w:unhideWhenUsed="0" w:uiPriority="0" w:semiHidden="0" w:name="endnote text"/>
+    <w:lsdException w:unhideWhenUsed="0" w:uiPriority="0" w:semiHidden="0" w:name="table of authorities"/>
+    <w:lsdException w:unhideWhenUsed="0" w:uiPriority="0" w:semiHidden="0" w:name="macro"/>
+    <w:lsdException w:unhideWhenUsed="0" w:uiPriority="0" w:semiHidden="0" w:name="toa heading"/>
+    <w:lsdException w:unhideWhenUsed="0" w:uiPriority="0" w:semiHidden="0" w:name="List"/>
+    <w:lsdException w:unhideWhenUsed="0" w:uiPriority="0" w:semiHidden="0" w:name="List Bullet"/>
+    <w:lsdException w:unhideWhenUsed="0" w:uiPriority="0" w:semiHidden="0" w:name="List Number"/>
+    <w:lsdException w:unhideWhenUsed="0" w:uiPriority="0" w:semiHidden="0" w:name="List 2"/>
+    <w:lsdException w:unhideWhenUsed="0" w:uiPriority="0" w:semiHidden="0" w:name="List 3"/>
+    <w:lsdException w:unhideWhenUsed="0" w:uiPriority="0" w:semiHidden="0" w:name="List 4"/>
+    <w:lsdException w:unhideWhenUsed="0" w:uiPriority="0" w:semiHidden="0" w:name="List 5"/>
+    <w:lsdException w:unhideWhenUsed="0" w:uiPriority="0" w:semiHidden="0" w:name="List Bullet 2"/>
+    <w:lsdException w:unhideWhenUsed="0" w:uiPriority="0" w:semiHidden="0" w:name="List Bullet 3"/>
+    <w:lsdException w:unhideWhenUsed="0" w:uiPriority="0" w:semiHidden="0" w:name="List Bullet 4"/>
+    <w:lsdException w:unhideWhenUsed="0" w:uiPriority="0" w:semiHidden="0" w:name="List Bullet 5"/>
+    <w:lsdException w:unhideWhenUsed="0" w:uiPriority="0" w:semiHidden="0" w:name="List Number 2"/>
+    <w:lsdException w:unhideWhenUsed="0" w:uiPriority="0" w:semiHidden="0" w:name="List Number 3"/>
+    <w:lsdException w:unhideWhenUsed="0" w:uiPriority="0" w:semiHidden="0" w:name="List Number 4"/>
+    <w:lsdException w:unhideWhenUsed="0" w:uiPriority="0" w:semiHidden="0" w:name="List Number 5"/>
+    <w:lsdException w:qFormat="1" w:unhideWhenUsed="0" w:uiPriority="0" w:semiHidden="0" w:name="Title"/>
+    <w:lsdException w:unhideWhenUsed="0" w:uiPriority="0" w:semiHidden="0" w:name="Closing"/>
+    <w:lsdException w:unhideWhenUsed="0" w:uiPriority="0" w:semiHidden="0" w:name="Signature"/>
+    <w:lsdException w:qFormat="1" w:unhideWhenUsed="0" w:uiPriority="0" w:name="Default Paragraph Font"/>
+    <w:lsdException w:qFormat="1" w:unhideWhenUsed="0" w:uiPriority="0" w:name="Body Text"/>
+    <w:lsdException w:unhideWhenUsed="0" w:uiPriority="0" w:semiHidden="0" w:name="Body Text Indent"/>
+    <w:lsdException w:unhideWhenUsed="0" w:uiPriority="0" w:semiHidden="0" w:name="List Continue"/>
+    <w:lsdException w:unhideWhenUsed="0" w:uiPriority="0" w:semiHidden="0" w:name="List Continue 2"/>
+    <w:lsdException w:unhideWhenUsed="0" w:uiPriority="0" w:semiHidden="0" w:name="List Continue 3"/>
+    <w:lsdException w:unhideWhenUsed="0" w:uiPriority="0" w:semiHidden="0" w:name="List Continue 4"/>
+    <w:lsdException w:unhideWhenUsed="0" w:uiPriority="0" w:semiHidden="0" w:name="List Continue 5"/>
+    <w:lsdException w:unhideWhenUsed="0" w:uiPriority="0" w:semiHidden="0" w:name="Message Header"/>
+    <w:lsdException w:qFormat="1" w:unhideWhenUsed="0" w:uiPriority="0" w:semiHidden="0" w:name="Subtitle"/>
+    <w:lsdException w:unhideWhenUsed="0" w:uiPriority="0" w:semiHidden="0" w:name="Salutation"/>
+    <w:lsdException w:unhideWhenUsed="0" w:uiPriority="0" w:semiHidden="0" w:name="Date"/>
+    <w:lsdException w:unhideWhenUsed="0" w:uiPriority="0" w:semiHidden="0" w:name="Body Text First Indent"/>
+    <w:lsdException w:unhideWhenUsed="0" w:uiPriority="0" w:semiHidden="0" w:name="Body Text First Indent 2"/>
+    <w:lsdException w:uiPriority="99" w:name="Note Heading"/>
+    <w:lsdException w:unhideWhenUsed="0" w:uiPriority="0" w:semiHidden="0" w:name="Body Text 2"/>
+    <w:lsdException w:unhideWhenUsed="0" w:uiPriority="0" w:semiHidden="0" w:name="Body Text 3"/>
+    <w:lsdException w:unhideWhenUsed="0" w:uiPriority="0" w:semiHidden="0" w:name="Body Text Indent 2"/>
+    <w:lsdException w:unhideWhenUsed="0" w:uiPriority="0" w:semiHidden="0" w:name="Body Text Indent 3"/>
+    <w:lsdException w:unhideWhenUsed="0" w:uiPriority="0" w:semiHidden="0" w:name="Block Text"/>
+    <w:lsdException w:unhideWhenUsed="0" w:uiPriority="0" w:semiHidden="0" w:name="Hyperlink"/>
+    <w:lsdException w:unhideWhenUsed="0" w:uiPriority="0" w:semiHidden="0" w:name="FollowedHyperlink"/>
+    <w:lsdException w:qFormat="1" w:unhideWhenUsed="0" w:uiPriority="0" w:semiHidden="0" w:name="Strong"/>
+    <w:lsdException w:qFormat="1" w:unhideWhenUsed="0" w:uiPriority="0" w:semiHidden="0" w:name="Emphasis"/>
+    <w:lsdException w:unhideWhenUsed="0" w:uiPriority="0" w:semiHidden="0" w:name="Document Map"/>
+    <w:lsdException w:unhideWhenUsed="0" w:uiPriority="0" w:semiHidden="0" w:name="Plain Text"/>
+    <w:lsdException w:unhideWhenUsed="0" w:uiPriority="0" w:semiHidden="0" w:name="E-mail Signature"/>
+    <w:lsdException w:qFormat="1" w:unhideWhenUsed="0" w:uiPriority="0" w:semiHidden="0" w:name="Normal (Web)"/>
+    <w:lsdException w:unhideWhenUsed="0" w:uiPriority="0" w:semiHidden="0" w:name="HTML Acronym"/>
+    <w:lsdException w:unhideWhenUsed="0" w:uiPriority="0" w:semiHidden="0" w:name="HTML Address"/>
+    <w:lsdException w:unhideWhenUsed="0" w:uiPriority="0" w:semiHidden="0" w:name="HTML Cite"/>
+    <w:lsdException w:unhideWhenUsed="0" w:uiPriority="0" w:semiHidden="0" w:name="HTML Code"/>
+    <w:lsdException w:unhideWhenUsed="0" w:uiPriority="0" w:semiHidden="0" w:name="HTML Definition"/>
+    <w:lsdException w:unhideWhenUsed="0" w:uiPriority="0" w:semiHidden="0" w:name="HTML Keyboard"/>
+    <w:lsdException w:qFormat="1" w:unhideWhenUsed="0" w:uiPriority="0" w:semiHidden="0" w:name="HTML Preformatted"/>
+    <w:lsdException w:unhideWhenUsed="0" w:uiPriority="0" w:semiHidden="0" w:name="HTML Sample"/>
+    <w:lsdException w:unhideWhenUsed="0" w:uiPriority="0" w:semiHidden="0" w:name="HTML Typewriter"/>
+    <w:lsdException w:unhideWhenUsed="0" w:uiPriority="0" w:semiHidden="0" w:name="HTML Variable"/>
+    <w:lsdException w:qFormat="1" w:unhideWhenUsed="0" w:uiPriority="0" w:name="Normal Table"/>
+    <w:lsdException w:unhideWhenUsed="0" w:uiPriority="0" w:semiHidden="0" w:name="annotation subject"/>
+    <w:lsdException w:unhideWhenUsed="0" w:uiPriority="0" w:semiHidden="0" w:name="Table Simple 1"/>
+    <w:lsdException w:unhideWhenUsed="0" w:uiPriority="0" w:semiHidden="0" w:name="Table Simple 2"/>
+    <w:lsdException w:unhideWhenUsed="0" w:uiPriority="0" w:semiHidden="0" w:name="Table Simple 3"/>
+    <w:lsdException w:unhideWhenUsed="0" w:uiPriority="0" w:semiHidden="0" w:name="Table Classic 1"/>
+    <w:lsdException w:unhideWhenUsed="0" w:uiPriority="0" w:semiHidden="0" w:name="Table Classic 2"/>
+    <w:lsdException w:unhideWhenUsed="0" w:uiPriority="0" w:semiHidden="0" w:name="Table Classic 3"/>
+    <w:lsdException w:unhideWhenUsed="0" w:uiPriority="0" w:semiHidden="0" w:name="Table Classic 4"/>
+    <w:lsdException w:unhideWhenUsed="0" w:uiPriority="0" w:semiHidden="0" w:name="Table Colorful 1"/>
+    <w:lsdException w:unhideWhenUsed="0" w:uiPriority="0" w:semiHidden="0" w:name="Table Colorful 2"/>
+    <w:lsdException w:unhideWhenUsed="0" w:uiPriority="0" w:semiHidden="0" w:name="Table Colorful 3"/>
+    <w:lsdException w:unhideWhenUsed="0" w:uiPriority="0" w:semiHidden="0" w:name="Table Columns 1"/>
+    <w:lsdException w:unhideWhenUsed="0" w:uiPriority="0" w:semiHidden="0" w:name="Table Columns 2"/>
+    <w:lsdException w:unhideWhenUsed="0" w:uiPriority="0" w:semiHidden="0" w:name="Table Columns 3"/>
+    <w:lsdException w:unhideWhenUsed="0" w:uiPriority="0" w:semiHidden="0" w:name="Table Columns 4"/>
+    <w:lsdException w:unhideWhenUsed="0" w:uiPriority="0" w:semiHidden="0" w:name="Table Columns 5"/>
+    <w:lsdException w:unhideWhenUsed="0" w:uiPriority="0" w:semiHidden="0" w:name="Table Grid 1"/>
+    <w:lsdException w:unhideWhenUsed="0" w:uiPriority="0" w:semiHidden="0" w:name="Table Grid 2"/>
+    <w:lsdException w:unhideWhenUsed="0" w:uiPriority="0" w:semiHidden="0" w:name="Table Grid 3"/>
+    <w:lsdException w:unhideWhenUsed="0" w:uiPriority="0" w:semiHidden="0" w:name="Table Grid 4"/>
+    <w:lsdException w:unhideWhenUsed="0" w:uiPriority="0" w:semiHidden="0" w:name="Table Grid 5"/>
+    <w:lsdException w:unhideWhenUsed="0" w:uiPriority="0" w:semiHidden="0" w:name="Table Grid 6"/>
+    <w:lsdException w:unhideWhenUsed="0" w:uiPriority="0" w:semiHidden="0" w:name="Table Grid 7"/>
+    <w:lsdException w:unhideWhenUsed="0" w:uiPriority="0" w:semiHidden="0" w:name="Table Grid 8"/>
+    <w:lsdException w:unhideWhenUsed="0" w:uiPriority="0" w:semiHidden="0" w:name="Table List 1"/>
+    <w:lsdException w:unhideWhenUsed="0" w:uiPriority="0" w:semiHidden="0" w:name="Table List 2"/>
+    <w:lsdException w:unhideWhenUsed="0" w:uiPriority="0" w:semiHidden="0" w:name="Table List 3"/>
+    <w:lsdException w:unhideWhenUsed="0" w:uiPriority="0" w:semiHidden="0" w:name="Table List 4"/>
+    <w:lsdException w:unhideWhenUsed="0" w:uiPriority="0" w:semiHidden="0" w:name="Table List 5"/>
+    <w:lsdException w:unhideWhenUsed="0" w:uiPriority="0" w:semiHidden="0" w:name="Table List 6"/>
+    <w:lsdException w:unhideWhenUsed="0" w:uiPriority="0" w:semiHidden="0" w:name="Table List 7"/>
+    <w:lsdException w:unhideWhenUsed="0" w:uiPriority="0" w:semiHidden="0" w:name="Table List 8"/>
+    <w:lsdException w:unhideWhenUsed="0" w:uiPriority="0" w:semiHidden="0" w:name="Table 3D effects 1"/>
+    <w:lsdException w:unhideWhenUsed="0" w:uiPriority="0" w:semiHidden="0" w:name="Table 3D effects 2"/>
+    <w:lsdException w:unhideWhenUsed="0" w:uiPriority="0" w:semiHidden="0" w:name="Table 3D effects 3"/>
+    <w:lsdException w:unhideWhenUsed="0" w:uiPriority="0" w:semiHidden="0" w:name="Table Contemporary"/>
+    <w:lsdException w:unhideWhenUsed="0" w:uiPriority="0" w:semiHidden="0" w:name="Table Elegant"/>
+    <w:lsdException w:unhideWhenUsed="0" w:uiPriority="0" w:semiHidden="0" w:name="Table Professional"/>
+    <w:lsdException w:unhideWhenUsed="0" w:uiPriority="0" w:semiHidden="0" w:name="Table Subtle 1"/>
+    <w:lsdException w:unhideWhenUsed="0" w:uiPriority="0" w:semiHidden="0" w:name="Table Subtle 2"/>
+    <w:lsdException w:unhideWhenUsed="0" w:uiPriority="0" w:semiHidden="0" w:name="Table Web 1"/>
+    <w:lsdException w:unhideWhenUsed="0" w:uiPriority="0" w:semiHidden="0" w:name="Table Web 2"/>
+    <w:lsdException w:unhideWhenUsed="0" w:uiPriority="0" w:semiHidden="0" w:name="Table Web 3"/>
+    <w:lsdException w:unhideWhenUsed="0" w:uiPriority="0" w:semiHidden="0" w:name="Balloon Text"/>
+    <w:lsdException w:qFormat="1" w:unhideWhenUsed="0" w:uiPriority="0" w:semiHidden="0" w:name="Table Grid"/>
+    <w:lsdException w:unhideWhenUsed="0" w:uiPriority="0" w:semiHidden="0" w:name="Table Theme"/>
+    <w:lsdException w:unhideWhenUsed="0" w:uiPriority="60" w:semiHidden="0" w:name="Light Shading"/>
+    <w:lsdException w:unhideWhenUsed="0" w:uiPriority="61" w:semiHidden="0" w:name="Light List"/>
+    <w:lsdException w:unhideWhenUsed="0" w:uiPriority="62" w:semiHidden="0" w:name="Light Grid"/>
+    <w:lsdException w:unhideWhenUsed="0" w:uiPriority="63" w:semiHidden="0" w:name="Medium Shading 1"/>
+    <w:lsdException w:unhideWhenUsed="0" w:uiPriority="64" w:semiHidden="0" w:name="Medium Shading 2"/>
+    <w:lsdException w:unhideWhenUsed="0" w:uiPriority="65" w:semiHidden="0" w:name="Medium List 1"/>
+    <w:lsdException w:unhideWhenUsed="0" w:uiPriority="66" w:semiHidden="0" w:name="Medium List 2"/>
+    <w:lsdException w:unhideWhenUsed="0" w:uiPriority="67" w:semiHidden="0" w:name="Medium Grid 1"/>
+    <w:lsdException w:unhideWhenUsed="0" w:uiPriority="68" w:semiHidden="0" w:name="Medium Grid 2"/>
+    <w:lsdException w:unhideWhenUsed="0" w:uiPriority="69" w:semiHidden="0" w:name="Medium Grid 3"/>
+    <w:lsdException w:unhideWhenUsed="0" w:uiPriority="70" w:semiHidden="0" w:name="Dark List"/>
+    <w:lsdException w:unhideWhenUsed="0" w:uiPriority="71" w:semiHidden="0" w:name="Colorful Shading"/>
+    <w:lsdException w:unhideWhenUsed="0" w:uiPriority="72" w:semiHidden="0" w:name="Colorful List"/>
+    <w:lsdException w:unhideWhenUsed="0" w:uiPriority="73" w:semiHidden="0" w:name="Colorful Grid"/>
+    <w:lsdException w:unhideWhenUsed="0" w:uiPriority="60" w:semiHidden="0" w:name="Light Shading Accent 1"/>
+    <w:lsdException w:unhideWhenUsed="0" w:uiPriority="61" w:semiHidden="0" w:name="Light List Accent 1"/>
+    <w:lsdException w:unhideWhenUsed="0" w:uiPriority="62" w:semiHidden="0" w:name="Light Grid Accent 1"/>
+    <w:lsdException w:unhideWhenUsed="0" w:uiPriority="63" w:semiHidden="0" w:name="Medium Shading 1 Accent 1"/>
+    <w:lsdException w:unhideWhenUsed="0" w:uiPriority="64" w:semiHidden="0" w:name="Medium Shading 2 Accent 1"/>
+    <w:lsdException w:unhideWhenUsed="0" w:uiPriority="65" w:semiHidden="0" w:name="Medium List 1 Accent 1"/>
+    <w:lsdException w:unhideWhenUsed="0" w:uiPriority="66" w:semiHidden="0" w:name="Medium List 2 Accent 1"/>
+    <w:lsdException w:unhideWhenUsed="0" w:uiPriority="67" w:semiHidden="0" w:name="Medium Grid 1 Accent 1"/>
+    <w:lsdException w:unhideWhenUsed="0" w:uiPriority="68" w:semiHidden="0" w:name="Medium Grid 2 Accent 1"/>
+    <w:lsdException w:unhideWhenUsed="0" w:uiPriority="69" w:semiHidden="0" w:name="Medium Grid 3 Accent 1"/>
+    <w:lsdException w:unhideWhenUsed="0" w:uiPriority="70" w:semiHidden="0" w:name="Dark List Accent 1"/>
+    <w:lsdException w:unhideWhenUsed="0" w:uiPriority="71" w:semiHidden="0" w:name="Colorful Shading Accent 1"/>
+    <w:lsdException w:unhideWhenUsed="0" w:uiPriority="72" w:semiHidden="0" w:name="Colorful List Accent 1"/>
+    <w:lsdException w:unhideWhenUsed="0" w:uiPriority="73" w:semiHidden="0" w:name="Colorful Grid Accent 1"/>
+    <w:lsdException w:unhideWhenUsed="0" w:uiPriority="60" w:semiHidden="0" w:name="Light Shading Accent 2"/>
+    <w:lsdException w:unhideWhenUsed="0" w:uiPriority="61" w:semiHidden="0" w:name="Light List Accent 2"/>
+    <w:lsdException w:unhideWhenUsed="0" w:uiPriority="62" w:semiHidden="0" w:name="Light Grid Accent 2"/>
+    <w:lsdException w:unhideWhenUsed="0" w:uiPriority="63" w:semiHidden="0" w:name="Medium Shading 1 Accent 2"/>
+    <w:lsdException w:unhideWhenUsed="0" w:uiPriority="64" w:semiHidden="0" w:name="Medium Shading 2 Accent 2"/>
+    <w:lsdException w:unhideWhenUsed="0" w:uiPriority="65" w:semiHidden="0" w:name="Medium List 1 Accent 2"/>
+    <w:lsdException w:unhideWhenUsed="0" w:uiPriority="66" w:semiHidden="0" w:name="Medium List 2 Accent 2"/>
+    <w:lsdException w:unhideWhenUsed="0" w:uiPriority="67" w:semiHidden="0" w:name="Medium Grid 1 Accent 2"/>
+    <w:lsdException w:unhideWhenUsed="0" w:uiPriority="68" w:semiHidden="0" w:name="Medium Grid 2 Accent 2"/>
+    <w:lsdException w:unhideWhenUsed="0" w:uiPriority="69" w:semiHidden="0" w:name="Medium Grid 3 Accent 2"/>
+    <w:lsdException w:unhideWhenUsed="0" w:uiPriority="70" w:semiHidden="0" w:name="Dark List Accent 2"/>
+    <w:lsdException w:unhideWhenUsed="0" w:uiPriority="71" w:semiHidden="0" w:name="Colorful Shading Accent 2"/>
+    <w:lsdException w:unhideWhenUsed="0" w:uiPriority="72" w:semiHidden="0" w:name="Colorful List Accent 2"/>
+    <w:lsdException w:unhideWhenUsed="0" w:uiPriority="73" w:semiHidden="0" w:name="Colorful Grid Accent 2"/>
+    <w:lsdException w:unhideWhenUsed="0" w:uiPriority="60" w:semiHidden="0" w:name="Light Shading Accent 3"/>
+    <w:lsdException w:unhideWhenUsed="0" w:uiPriority="61" w:semiHidden="0" w:name="Light List Accent 3"/>
+    <w:lsdException w:unhideWhenUsed="0" w:uiPriority="62" w:semiHidden="0" w:name="Light Grid Accent 3"/>
+    <w:lsdException w:unhideWhenUsed="0" w:uiPriority="63" w:semiHidden="0" w:name="Medium Shading 1 Accent 3"/>
+    <w:lsdException w:unhideWhenUsed="0" w:uiPriority="64" w:semiHidden="0" w:name="Medium Shading 2 Accent 3"/>
+    <w:lsdException w:unhideWhenUsed="0" w:uiPriority="65" w:semiHidden="0" w:name="Medium List 1 Accent 3"/>
+    <w:lsdException w:unhideWhenUsed="0" w:uiPriority="66" w:semiHidden="0" w:name="Medium List 2 Accent 3"/>
+    <w:lsdException w:unhideWhenUsed="0" w:uiPriority="67" w:semiHidden="0" w:name="Medium Grid 1 Accent 3"/>
+    <w:lsdException w:unhideWhenUsed="0" w:uiPriority="68" w:semiHidden="0" w:name="Medium Grid 2 Accent 3"/>
+    <w:lsdException w:unhideWhenUsed="0" w:uiPriority="69" w:semiHidden="0" w:name="Medium Grid 3 Accent 3"/>
+    <w:lsdException w:unhideWhenUsed="0" w:uiPriority="70" w:semiHidden="0" w:name="Dark List Accent 3"/>
+    <w:lsdException w:unhideWhenUsed="0" w:uiPriority="71" w:semiHidden="0" w:name="Colorful Shading Accent 3"/>
+    <w:lsdException w:unhideWhenUsed="0" w:uiPriority="72" w:semiHidden="0" w:name="Colorful List Accent 3"/>
+    <w:lsdException w:unhideWhenUsed="0" w:uiPriority="73" w:semiHidden="0" w:name="Colorful Grid Accent 3"/>
+    <w:lsdException w:unhideWhenUsed="0" w:uiPriority="60" w:semiHidden="0" w:name="Light Shading Accent 4"/>
+    <w:lsdException w:unhideWhenUsed="0" w:uiPriority="61" w:semiHidden="0" w:name="Light List Accent 4"/>
+    <w:lsdException w:unhideWhenUsed="0" w:uiPriority="62" w:semiHidden="0" w:name="Light Grid Accent 4"/>
+    <w:lsdException w:unhideWhenUsed="0" w:uiPriority="63" w:semiHidden="0" w:name="Medium Shading 1 Accent 4"/>
+    <w:lsdException w:unhideWhenUsed="0" w:uiPriority="64" w:semiHidden="0" w:name="Medium Shading 2 Accent 4"/>
+    <w:lsdException w:unhideWhenUsed="0" w:uiPriority="65" w:semiHidden="0" w:name="Medium List 1 Accent 4"/>
+    <w:lsdException w:unhideWhenUsed="0" w:uiPriority="66" w:semiHidden="0" w:name="Medium List 2 Accent 4"/>
+    <w:lsdException w:unhideWhenUsed="0" w:uiPriority="67" w:semiHidden="0" w:name="Medium Grid 1 Accent 4"/>
+    <w:lsdException w:unhideWhenUsed="0" w:uiPriority="68" w:semiHidden="0" w:name="Medium Grid 2 Accent 4"/>
+    <w:lsdException w:unhideWhenUsed="0" w:uiPriority="69" w:semiHidden="0" w:name="Medium Grid 3 Accent 4"/>
+    <w:lsdException w:unhideWhenUsed="0" w:uiPriority="70" w:semiHidden="0" w:name="Dark List Accent 4"/>
+    <w:lsdException w:unhideWhenUsed="0" w:uiPriority="71" w:semiHidden="0" w:name="Colorful Shading Accent 4"/>
+    <w:lsdException w:unhideWhenUsed="0" w:uiPriority="72" w:semiHidden="0" w:name="Colorful List Accent 4"/>
+    <w:lsdException w:unhideWhenUsed="0" w:uiPriority="73" w:semiHidden="0" w:name="Colorful Grid Accent 4"/>
+    <w:lsdException w:unhideWhenUsed="0" w:uiPriority="60" w:semiHidden="0" w:name="Light Shading Accent 5"/>
+    <w:lsdException w:unhideWhenUsed="0" w:uiPriority="61" w:semiHidden="0" w:name="Light List Accent 5"/>
+    <w:lsdException w:unhideWhenUsed="0" w:uiPriority="62" w:semiHidden="0" w:name="Light Grid Accent 5"/>
+    <w:lsdException w:unhideWhenUsed="0" w:uiPriority="63" w:semiHidden="0" w:name="Medium Shading 1 Accent 5"/>
+    <w:lsdException w:unhideWhenUsed="0" w:uiPriority="64" w:semiHidden="0" w:name="Medium Shading 2 Accent 5"/>
+    <w:lsdException w:unhideWhenUsed="0" w:uiPriority="65" w:semiHidden="0" w:name="Medium List 1 Accent 5"/>
+    <w:lsdException w:unhideWhenUsed="0" w:uiPriority="66" w:semiHidden="0" w:name="Medium List 2 Accent 5"/>
+    <w:lsdException w:unhideWhenUsed="0" w:uiPriority="67" w:semiHidden="0" w:name="Medium Grid 1 Accent 5"/>
+    <w:lsdException w:unhideWhenUsed="0" w:uiPriority="68" w:semiHidden="0" w:name="Medium Grid 2 Accent 5"/>
+    <w:lsdException w:unhideWhenUsed="0" w:uiPriority="69" w:semiHidden="0" w:name="Medium Grid 3 Accent 5"/>
+    <w:lsdException w:unhideWhenUsed="0" w:uiPriority="70" w:semiHidden="0" w:name="Dark List Accent 5"/>
+    <w:lsdException w:unhideWhenUsed="0" w:uiPriority="71" w:semiHidden="0" w:name="Colorful Shading Accent 5"/>
+    <w:lsdException w:unhideWhenUsed="0" w:uiPriority="72" w:semiHidden="0" w:name="Colorful List Accent 5"/>
+    <w:lsdException w:unhideWhenUsed="0" w:uiPriority="73" w:semiHidden="0" w:name="Colorful Grid Accent 5"/>
+    <w:lsdException w:unhideWhenUsed="0" w:uiPriority="60" w:semiHidden="0" w:name="Light Shading Accent 6"/>
+    <w:lsdException w:unhideWhenUsed="0" w:uiPriority="61" w:semiHidden="0" w:name="Light List Accent 6"/>
+    <w:lsdException w:unhideWhenUsed="0" w:uiPriority="62" w:semiHidden="0" w:name="Light Grid Accent 6"/>
+    <w:lsdException w:unhideWhenUsed="0" w:uiPriority="63" w:semiHidden="0" w:name="Medium Shading 1 Accent 6"/>
+    <w:lsdException w:unhideWhenUsed="0" w:uiPriority="64" w:semiHidden="0" w:name="Medium Shading 2 Accent 6"/>
+    <w:lsdException w:unhideWhenUsed="0" w:uiPriority="65" w:semiHidden="0" w:name="Medium List 1 Accent 6"/>
+    <w:lsdException w:unhideWhenUsed="0" w:uiPriority="66" w:semiHidden="0" w:name="Medium List 2 Accent 6"/>
+    <w:lsdException w:unhideWhenUsed="0" w:uiPriority="67" w:semiHidden="0" w:name="Medium Grid 1 Accent 6"/>
+    <w:lsdException w:unhideWhenUsed="0" w:uiPriority="68" w:semiHidden="0" w:name="Medium Grid 2 Accent 6"/>
+    <w:lsdException w:unhideWhenUsed="0" w:uiPriority="69" w:semiHidden="0" w:name="Medium Grid 3 Accent 6"/>
+    <w:lsdException w:unhideWhenUsed="0" w:uiPriority="70" w:semiHidden="0" w:name="Dark List Accent 6"/>
+    <w:lsdException w:unhideWhenUsed="0" w:uiPriority="71" w:semiHidden="0" w:name="Colorful Shading Accent 6"/>
+    <w:lsdException w:unhideWhenUsed="0" w:uiPriority="72" w:semiHidden="0" w:name="Colorful List Accent 6"/>
+    <w:lsdException w:unhideWhenUsed="0" w:uiPriority="73" w:semiHidden="0" w:name="Colorful Grid Accent 6"/>
   </w:latentStyles>
-  <w:style w:type="paragraph" w:default="1" w:styleId="Normal">
+  <w:style w:type="paragraph" w:default="1" w:styleId="1">
     <w:name w:val="Normal"/>
     <w:qFormat/>
+    <w:uiPriority w:val="0"/>
     <w:pPr>
       <w:kinsoku w:val="0"/>
       <w:autoSpaceDE w:val="0"/>
@@ -4321,7 +4400,7 @@
       <w:textAlignment w:val="baseline"/>
     </w:pPr>
     <w:rPr>
-      <w:rFonts w:ascii="Arial" w:eastAsia="宋体" w:hAnsi="Arial" w:cs="Arial"/>
+      <w:rFonts w:ascii="Arial" w:hAnsi="Arial" w:eastAsia="宋体" w:cs="Arial"/>
       <w:snapToGrid w:val="0"/>
       <w:color w:val="000000"/>
       <w:kern w:val="0"/>
@@ -4330,11 +4409,12 @@
       <w:lang w:val="en-US" w:eastAsia="en-US" w:bidi="ar-SA"/>
     </w:rPr>
   </w:style>
-  <w:style w:type="paragraph" w:styleId="Heading1">
+  <w:style w:type="paragraph" w:styleId="2">
     <w:name w:val="heading 1"/>
-    <w:basedOn w:val="Normal"/>
-    <w:next w:val="Normal"/>
+    <w:basedOn w:val="1"/>
+    <w:next w:val="1"/>
     <w:qFormat/>
+    <w:uiPriority w:val="0"/>
     <w:pPr>
       <w:keepNext/>
       <w:keepLines/>
@@ -4352,12 +4432,13 @@
       <w:sz w:val="44"/>
     </w:rPr>
   </w:style>
-  <w:style w:type="paragraph" w:styleId="Heading2">
+  <w:style w:type="paragraph" w:styleId="3">
     <w:name w:val="heading 2"/>
-    <w:basedOn w:val="Normal"/>
-    <w:next w:val="Normal"/>
+    <w:basedOn w:val="1"/>
+    <w:next w:val="1"/>
     <w:unhideWhenUsed/>
     <w:qFormat/>
+    <w:uiPriority w:val="0"/>
     <w:pPr>
       <w:keepNext/>
       <w:keepLines/>
@@ -4370,18 +4451,19 @@
       <w:outlineLvl w:val="1"/>
     </w:pPr>
     <w:rPr>
-      <w:rFonts w:ascii="Arial" w:eastAsia="黑体" w:hAnsi="Arial"/>
+      <w:rFonts w:ascii="Arial" w:hAnsi="Arial" w:eastAsia="黑体"/>
       <w:b/>
       <w:sz w:val="32"/>
     </w:rPr>
   </w:style>
-  <w:style w:type="paragraph" w:styleId="Heading3">
+  <w:style w:type="paragraph" w:styleId="4">
     <w:name w:val="heading 3"/>
-    <w:basedOn w:val="Normal"/>
-    <w:next w:val="Normal"/>
+    <w:basedOn w:val="1"/>
+    <w:next w:val="1"/>
     <w:semiHidden/>
     <w:unhideWhenUsed/>
     <w:qFormat/>
+    <w:uiPriority w:val="0"/>
     <w:pPr>
       <w:keepNext/>
       <w:keepLines/>
@@ -4398,12 +4480,13 @@
       <w:sz w:val="32"/>
     </w:rPr>
   </w:style>
-  <w:style w:type="paragraph" w:styleId="Heading4">
+  <w:style w:type="paragraph" w:styleId="5">
     <w:name w:val="heading 4"/>
-    <w:basedOn w:val="Normal"/>
-    <w:next w:val="Normal"/>
+    <w:basedOn w:val="1"/>
+    <w:next w:val="1"/>
     <w:unhideWhenUsed/>
     <w:qFormat/>
+    <w:uiPriority w:val="0"/>
     <w:pPr>
       <w:keepNext/>
       <w:keepLines/>
@@ -4416,18 +4499,19 @@
       <w:outlineLvl w:val="3"/>
     </w:pPr>
     <w:rPr>
-      <w:rFonts w:ascii="Arial" w:eastAsia="黑体" w:hAnsi="Arial"/>
+      <w:rFonts w:ascii="Arial" w:hAnsi="Arial" w:eastAsia="黑体"/>
       <w:b/>
       <w:sz w:val="28"/>
     </w:rPr>
   </w:style>
-  <w:style w:type="paragraph" w:styleId="Heading5">
+  <w:style w:type="paragraph" w:styleId="6">
     <w:name w:val="heading 5"/>
-    <w:basedOn w:val="Normal"/>
-    <w:next w:val="Normal"/>
+    <w:basedOn w:val="1"/>
+    <w:next w:val="1"/>
     <w:semiHidden/>
     <w:unhideWhenUsed/>
     <w:qFormat/>
+    <w:uiPriority w:val="0"/>
     <w:pPr>
       <w:keepNext/>
       <w:keepLines/>
@@ -4444,13 +4528,14 @@
       <w:sz w:val="28"/>
     </w:rPr>
   </w:style>
-  <w:style w:type="paragraph" w:styleId="Heading6">
+  <w:style w:type="paragraph" w:styleId="7">
     <w:name w:val="heading 6"/>
-    <w:basedOn w:val="Normal"/>
-    <w:next w:val="Normal"/>
+    <w:basedOn w:val="1"/>
+    <w:next w:val="1"/>
     <w:semiHidden/>
     <w:unhideWhenUsed/>
     <w:qFormat/>
+    <w:uiPriority w:val="0"/>
     <w:pPr>
       <w:keepNext/>
       <w:keepLines/>
@@ -4463,18 +4548,19 @@
       <w:outlineLvl w:val="5"/>
     </w:pPr>
     <w:rPr>
-      <w:rFonts w:ascii="Arial" w:eastAsia="黑体" w:hAnsi="Arial"/>
+      <w:rFonts w:ascii="Arial" w:hAnsi="Arial" w:eastAsia="黑体"/>
       <w:b/>
       <w:sz w:val="24"/>
     </w:rPr>
   </w:style>
-  <w:style w:type="paragraph" w:styleId="Heading7">
+  <w:style w:type="paragraph" w:styleId="8">
     <w:name w:val="heading 7"/>
-    <w:basedOn w:val="Normal"/>
-    <w:next w:val="Normal"/>
+    <w:basedOn w:val="1"/>
+    <w:next w:val="1"/>
     <w:semiHidden/>
     <w:unhideWhenUsed/>
     <w:qFormat/>
+    <w:uiPriority w:val="0"/>
     <w:pPr>
       <w:keepNext/>
       <w:keepLines/>
@@ -4491,13 +4577,14 @@
       <w:sz w:val="24"/>
     </w:rPr>
   </w:style>
-  <w:style w:type="paragraph" w:styleId="Heading8">
+  <w:style w:type="paragraph" w:styleId="9">
     <w:name w:val="heading 8"/>
-    <w:basedOn w:val="Normal"/>
-    <w:next w:val="Normal"/>
+    <w:basedOn w:val="1"/>
+    <w:next w:val="1"/>
     <w:semiHidden/>
     <w:unhideWhenUsed/>
     <w:qFormat/>
+    <w:uiPriority w:val="0"/>
     <w:pPr>
       <w:keepNext/>
       <w:keepLines/>
@@ -4510,17 +4597,18 @@
       <w:outlineLvl w:val="7"/>
     </w:pPr>
     <w:rPr>
-      <w:rFonts w:ascii="Arial" w:eastAsia="黑体" w:hAnsi="Arial"/>
+      <w:rFonts w:ascii="Arial" w:hAnsi="Arial" w:eastAsia="黑体"/>
       <w:sz w:val="24"/>
     </w:rPr>
   </w:style>
-  <w:style w:type="paragraph" w:styleId="Heading9">
+  <w:style w:type="paragraph" w:styleId="10">
     <w:name w:val="heading 9"/>
-    <w:basedOn w:val="Normal"/>
-    <w:next w:val="Normal"/>
+    <w:basedOn w:val="1"/>
+    <w:next w:val="1"/>
     <w:semiHidden/>
     <w:unhideWhenUsed/>
     <w:qFormat/>
+    <w:uiPriority w:val="0"/>
     <w:pPr>
       <w:keepNext/>
       <w:keepLines/>
@@ -4533,19 +4621,21 @@
       <w:outlineLvl w:val="8"/>
     </w:pPr>
     <w:rPr>
-      <w:rFonts w:ascii="Arial" w:eastAsia="黑体" w:hAnsi="Arial"/>
+      <w:rFonts w:ascii="Arial" w:hAnsi="Arial" w:eastAsia="黑体"/>
       <w:sz w:val="21"/>
     </w:rPr>
   </w:style>
-  <w:style w:type="character" w:default="1" w:styleId="DefaultParagraphFont">
+  <w:style w:type="character" w:default="1" w:styleId="24">
     <w:name w:val="Default Paragraph Font"/>
     <w:semiHidden/>
     <w:qFormat/>
+    <w:uiPriority w:val="0"/>
   </w:style>
-  <w:style w:type="table" w:default="1" w:styleId="TableNormal">
+  <w:style w:type="table" w:default="1" w:styleId="22">
     <w:name w:val="Normal Table"/>
     <w:semiHidden/>
     <w:qFormat/>
+    <w:uiPriority w:val="0"/>
     <w:tblPr>
       <w:tblCellMar>
         <w:top w:w="0" w:type="dxa"/>
@@ -4555,39 +4645,43 @@
       </w:tblCellMar>
     </w:tblPr>
   </w:style>
-  <w:style w:type="paragraph" w:styleId="CommentText">
+  <w:style w:type="paragraph" w:styleId="11">
     <w:name w:val="annotation text"/>
-    <w:basedOn w:val="Normal"/>
+    <w:basedOn w:val="1"/>
     <w:qFormat/>
+    <w:uiPriority w:val="0"/>
     <w:pPr>
       <w:jc w:val="left"/>
     </w:pPr>
   </w:style>
-  <w:style w:type="paragraph" w:styleId="BodyText">
+  <w:style w:type="paragraph" w:styleId="12">
     <w:name w:val="Body Text"/>
-    <w:basedOn w:val="Normal"/>
+    <w:basedOn w:val="1"/>
     <w:semiHidden/>
     <w:qFormat/>
+    <w:uiPriority w:val="0"/>
     <w:rPr>
-      <w:rFonts w:ascii="Arial" w:eastAsia="Arial" w:hAnsi="Arial" w:cs="Arial"/>
+      <w:rFonts w:ascii="Arial" w:hAnsi="Arial" w:eastAsia="Arial" w:cs="Arial"/>
       <w:sz w:val="21"/>
       <w:szCs w:val="21"/>
       <w:lang w:val="en-US" w:eastAsia="en-US" w:bidi="ar-SA"/>
     </w:rPr>
   </w:style>
-  <w:style w:type="paragraph" w:styleId="TOC3">
+  <w:style w:type="paragraph" w:styleId="13">
     <w:name w:val="toc 3"/>
-    <w:basedOn w:val="Normal"/>
-    <w:next w:val="Normal"/>
+    <w:basedOn w:val="1"/>
+    <w:next w:val="1"/>
     <w:qFormat/>
+    <w:uiPriority w:val="0"/>
     <w:pPr>
       <w:ind w:left="840" w:leftChars="400"/>
     </w:pPr>
   </w:style>
-  <w:style w:type="paragraph" w:styleId="Footer">
+  <w:style w:type="paragraph" w:styleId="14">
     <w:name w:val="footer"/>
-    <w:basedOn w:val="Normal"/>
+    <w:basedOn w:val="1"/>
     <w:qFormat/>
+    <w:uiPriority w:val="0"/>
     <w:pPr>
       <w:tabs>
         <w:tab w:val="center" w:pos="4153"/>
@@ -4600,16 +4694,17 @@
       <w:sz w:val="18"/>
     </w:rPr>
   </w:style>
-  <w:style w:type="paragraph" w:styleId="Header">
+  <w:style w:type="paragraph" w:styleId="15">
     <w:name w:val="header"/>
-    <w:basedOn w:val="Normal"/>
+    <w:basedOn w:val="1"/>
     <w:qFormat/>
+    <w:uiPriority w:val="0"/>
     <w:pPr>
       <w:pBdr>
-        <w:top w:val="nil"/>
-        <w:left w:val="nil"/>
-        <w:bottom w:val="nil"/>
-        <w:right w:val="nil"/>
+        <w:top w:val="none" w:color="auto" w:sz="0" w:space="0"/>
+        <w:left w:val="none" w:color="auto" w:sz="0" w:space="0"/>
+        <w:bottom w:val="none" w:color="auto" w:sz="0" w:space="0"/>
+        <w:right w:val="none" w:color="auto" w:sz="0" w:space="0"/>
       </w:pBdr>
       <w:tabs>
         <w:tab w:val="center" w:pos="4153"/>
@@ -4624,55 +4719,61 @@
       <w:sz w:val="18"/>
     </w:rPr>
   </w:style>
-  <w:style w:type="paragraph" w:styleId="TOC1">
+  <w:style w:type="paragraph" w:styleId="16">
     <w:name w:val="toc 1"/>
-    <w:basedOn w:val="Normal"/>
-    <w:next w:val="Normal"/>
+    <w:basedOn w:val="1"/>
+    <w:next w:val="1"/>
     <w:qFormat/>
+    <w:uiPriority w:val="0"/>
     <w:rPr>
-      <w:rFonts w:ascii="Arial" w:eastAsia="Microsoft JhengHei" w:hAnsi="Arial"/>
+      <w:rFonts w:ascii="Arial" w:hAnsi="Arial" w:eastAsia="Microsoft JhengHei"/>
       <w:sz w:val="24"/>
     </w:rPr>
   </w:style>
-  <w:style w:type="paragraph" w:styleId="TableofFigures">
+  <w:style w:type="paragraph" w:styleId="17">
     <w:name w:val="table of figures"/>
-    <w:basedOn w:val="Normal"/>
-    <w:next w:val="Normal"/>
+    <w:basedOn w:val="1"/>
+    <w:next w:val="1"/>
     <w:qFormat/>
+    <w:uiPriority w:val="0"/>
     <w:pPr>
-      <w:ind w:hanging="200" w:leftChars="200" w:hangingChars="200"/>
+      <w:ind w:leftChars="200" w:hanging="200" w:hangingChars="200"/>
     </w:pPr>
   </w:style>
-  <w:style w:type="paragraph" w:styleId="TOC2">
+  <w:style w:type="paragraph" w:styleId="18">
     <w:name w:val="toc 2"/>
-    <w:basedOn w:val="Normal"/>
-    <w:next w:val="Normal"/>
+    <w:basedOn w:val="1"/>
+    <w:next w:val="1"/>
     <w:qFormat/>
+    <w:uiPriority w:val="0"/>
     <w:pPr>
       <w:ind w:left="420" w:leftChars="200"/>
     </w:pPr>
   </w:style>
-  <w:style w:type="paragraph" w:styleId="HTMLPreformatted">
+  <w:style w:type="paragraph" w:styleId="19">
     <w:name w:val="HTML Preformatted"/>
-    <w:basedOn w:val="Normal"/>
+    <w:basedOn w:val="1"/>
     <w:qFormat/>
+    <w:uiPriority w:val="0"/>
     <w:rPr>
       <w:rFonts w:ascii="Courier New" w:hAnsi="Courier New"/>
       <w:sz w:val="20"/>
     </w:rPr>
   </w:style>
-  <w:style w:type="paragraph" w:styleId="NormalWeb">
+  <w:style w:type="paragraph" w:styleId="20">
     <w:name w:val="Normal (Web)"/>
-    <w:basedOn w:val="Normal"/>
+    <w:basedOn w:val="1"/>
     <w:qFormat/>
+    <w:uiPriority w:val="0"/>
     <w:rPr>
       <w:sz w:val="24"/>
     </w:rPr>
   </w:style>
-  <w:style w:type="paragraph" w:styleId="Title">
+  <w:style w:type="paragraph" w:styleId="21">
     <w:name w:val="Title"/>
-    <w:basedOn w:val="Normal"/>
+    <w:basedOn w:val="1"/>
     <w:qFormat/>
+    <w:uiPriority w:val="0"/>
     <w:pPr>
       <w:spacing w:before="240" w:beforeLines="0" w:beforeAutospacing="0" w:after="60" w:afterLines="0" w:afterAutospacing="0"/>
       <w:jc w:val="center"/>
@@ -4684,85 +4785,91 @@
       <w:sz w:val="32"/>
     </w:rPr>
   </w:style>
-  <w:style w:type="table" w:styleId="TableGrid">
+  <w:style w:type="table" w:styleId="23">
     <w:name w:val="Table Grid"/>
-    <w:basedOn w:val="TableNormal"/>
+    <w:basedOn w:val="22"/>
     <w:qFormat/>
+    <w:uiPriority w:val="0"/>
     <w:pPr>
       <w:widowControl w:val="0"/>
       <w:jc w:val="both"/>
     </w:pPr>
     <w:tblPr>
       <w:tblBorders>
-        <w:top w:val="single" w:sz="4" w:space="0" w:color="auto"/>
-        <w:left w:val="single" w:sz="4" w:space="0" w:color="auto"/>
-        <w:bottom w:val="single" w:sz="4" w:space="0" w:color="auto"/>
-        <w:right w:val="single" w:sz="4" w:space="0" w:color="auto"/>
-        <w:insideH w:val="single" w:sz="4" w:space="0" w:color="auto"/>
-        <w:insideV w:val="single" w:sz="4" w:space="0" w:color="auto"/>
+        <w:top w:val="single" w:color="auto" w:sz="4" w:space="0"/>
+        <w:left w:val="single" w:color="auto" w:sz="4" w:space="0"/>
+        <w:bottom w:val="single" w:color="auto" w:sz="4" w:space="0"/>
+        <w:right w:val="single" w:color="auto" w:sz="4" w:space="0"/>
+        <w:insideH w:val="single" w:color="auto" w:sz="4" w:space="0"/>
+        <w:insideV w:val="single" w:color="auto" w:sz="4" w:space="0"/>
       </w:tblBorders>
     </w:tblPr>
   </w:style>
-  <w:style w:type="character" w:styleId="Strong">
+  <w:style w:type="character" w:styleId="25">
     <w:name w:val="Strong"/>
-    <w:basedOn w:val="DefaultParagraphFont"/>
+    <w:basedOn w:val="24"/>
     <w:qFormat/>
+    <w:uiPriority w:val="0"/>
     <w:rPr>
       <w:b/>
     </w:rPr>
   </w:style>
-  <w:style w:type="paragraph" w:customStyle="1" w:styleId="a">
+  <w:style w:type="paragraph" w:customStyle="1" w:styleId="26">
     <w:name w:val="柴_文档修订信息"/>
-    <w:basedOn w:val="Normal"/>
+    <w:basedOn w:val="1"/>
     <w:qFormat/>
+    <w:uiPriority w:val="0"/>
     <w:pPr>
       <w:widowControl w:val="0"/>
       <w:ind w:firstLine="470" w:firstLineChars="200"/>
       <w:jc w:val="center"/>
     </w:pPr>
     <w:rPr>
-      <w:rFonts w:ascii="Arial" w:hAnsi="Arial" w:hint="eastAsia"/>
+      <w:rFonts w:hint="eastAsia" w:ascii="Arial" w:hAnsi="Arial"/>
       <w:b/>
       <w:bCs/>
       <w:sz w:val="24"/>
       <w:lang w:eastAsia="zh-CN"/>
     </w:rPr>
   </w:style>
-  <w:style w:type="paragraph" w:customStyle="1" w:styleId="a0">
+  <w:style w:type="paragraph" w:customStyle="1" w:styleId="27">
     <w:name w:val="柴_公司名"/>
-    <w:basedOn w:val="Title"/>
+    <w:basedOn w:val="21"/>
     <w:qFormat/>
+    <w:uiPriority w:val="0"/>
     <w:pPr>
       <w:spacing w:after="600" w:afterLines="600"/>
     </w:pPr>
     <w:rPr>
-      <w:rFonts w:ascii="宋体" w:eastAsia="宋体" w:hAnsi="宋体" w:cs="宋体" w:hint="eastAsia"/>
+      <w:rFonts w:hint="eastAsia" w:ascii="宋体" w:hAnsi="宋体" w:eastAsia="宋体" w:cs="宋体"/>
       <w:bCs/>
       <w:spacing w:val="-6"/>
       <w:sz w:val="52"/>
       <w:szCs w:val="52"/>
     </w:rPr>
   </w:style>
-  <w:style w:type="paragraph" w:customStyle="1" w:styleId="a1">
+  <w:style w:type="paragraph" w:customStyle="1" w:styleId="28">
     <w:name w:val="柴_文档名"/>
-    <w:basedOn w:val="Title"/>
+    <w:basedOn w:val="21"/>
     <w:qFormat/>
+    <w:uiPriority w:val="0"/>
     <w:pPr>
       <w:spacing w:after="900" w:afterLines="900"/>
     </w:pPr>
     <w:rPr>
-      <w:rFonts w:ascii="黑体" w:eastAsia="黑体" w:hAnsi="黑体" w:cs="黑体"/>
+      <w:rFonts w:ascii="黑体" w:hAnsi="黑体" w:eastAsia="黑体" w:cs="黑体"/>
       <w:bCs/>
       <w:spacing w:val="-7"/>
       <w:sz w:val="52"/>
       <w:szCs w:val="52"/>
     </w:rPr>
   </w:style>
-  <w:style w:type="table" w:customStyle="1" w:styleId="TableNormal0">
+  <w:style w:type="table" w:customStyle="1" w:styleId="29">
     <w:name w:val="Table Normal_0"/>
     <w:semiHidden/>
     <w:unhideWhenUsed/>
     <w:qFormat/>
+    <w:uiPriority w:val="0"/>
     <w:tblPr>
       <w:tblCellMar>
         <w:top w:w="0" w:type="dxa"/>
@@ -4772,82 +4879,88 @@
       </w:tblCellMar>
     </w:tblPr>
   </w:style>
-  <w:style w:type="paragraph" w:customStyle="1" w:styleId="TableText">
+  <w:style w:type="paragraph" w:customStyle="1" w:styleId="30">
     <w:name w:val="Table Text"/>
-    <w:basedOn w:val="Normal"/>
+    <w:basedOn w:val="1"/>
     <w:semiHidden/>
     <w:qFormat/>
+    <w:uiPriority w:val="0"/>
     <w:rPr>
-      <w:rFonts w:ascii="宋体" w:eastAsia="宋体" w:hAnsi="宋体" w:cs="宋体"/>
+      <w:rFonts w:ascii="宋体" w:hAnsi="宋体" w:eastAsia="宋体" w:cs="宋体"/>
       <w:sz w:val="21"/>
       <w:szCs w:val="21"/>
       <w:lang w:val="en-US" w:eastAsia="en-US" w:bidi="ar-SA"/>
     </w:rPr>
   </w:style>
-  <w:style w:type="paragraph" w:customStyle="1" w:styleId="1">
+  <w:style w:type="paragraph" w:customStyle="1" w:styleId="31">
     <w:name w:val="柴_标题1"/>
-    <w:basedOn w:val="Heading1"/>
-    <w:next w:val="a2"/>
-    <w:link w:val="1Char"/>
+    <w:basedOn w:val="2"/>
+    <w:next w:val="32"/>
+    <w:link w:val="41"/>
     <w:qFormat/>
+    <w:uiPriority w:val="0"/>
     <w:pPr>
       <w:spacing w:before="100" w:after="90" w:line="360" w:lineRule="auto"/>
     </w:pPr>
     <w:rPr>
-      <w:rFonts w:ascii="Arial" w:eastAsia="宋体" w:hAnsi="Arial"/>
+      <w:rFonts w:ascii="Arial" w:hAnsi="Arial" w:eastAsia="宋体"/>
       <w:sz w:val="32"/>
     </w:rPr>
   </w:style>
-  <w:style w:type="paragraph" w:customStyle="1" w:styleId="a2">
+  <w:style w:type="paragraph" w:customStyle="1" w:styleId="32">
     <w:name w:val="柴_正文"/>
-    <w:basedOn w:val="BodyText"/>
-    <w:link w:val="Char"/>
+    <w:basedOn w:val="12"/>
+    <w:link w:val="44"/>
     <w:qFormat/>
+    <w:uiPriority w:val="0"/>
     <w:pPr>
       <w:spacing w:line="360" w:lineRule="auto"/>
       <w:ind w:firstLine="470" w:firstLineChars="200"/>
     </w:pPr>
     <w:rPr>
-      <w:rFonts w:ascii="Arial" w:eastAsia="宋体" w:hAnsi="Arial"/>
+      <w:rFonts w:ascii="Arial" w:hAnsi="Arial" w:eastAsia="宋体"/>
       <w:sz w:val="24"/>
       <w:lang w:eastAsia="zh-CN"/>
     </w:rPr>
   </w:style>
-  <w:style w:type="paragraph" w:customStyle="1" w:styleId="2">
+  <w:style w:type="paragraph" w:customStyle="1" w:styleId="33">
     <w:name w:val="柴_标题2"/>
-    <w:basedOn w:val="Heading2"/>
-    <w:next w:val="a2"/>
-    <w:link w:val="2Char"/>
+    <w:basedOn w:val="3"/>
+    <w:next w:val="32"/>
+    <w:link w:val="47"/>
     <w:qFormat/>
+    <w:uiPriority w:val="0"/>
     <w:pPr>
       <w:spacing w:line="360" w:lineRule="auto"/>
     </w:pPr>
     <w:rPr>
-      <w:rFonts w:ascii="Arial" w:eastAsia="宋体" w:hAnsi="Arial"/>
+      <w:rFonts w:ascii="Arial" w:hAnsi="Arial" w:eastAsia="宋体"/>
       <w:sz w:val="28"/>
     </w:rPr>
   </w:style>
-  <w:style w:type="paragraph" w:customStyle="1" w:styleId="3">
+  <w:style w:type="paragraph" w:customStyle="1" w:styleId="34">
     <w:name w:val="柴_标题3"/>
-    <w:basedOn w:val="Heading3"/>
-    <w:next w:val="a2"/>
+    <w:basedOn w:val="4"/>
+    <w:next w:val="32"/>
     <w:qFormat/>
+    <w:uiPriority w:val="0"/>
     <w:pPr>
       <w:spacing w:line="360" w:lineRule="auto"/>
       <w:ind w:left="0" w:firstLine="472" w:firstLineChars="200"/>
     </w:pPr>
     <w:rPr>
-      <w:rFonts w:ascii="宋体" w:eastAsia="宋体" w:hAnsi="宋体" w:cs="宋体"/>
+      <w:rFonts w:ascii="宋体" w:hAnsi="宋体" w:eastAsia="宋体" w:cs="宋体"/>
       <w:spacing w:val="-2"/>
       <w:sz w:val="24"/>
       <w:szCs w:val="24"/>
     </w:rPr>
   </w:style>
-  <w:style w:type="paragraph" w:customStyle="1" w:styleId="a3">
+  <w:style w:type="paragraph" w:customStyle="1" w:styleId="35">
     <w:name w:val="柴_目录"/>
-    <w:basedOn w:val="Normal"/>
-    <w:next w:val="BodyText"/>
+    <w:basedOn w:val="1"/>
+    <w:next w:val="12"/>
     <w:qFormat/>
+    <w:uiPriority w:val="0"/>
     <w:pPr>
       <w:tabs>
         <w:tab w:val="right" w:leader="dot" w:pos="8442"/>
@@ -4855,59 +4968,64 @@
       <w:ind w:left="0" w:leftChars="0"/>
     </w:pPr>
     <w:rPr>
-      <w:rFonts w:ascii="Arial" w:eastAsia="Microsoft JhengHei" w:hAnsi="Arial"/>
+      <w:rFonts w:ascii="Arial" w:hAnsi="Arial" w:eastAsia="Microsoft JhengHei"/>
       <w:sz w:val="24"/>
     </w:rPr>
   </w:style>
-  <w:style w:type="paragraph" w:customStyle="1" w:styleId="WPSOffice1">
+  <w:style w:type="paragraph" w:customStyle="1" w:styleId="36">
     <w:name w:val="WPSOffice手动目录 1"/>
     <w:qFormat/>
+    <w:uiPriority w:val="0"/>
     <w:pPr>
       <w:ind w:leftChars="0"/>
     </w:pPr>
     <w:rPr>
-      <w:rFonts w:ascii="Times New Roman" w:eastAsia="宋体" w:hAnsi="Times New Roman" w:cs="Times New Roman"/>
+      <w:rFonts w:ascii="Times New Roman" w:hAnsi="Times New Roman" w:eastAsia="宋体" w:cs="Times New Roman"/>
       <w:sz w:val="20"/>
       <w:szCs w:val="20"/>
     </w:rPr>
   </w:style>
-  <w:style w:type="paragraph" w:customStyle="1" w:styleId="WPSOffice2">
+  <w:style w:type="paragraph" w:customStyle="1" w:styleId="37">
     <w:name w:val="WPSOffice手动目录 2"/>
     <w:qFormat/>
+    <w:uiPriority w:val="0"/>
     <w:pPr>
       <w:ind w:leftChars="200"/>
     </w:pPr>
     <w:rPr>
-      <w:rFonts w:ascii="Times New Roman" w:eastAsia="宋体" w:hAnsi="Times New Roman" w:cs="Times New Roman"/>
+      <w:rFonts w:ascii="Times New Roman" w:hAnsi="Times New Roman" w:eastAsia="宋体" w:cs="Times New Roman"/>
       <w:sz w:val="20"/>
       <w:szCs w:val="20"/>
     </w:rPr>
   </w:style>
-  <w:style w:type="paragraph" w:customStyle="1" w:styleId="WPSOffice3">
+  <w:style w:type="paragraph" w:customStyle="1" w:styleId="38">
     <w:name w:val="WPSOffice手动目录 3"/>
     <w:qFormat/>
+    <w:uiPriority w:val="0"/>
     <w:pPr>
       <w:ind w:leftChars="400"/>
     </w:pPr>
     <w:rPr>
-      <w:rFonts w:ascii="Times New Roman" w:eastAsia="宋体" w:hAnsi="Times New Roman" w:cs="Times New Roman"/>
+      <w:rFonts w:ascii="Times New Roman" w:hAnsi="Times New Roman" w:eastAsia="宋体" w:cs="Times New Roman"/>
       <w:sz w:val="20"/>
       <w:szCs w:val="20"/>
     </w:rPr>
   </w:style>
-  <w:style w:type="paragraph" w:customStyle="1" w:styleId="Compact">
+  <w:style w:type="paragraph" w:customStyle="1" w:styleId="39">
     <w:name w:val="Compact"/>
-    <w:basedOn w:val="BodyText"/>
+    <w:basedOn w:val="12"/>
     <w:qFormat/>
+    <w:uiPriority w:val="0"/>
     <w:pPr>
       <w:spacing w:before="36" w:after="36"/>
     </w:pPr>
   </w:style>
-  <w:style w:type="table" w:customStyle="1" w:styleId="Table">
+  <w:style w:type="table" w:customStyle="1" w:styleId="40">
     <w:name w:val="Table"/>
     <w:semiHidden/>
     <w:unhideWhenUsed/>
     <w:qFormat/>
+    <w:uiPriority w:val="0"/>
     <w:tblPr>
       <w:tblCellMar>
         <w:top w:w="0" w:type="dxa"/>
@@ -4919,26 +5037,28 @@
     <w:tblStylePr w:type="firstRow">
       <w:tcPr>
         <w:tcBorders>
-          <w:bottom w:val="single" w:sz="0" w:space="0" w:color="auto"/>
+          <w:bottom w:val="single" w:color="auto" w:sz="0" w:space="0"/>
         </w:tcBorders>
         <w:vAlign w:val="bottom"/>
       </w:tcPr>
     </w:tblStylePr>
   </w:style>
-  <w:style w:type="character" w:customStyle="1" w:styleId="1Char">
+  <w:style w:type="character" w:customStyle="1" w:styleId="41">
     <w:name w:val="柴_标题1 Char"/>
-    <w:link w:val="1"/>
+    <w:link w:val="31"/>
     <w:qFormat/>
+    <w:uiPriority w:val="0"/>
     <w:rPr>
-      <w:rFonts w:ascii="Arial" w:eastAsia="宋体" w:hAnsi="Arial"/>
+      <w:rFonts w:ascii="Arial" w:hAnsi="Arial" w:eastAsia="宋体"/>
       <w:sz w:val="32"/>
     </w:rPr>
   </w:style>
-  <w:style w:type="paragraph" w:customStyle="1" w:styleId="a4">
+  <w:style w:type="paragraph" w:customStyle="1" w:styleId="42">
     <w:name w:val="柴_正文_无缩进"/>
-    <w:basedOn w:val="Normal"/>
-    <w:link w:val="Char0"/>
+    <w:basedOn w:val="1"/>
+    <w:link w:val="46"/>
     <w:qFormat/>
+    <w:uiPriority w:val="0"/>
     <w:pPr>
       <w:ind w:firstLine="0" w:firstLineChars="0"/>
     </w:pPr>
@@ -4948,38 +5068,41 @@
       <w:lang w:eastAsia="zh-CN"/>
     </w:rPr>
   </w:style>
-  <w:style w:type="paragraph" w:customStyle="1" w:styleId="4">
+  <w:style w:type="paragraph" w:customStyle="1" w:styleId="43">
     <w:name w:val="柴_标题4"/>
-    <w:basedOn w:val="Heading4"/>
-    <w:next w:val="Normal"/>
+    <w:basedOn w:val="5"/>
+    <w:next w:val="1"/>
     <w:qFormat/>
+    <w:uiPriority w:val="0"/>
     <w:pPr>
       <w:widowControl w:val="0"/>
       <w:spacing w:before="160" w:line="360" w:lineRule="auto"/>
-      <w:ind w:left="981" w:hanging="862" w:leftChars="300"/>
+      <w:ind w:left="981" w:leftChars="300" w:hanging="862"/>
     </w:pPr>
     <w:rPr>
-      <w:rFonts w:ascii="Calibri" w:eastAsia="宋体" w:hAnsi="Calibri" w:cs="宋体" w:hint="eastAsia"/>
+      <w:rFonts w:hint="eastAsia" w:ascii="Calibri" w:hAnsi="Calibri" w:eastAsia="宋体" w:cs="宋体"/>
       <w:sz w:val="24"/>
       <w:szCs w:val="24"/>
       <w:lang w:eastAsia="zh-CN" w:bidi="zh-CN"/>
     </w:rPr>
   </w:style>
-  <w:style w:type="character" w:customStyle="1" w:styleId="Char">
+  <w:style w:type="character" w:customStyle="1" w:styleId="44">
     <w:name w:val="柴_正文 Char"/>
-    <w:link w:val="a2"/>
+    <w:link w:val="32"/>
     <w:qFormat/>
+    <w:uiPriority w:val="0"/>
     <w:rPr>
-      <w:rFonts w:ascii="Arial" w:eastAsia="宋体" w:hAnsi="Arial"/>
+      <w:rFonts w:ascii="Arial" w:hAnsi="Arial" w:eastAsia="宋体"/>
       <w:sz w:val="24"/>
       <w:lang w:eastAsia="zh-CN"/>
     </w:rPr>
   </w:style>
-  <w:style w:type="table" w:customStyle="1" w:styleId="TableNormal00">
+  <w:style w:type="table" w:customStyle="1" w:styleId="45">
     <w:name w:val="Table Normal_0_0"/>
     <w:semiHidden/>
     <w:unhideWhenUsed/>
     <w:qFormat/>
+    <w:uiPriority w:val="0"/>
     <w:tblPr>
       <w:tblCellMar>
         <w:top w:w="0" w:type="dxa"/>
@@ -4989,41 +5112,45 @@
       </w:tblCellMar>
     </w:tblPr>
   </w:style>
-  <w:style w:type="character" w:customStyle="1" w:styleId="Char0">
+  <w:style w:type="character" w:customStyle="1" w:styleId="46">
     <w:name w:val="柴_正文_无缩进 Char"/>
-    <w:link w:val="a4"/>
+    <w:link w:val="42"/>
     <w:qFormat/>
+    <w:uiPriority w:val="0"/>
     <w:rPr>
       <w:rFonts w:ascii="Arial" w:hAnsi="Arial"/>
       <w:sz w:val="24"/>
       <w:lang w:eastAsia="zh-CN"/>
     </w:rPr>
   </w:style>
-  <w:style w:type="character" w:customStyle="1" w:styleId="2Char">
+  <w:style w:type="character" w:customStyle="1" w:styleId="47">
     <w:name w:val="柴_标题2 Char"/>
-    <w:link w:val="2"/>
+    <w:link w:val="33"/>
     <w:qFormat/>
+    <w:uiPriority w:val="0"/>
     <w:rPr>
-      <w:rFonts w:ascii="Arial" w:eastAsia="宋体" w:hAnsi="Arial"/>
+      <w:rFonts w:ascii="Arial" w:hAnsi="Arial" w:eastAsia="宋体"/>
       <w:sz w:val="28"/>
     </w:rPr>
   </w:style>
-  <w:style w:type="character" w:customStyle="1" w:styleId="Char1">
+  <w:style w:type="character" w:customStyle="1" w:styleId="48">
     <w:name w:val="柴_题注 Char"/>
-    <w:link w:val="a5"/>
+    <w:link w:val="49"/>
     <w:qFormat/>
+    <w:uiPriority w:val="0"/>
   </w:style>
-  <w:style w:type="paragraph" w:customStyle="1" w:styleId="a5">
+  <w:style w:type="paragraph" w:customStyle="1" w:styleId="49">
     <w:name w:val="柴_题注"/>
-    <w:basedOn w:val="HTMLPreformatted"/>
-    <w:link w:val="Char1"/>
+    <w:basedOn w:val="19"/>
+    <w:link w:val="48"/>
     <w:qFormat/>
+    <w:uiPriority w:val="0"/>
     <w:pPr>
       <w:pBdr>
-        <w:top w:val="nil"/>
-        <w:left w:val="nil"/>
-        <w:bottom w:val="nil"/>
-        <w:right w:val="nil"/>
+        <w:top w:val="none" w:color="auto" w:sz="0" w:space="0"/>
+        <w:left w:val="none" w:color="auto" w:sz="0" w:space="0"/>
+        <w:bottom w:val="none" w:color="auto" w:sz="0" w:space="0"/>
+        <w:right w:val="none" w:color="auto" w:sz="0" w:space="0"/>
       </w:pBdr>
       <w:tabs>
         <w:tab w:val="left" w:pos="916"/>

--- a/8-资源管理/运行记录类文件/HFSJ-ITSS-0809-运维工具自评估报告.docx
+++ b/8-资源管理/运行记录类文件/HFSJ-ITSS-0809-运维工具自评估报告.docx
@@ -1241,6 +1241,12 @@
             <w:insideH w:val="none" w:color="auto" w:sz="0" w:space="0"/>
             <w:insideV w:val="none" w:color="auto" w:sz="0" w:space="0"/>
           </w:tblBorders>
+          <w:tblCellMar>
+            <w:top w:w="0" w:type="dxa"/>
+            <w:left w:w="108" w:type="dxa"/>
+            <w:bottom w:w="0" w:type="dxa"/>
+            <w:right w:w="108" w:type="dxa"/>
+          </w:tblCellMar>
         </w:tblPrEx>
         <w:trPr>
           <w:trHeight w:val="0" w:hRule="atLeast"/>
@@ -3694,16 +3700,7 @@
                 <w:rFonts w:hint="eastAsia"/>
                 <w:lang w:val="en-US" w:eastAsia="zh-CN"/>
               </w:rPr>
-              <w:t>华风数据</w:t>
-            </w:r>
-            <w:bookmarkStart w:id="1" w:name="_GoBack"/>
-            <w:bookmarkEnd w:id="1"/>
-            <w:r>
-              <w:rPr>
-                <w:rFonts w:hint="eastAsia"/>
-                <w:lang w:val="en-US" w:eastAsia="zh-CN"/>
-              </w:rPr>
-              <w:t>运维监控</w:t>
+              <w:t>华风数据运维监控</w:t>
             </w:r>
           </w:p>
         </w:tc>
@@ -3829,7 +3826,16 @@
               </w:rPr>
             </w:pPr>
             <w:r>
-              <w:t>图云科技运维监控平台的应用，有效提升了公司运维监控的覆盖面和及时性，缩短了故障发现和处理时间，为保障业务连续稳定运行提供了有力支撑。平台将持续迭代优化，不断提升运维自动化、智能化水平。</w:t>
+              <w:rPr>
+                <w:rFonts w:hint="eastAsia"/>
+                <w:lang w:val="en-US" w:eastAsia="zh-CN"/>
+              </w:rPr>
+              <w:t>华风数据</w:t>
+            </w:r>
+            <w:bookmarkStart w:id="1" w:name="_GoBack"/>
+            <w:bookmarkEnd w:id="1"/>
+            <w:r>
+              <w:t>运维监控平台的应用，有效提升了公司运维监控的覆盖面和及时性，缩短了故障发现和处理时间，为保障业务连续稳定运行提供了有力支撑。平台将持续迭代优化，不断提升运维自动化、智能化水平。</w:t>
             </w:r>
           </w:p>
         </w:tc>
